--- a/диплом/диплом Боозда.docx
+++ b/диплом/диплом Боозда.docx
@@ -119,7 +119,16 @@
           <w:szCs w:val="28"/>
           <w:lang w:val="ru-RU"/>
         </w:rPr>
-        <w:t>Кафедра микропроцессорных систем и сетей</w:t>
+        <w:t xml:space="preserve">Кафедра </w:t>
+      </w:r>
+      <w:r>
+        <w:rPr>
+          <w:rFonts w:ascii="Times New Roman" w:hAnsi="Times New Roman" w:cs="Times New Roman"/>
+          <w:sz w:val="28"/>
+          <w:szCs w:val="28"/>
+          <w:lang w:val="ru-RU"/>
+        </w:rPr>
+        <w:t>цифровых коммуникаций</w:t>
       </w:r>
     </w:p>
     <w:p>
@@ -302,17 +311,16 @@
         </w:rPr>
         <w:t>«</w:t>
       </w:r>
-      <w:proofErr w:type="spellStart"/>
       <w:r>
         <w:rPr>
           <w:rFonts w:ascii="Times New Roman" w:eastAsia="Times New Roman" w:hAnsi="Times New Roman" w:cs="Times New Roman"/>
           <w:b/>
           <w:sz w:val="28"/>
           <w:szCs w:val="28"/>
-        </w:rPr>
-        <w:t>Сайт</w:t>
-      </w:r>
-      <w:proofErr w:type="spellEnd"/>
+          <w:lang w:val="ru-RU"/>
+        </w:rPr>
+        <w:t xml:space="preserve">Сайт студии йоги </w:t>
+      </w:r>
       <w:r>
         <w:rPr>
           <w:rFonts w:ascii="Times New Roman" w:eastAsia="Times New Roman" w:hAnsi="Times New Roman" w:cs="Times New Roman"/>
@@ -320,77 +328,48 @@
           <w:sz w:val="28"/>
           <w:szCs w:val="28"/>
         </w:rPr>
-        <w:t xml:space="preserve"> </w:t>
-      </w:r>
-      <w:proofErr w:type="spellStart"/>
+        <w:t>Lotus</w:t>
+      </w:r>
       <w:r>
         <w:rPr>
           <w:rFonts w:ascii="Times New Roman" w:eastAsia="Times New Roman" w:hAnsi="Times New Roman" w:cs="Times New Roman"/>
           <w:b/>
           <w:sz w:val="28"/>
           <w:szCs w:val="28"/>
-        </w:rPr>
-        <w:t>студии</w:t>
-      </w:r>
-      <w:proofErr w:type="spellEnd"/>
-      <w:r>
+          <w:lang w:val="ru-RU"/>
+        </w:rPr>
+        <w:t xml:space="preserve"> 98</w:t>
+      </w:r>
+      <w:r>
+        <w:rPr>
+          <w:rFonts w:ascii="Times New Roman" w:hAnsi="Times New Roman" w:cs="Times New Roman"/>
+          <w:b/>
+          <w:sz w:val="28"/>
+          <w:szCs w:val="28"/>
+          <w:lang w:val="ru-RU"/>
+        </w:rPr>
+        <w:t>»</w:t>
+      </w:r>
+    </w:p>
+    <w:p>
+      <w:pPr>
+        <w:jc w:val="center"/>
+        <w:rPr>
+          <w:rFonts w:ascii="Times New Roman" w:hAnsi="Times New Roman" w:cs="Times New Roman"/>
+          <w:sz w:val="28"/>
+          <w:szCs w:val="28"/>
+          <w:lang w:val="ru-RU"/>
+        </w:rPr>
+      </w:pPr>
+    </w:p>
+    <w:p>
+      <w:pPr>
+        <w:jc w:val="center"/>
         <w:rPr>
           <w:rFonts w:ascii="Times New Roman" w:eastAsia="Times New Roman" w:hAnsi="Times New Roman" w:cs="Times New Roman"/>
-          <w:b/>
-          <w:sz w:val="28"/>
-          <w:szCs w:val="28"/>
-        </w:rPr>
-        <w:t xml:space="preserve"> </w:t>
-      </w:r>
-      <w:proofErr w:type="spellStart"/>
-      <w:r>
-        <w:rPr>
-          <w:rFonts w:ascii="Times New Roman" w:eastAsia="Times New Roman" w:hAnsi="Times New Roman" w:cs="Times New Roman"/>
-          <w:b/>
-          <w:sz w:val="28"/>
-          <w:szCs w:val="28"/>
-        </w:rPr>
-        <w:t>йоги</w:t>
-      </w:r>
-      <w:proofErr w:type="spellEnd"/>
-      <w:r>
-        <w:rPr>
-          <w:rFonts w:ascii="Times New Roman" w:eastAsia="Times New Roman" w:hAnsi="Times New Roman" w:cs="Times New Roman"/>
-          <w:b/>
-          <w:sz w:val="28"/>
-          <w:szCs w:val="28"/>
-        </w:rPr>
-        <w:t xml:space="preserve"> Lotus 98</w:t>
-      </w:r>
-      <w:r>
-        <w:rPr>
-          <w:rFonts w:ascii="Times New Roman" w:hAnsi="Times New Roman" w:cs="Times New Roman"/>
-          <w:b/>
-          <w:sz w:val="28"/>
-          <w:szCs w:val="28"/>
-          <w:lang w:val="ru-RU"/>
-        </w:rPr>
-        <w:t>»</w:t>
-      </w:r>
-    </w:p>
-    <w:p>
-      <w:pPr>
-        <w:jc w:val="center"/>
-        <w:rPr>
-          <w:rFonts w:ascii="Times New Roman" w:hAnsi="Times New Roman" w:cs="Times New Roman"/>
-          <w:sz w:val="28"/>
-          <w:szCs w:val="28"/>
-          <w:lang w:val="ru-RU"/>
-        </w:rPr>
-      </w:pPr>
-    </w:p>
-    <w:p>
-      <w:pPr>
-        <w:jc w:val="center"/>
-        <w:rPr>
-          <w:rFonts w:ascii="Times New Roman" w:eastAsia="Times New Roman" w:hAnsi="Times New Roman" w:cs="Times New Roman"/>
-          <w:sz w:val="28"/>
-          <w:szCs w:val="28"/>
+          <w:sz w:val="28"/>
+          <w:szCs w:val="28"/>
+          <w:lang w:val="ru-RU"/>
         </w:rPr>
       </w:pPr>
     </w:p>
@@ -703,6 +682,7 @@
           <w:rFonts w:ascii="Times New Roman" w:hAnsi="Times New Roman" w:cs="Times New Roman"/>
           <w:sz w:val="28"/>
           <w:szCs w:val="28"/>
+          <w:lang w:val="ru-RU"/>
         </w:rPr>
       </w:pPr>
       <w:r>
@@ -731,6 +711,7 @@
           <w:rFonts w:ascii="Times New Roman" w:hAnsi="Times New Roman" w:cs="Times New Roman"/>
           <w:sz w:val="28"/>
           <w:szCs w:val="28"/>
+          <w:lang w:val="ru-RU"/>
         </w:rPr>
       </w:pPr>
     </w:p>
@@ -741,13 +722,15 @@
           <w:rFonts w:ascii="Times New Roman" w:hAnsi="Times New Roman" w:cs="Times New Roman"/>
           <w:sz w:val="28"/>
           <w:szCs w:val="28"/>
-        </w:rPr>
-      </w:pPr>
-      <w:r>
-        <w:rPr>
-          <w:rFonts w:ascii="Times New Roman" w:hAnsi="Times New Roman" w:cs="Times New Roman"/>
-          <w:sz w:val="28"/>
-          <w:szCs w:val="28"/>
+          <w:lang w:val="ru-RU"/>
+        </w:rPr>
+      </w:pPr>
+      <w:r>
+        <w:rPr>
+          <w:rFonts w:ascii="Times New Roman" w:hAnsi="Times New Roman" w:cs="Times New Roman"/>
+          <w:sz w:val="28"/>
+          <w:szCs w:val="28"/>
+          <w:lang w:val="ru-RU"/>
         </w:rPr>
         <w:t>МИНСК 2026</w:t>
       </w:r>
@@ -757,14 +740,16 @@
         <w:jc w:val="both"/>
         <w:rPr>
           <w:rFonts w:ascii="Times New Roman" w:hAnsi="Times New Roman" w:cs="Times New Roman"/>
-          <w:sz w:val="28"/>
-          <w:szCs w:val="28"/>
-          <w:lang w:val="ru-RU"/>
-        </w:rPr>
-      </w:pPr>
-      <w:r>
-        <w:rPr>
-          <w:rFonts w:ascii="Times New Roman" w:hAnsi="Times New Roman" w:cs="Times New Roman"/>
+          <w:b/>
+          <w:sz w:val="28"/>
+          <w:szCs w:val="28"/>
+          <w:lang w:val="ru-RU"/>
+        </w:rPr>
+      </w:pPr>
+      <w:r>
+        <w:rPr>
+          <w:rFonts w:ascii="Times New Roman" w:hAnsi="Times New Roman" w:cs="Times New Roman"/>
+          <w:b/>
           <w:sz w:val="28"/>
           <w:szCs w:val="28"/>
           <w:lang w:val="ru-RU"/>
@@ -778,14 +763,16 @@
         <w:jc w:val="both"/>
         <w:rPr>
           <w:rFonts w:ascii="Times New Roman" w:hAnsi="Times New Roman" w:cs="Times New Roman"/>
-          <w:sz w:val="28"/>
-          <w:szCs w:val="28"/>
-          <w:lang w:val="ru-RU"/>
-        </w:rPr>
-      </w:pPr>
-      <w:r>
-        <w:rPr>
-          <w:rFonts w:ascii="Times New Roman" w:hAnsi="Times New Roman" w:cs="Times New Roman"/>
+          <w:b/>
+          <w:sz w:val="28"/>
+          <w:szCs w:val="28"/>
+          <w:lang w:val="ru-RU"/>
+        </w:rPr>
+      </w:pPr>
+      <w:r>
+        <w:rPr>
+          <w:rFonts w:ascii="Times New Roman" w:hAnsi="Times New Roman" w:cs="Times New Roman"/>
+          <w:b/>
           <w:sz w:val="28"/>
           <w:szCs w:val="28"/>
           <w:lang w:val="ru-RU"/>
@@ -798,14 +785,16 @@
         <w:jc w:val="both"/>
         <w:rPr>
           <w:rFonts w:ascii="Times New Roman" w:hAnsi="Times New Roman" w:cs="Times New Roman"/>
-          <w:sz w:val="28"/>
-          <w:szCs w:val="28"/>
-          <w:lang w:val="ru-RU"/>
-        </w:rPr>
-      </w:pPr>
-      <w:r>
-        <w:rPr>
-          <w:rFonts w:ascii="Times New Roman" w:hAnsi="Times New Roman" w:cs="Times New Roman"/>
+          <w:b/>
+          <w:sz w:val="28"/>
+          <w:szCs w:val="28"/>
+          <w:lang w:val="ru-RU"/>
+        </w:rPr>
+      </w:pPr>
+      <w:r>
+        <w:rPr>
+          <w:rFonts w:ascii="Times New Roman" w:hAnsi="Times New Roman" w:cs="Times New Roman"/>
+          <w:b/>
           <w:sz w:val="28"/>
           <w:szCs w:val="28"/>
           <w:lang w:val="ru-RU"/>
@@ -818,582 +807,8135 @@
         <w:jc w:val="both"/>
         <w:rPr>
           <w:rFonts w:ascii="Times New Roman" w:hAnsi="Times New Roman" w:cs="Times New Roman"/>
-          <w:sz w:val="28"/>
-          <w:szCs w:val="28"/>
-          <w:lang w:val="ru-RU"/>
-        </w:rPr>
-      </w:pPr>
-      <w:r>
-        <w:rPr>
-          <w:rFonts w:ascii="Times New Roman" w:hAnsi="Times New Roman" w:cs="Times New Roman"/>
+          <w:b/>
+          <w:sz w:val="28"/>
+          <w:szCs w:val="28"/>
+          <w:lang w:val="ru-RU"/>
+        </w:rPr>
+      </w:pPr>
+      <w:r>
+        <w:rPr>
+          <w:rFonts w:ascii="Times New Roman" w:hAnsi="Times New Roman" w:cs="Times New Roman"/>
+          <w:b/>
           <w:sz w:val="28"/>
           <w:szCs w:val="28"/>
           <w:lang w:val="ru-RU"/>
         </w:rPr>
         <w:t>1.3 Анализ сайтов конкурентов............................................................................9</w:t>
       </w:r>
+    </w:p>
+    <w:p>
+      <w:pPr>
+        <w:jc w:val="both"/>
+        <w:rPr>
+          <w:rFonts w:ascii="Times New Roman" w:hAnsi="Times New Roman" w:cs="Times New Roman"/>
+          <w:b/>
+          <w:sz w:val="28"/>
+          <w:szCs w:val="28"/>
+          <w:lang w:val="ru-RU"/>
+        </w:rPr>
+      </w:pPr>
+      <w:r>
+        <w:rPr>
+          <w:rFonts w:ascii="Times New Roman" w:hAnsi="Times New Roman" w:cs="Times New Roman"/>
+          <w:b/>
+          <w:sz w:val="28"/>
+          <w:szCs w:val="28"/>
+          <w:lang w:val="ru-RU"/>
+        </w:rPr>
+        <w:t>1.4 Бриф и техническое задание на разработку сайта......................................15</w:t>
+      </w:r>
+    </w:p>
+    <w:p>
+      <w:pPr>
+        <w:jc w:val="both"/>
+        <w:rPr>
+          <w:rFonts w:ascii="Times New Roman" w:hAnsi="Times New Roman" w:cs="Times New Roman"/>
+          <w:sz w:val="28"/>
+          <w:szCs w:val="28"/>
+          <w:lang w:val="ru-RU"/>
+        </w:rPr>
+      </w:pPr>
+      <w:r>
+        <w:rPr>
+          <w:rFonts w:ascii="Times New Roman" w:hAnsi="Times New Roman" w:cs="Times New Roman"/>
+          <w:sz w:val="28"/>
+          <w:szCs w:val="28"/>
+          <w:lang w:val="ru-RU"/>
+        </w:rPr>
+        <w:t>2 Проектирование сайта ............................................................................................26</w:t>
+      </w:r>
+    </w:p>
+    <w:p>
+      <w:pPr>
+        <w:jc w:val="both"/>
+        <w:rPr>
+          <w:rFonts w:ascii="Times New Roman" w:hAnsi="Times New Roman" w:cs="Times New Roman"/>
+          <w:sz w:val="28"/>
+          <w:szCs w:val="28"/>
+          <w:lang w:val="ru-RU"/>
+        </w:rPr>
+      </w:pPr>
+      <w:r>
+        <w:rPr>
+          <w:rFonts w:ascii="Times New Roman" w:hAnsi="Times New Roman" w:cs="Times New Roman"/>
+          <w:sz w:val="28"/>
+          <w:szCs w:val="28"/>
+          <w:lang w:val="ru-RU"/>
+        </w:rPr>
+        <w:t>2.1 Проектирование информационной структуры сайта .................................26</w:t>
+      </w:r>
+    </w:p>
+    <w:p>
+      <w:pPr>
+        <w:jc w:val="both"/>
+        <w:rPr>
+          <w:rFonts w:ascii="Times New Roman" w:hAnsi="Times New Roman" w:cs="Times New Roman"/>
+          <w:sz w:val="28"/>
+          <w:szCs w:val="28"/>
+          <w:lang w:val="ru-RU"/>
+        </w:rPr>
+      </w:pPr>
+      <w:r>
+        <w:rPr>
+          <w:rFonts w:ascii="Times New Roman" w:hAnsi="Times New Roman" w:cs="Times New Roman"/>
+          <w:sz w:val="28"/>
+          <w:szCs w:val="28"/>
+          <w:lang w:val="ru-RU"/>
+        </w:rPr>
+        <w:t>2.2 Разработка визуального стиля и дизайн-концепции..................................32</w:t>
+      </w:r>
+    </w:p>
+    <w:p>
+      <w:pPr>
+        <w:jc w:val="both"/>
+        <w:rPr>
+          <w:rFonts w:ascii="Times New Roman" w:hAnsi="Times New Roman" w:cs="Times New Roman"/>
+          <w:sz w:val="28"/>
+          <w:szCs w:val="28"/>
+          <w:lang w:val="ru-RU"/>
+        </w:rPr>
+      </w:pPr>
+      <w:r>
+        <w:rPr>
+          <w:rFonts w:ascii="Times New Roman" w:hAnsi="Times New Roman" w:cs="Times New Roman"/>
+          <w:sz w:val="28"/>
+          <w:szCs w:val="28"/>
+          <w:lang w:val="ru-RU"/>
+        </w:rPr>
+        <w:t>2.3 Проектирование пользовательского интерфейса .......................................33</w:t>
+      </w:r>
+    </w:p>
+    <w:p>
+      <w:pPr>
+        <w:jc w:val="both"/>
+        <w:rPr>
+          <w:rFonts w:ascii="Times New Roman" w:hAnsi="Times New Roman" w:cs="Times New Roman"/>
+          <w:sz w:val="28"/>
+          <w:szCs w:val="28"/>
+          <w:lang w:val="ru-RU"/>
+        </w:rPr>
+      </w:pPr>
+      <w:r>
+        <w:rPr>
+          <w:rFonts w:ascii="Times New Roman" w:hAnsi="Times New Roman" w:cs="Times New Roman"/>
+          <w:sz w:val="28"/>
+          <w:szCs w:val="28"/>
+          <w:lang w:val="ru-RU"/>
+        </w:rPr>
+        <w:t>2.4 Создание прототипов и макетов ключевых страниц .................................35</w:t>
+      </w:r>
+    </w:p>
+    <w:p>
+      <w:pPr>
+        <w:jc w:val="both"/>
+        <w:rPr>
+          <w:rFonts w:ascii="Times New Roman" w:hAnsi="Times New Roman" w:cs="Times New Roman"/>
+          <w:sz w:val="28"/>
+          <w:szCs w:val="28"/>
+          <w:lang w:val="ru-RU"/>
+        </w:rPr>
+      </w:pPr>
+      <w:r>
+        <w:rPr>
+          <w:rFonts w:ascii="Times New Roman" w:hAnsi="Times New Roman" w:cs="Times New Roman"/>
+          <w:sz w:val="28"/>
+          <w:szCs w:val="28"/>
+          <w:lang w:val="ru-RU"/>
+        </w:rPr>
+        <w:t>3 Разработка сайта......................................................................................................43</w:t>
+      </w:r>
+    </w:p>
+    <w:p>
+      <w:pPr>
+        <w:jc w:val="both"/>
+        <w:rPr>
+          <w:rFonts w:ascii="Times New Roman" w:hAnsi="Times New Roman" w:cs="Times New Roman"/>
+          <w:sz w:val="28"/>
+          <w:szCs w:val="28"/>
+          <w:lang w:val="ru-RU"/>
+        </w:rPr>
+      </w:pPr>
+      <w:r>
+        <w:rPr>
+          <w:rFonts w:ascii="Times New Roman" w:hAnsi="Times New Roman" w:cs="Times New Roman"/>
+          <w:sz w:val="28"/>
+          <w:szCs w:val="28"/>
+          <w:lang w:val="ru-RU"/>
+        </w:rPr>
+        <w:t>3.1 Выбор технологий для разработки сайта ....................................................43</w:t>
+      </w:r>
+    </w:p>
+    <w:p>
+      <w:pPr>
+        <w:jc w:val="both"/>
+        <w:rPr>
+          <w:rFonts w:ascii="Times New Roman" w:hAnsi="Times New Roman" w:cs="Times New Roman"/>
+          <w:sz w:val="28"/>
+          <w:szCs w:val="28"/>
+          <w:lang w:val="ru-RU"/>
+        </w:rPr>
+      </w:pPr>
+      <w:r>
+        <w:rPr>
+          <w:rFonts w:ascii="Times New Roman" w:hAnsi="Times New Roman" w:cs="Times New Roman"/>
+          <w:sz w:val="28"/>
+          <w:szCs w:val="28"/>
+          <w:lang w:val="ru-RU"/>
+        </w:rPr>
+        <w:t>3.2 Разработка базы данных ...............................................................................45</w:t>
+      </w:r>
+    </w:p>
+    <w:p>
+      <w:pPr>
+        <w:jc w:val="both"/>
+        <w:rPr>
+          <w:rFonts w:ascii="Times New Roman" w:hAnsi="Times New Roman" w:cs="Times New Roman"/>
+          <w:sz w:val="28"/>
+          <w:szCs w:val="28"/>
+          <w:lang w:val="ru-RU"/>
+        </w:rPr>
+      </w:pPr>
+      <w:r>
+        <w:rPr>
+          <w:rFonts w:ascii="Times New Roman" w:hAnsi="Times New Roman" w:cs="Times New Roman"/>
+          <w:sz w:val="28"/>
+          <w:szCs w:val="28"/>
+          <w:lang w:val="ru-RU"/>
+        </w:rPr>
+        <w:t>3.3 Разработка ключевых модулей системы .....................................................48</w:t>
+      </w:r>
+    </w:p>
+    <w:p>
+      <w:pPr>
+        <w:jc w:val="both"/>
+        <w:rPr>
+          <w:rFonts w:ascii="Times New Roman" w:hAnsi="Times New Roman" w:cs="Times New Roman"/>
+          <w:sz w:val="28"/>
+          <w:szCs w:val="28"/>
+          <w:lang w:val="ru-RU"/>
+        </w:rPr>
+      </w:pPr>
+      <w:r>
+        <w:rPr>
+          <w:rFonts w:ascii="Times New Roman" w:hAnsi="Times New Roman" w:cs="Times New Roman"/>
+          <w:sz w:val="28"/>
+          <w:szCs w:val="28"/>
+          <w:lang w:val="ru-RU"/>
+        </w:rPr>
+        <w:t>4 Тестирование сайта.................................................................................................52</w:t>
+      </w:r>
+    </w:p>
+    <w:p>
+      <w:pPr>
+        <w:jc w:val="both"/>
+        <w:rPr>
+          <w:rFonts w:ascii="Times New Roman" w:hAnsi="Times New Roman" w:cs="Times New Roman"/>
+          <w:sz w:val="28"/>
+          <w:szCs w:val="28"/>
+          <w:lang w:val="ru-RU"/>
+        </w:rPr>
+      </w:pPr>
+      <w:r>
+        <w:rPr>
+          <w:rFonts w:ascii="Times New Roman" w:hAnsi="Times New Roman" w:cs="Times New Roman"/>
+          <w:sz w:val="28"/>
+          <w:szCs w:val="28"/>
+          <w:lang w:val="ru-RU"/>
+        </w:rPr>
+        <w:t>4.1 Выбор методологии тестирования .................................................................52</w:t>
+      </w:r>
+    </w:p>
+    <w:p>
+      <w:pPr>
+        <w:jc w:val="both"/>
+        <w:rPr>
+          <w:rFonts w:ascii="Times New Roman" w:hAnsi="Times New Roman" w:cs="Times New Roman"/>
+          <w:sz w:val="28"/>
+          <w:szCs w:val="28"/>
+          <w:lang w:val="ru-RU"/>
+        </w:rPr>
+      </w:pPr>
+      <w:r>
+        <w:rPr>
+          <w:rFonts w:ascii="Times New Roman" w:hAnsi="Times New Roman" w:cs="Times New Roman"/>
+          <w:sz w:val="28"/>
+          <w:szCs w:val="28"/>
+          <w:lang w:val="ru-RU"/>
+        </w:rPr>
+        <w:t>4.2 Функциональное тестирование ......................................................................53</w:t>
+      </w:r>
+    </w:p>
+    <w:p>
+      <w:pPr>
+        <w:jc w:val="both"/>
+        <w:rPr>
+          <w:rFonts w:ascii="Times New Roman" w:hAnsi="Times New Roman" w:cs="Times New Roman"/>
+          <w:sz w:val="28"/>
+          <w:szCs w:val="28"/>
+          <w:lang w:val="ru-RU"/>
+        </w:rPr>
+      </w:pPr>
+      <w:r>
+        <w:rPr>
+          <w:rFonts w:ascii="Times New Roman" w:hAnsi="Times New Roman" w:cs="Times New Roman"/>
+          <w:sz w:val="28"/>
+          <w:szCs w:val="28"/>
+          <w:lang w:val="ru-RU"/>
+        </w:rPr>
+        <w:t>4.3 Конфигурационное тестирование ..................................................................55</w:t>
+      </w:r>
+    </w:p>
+    <w:p>
+      <w:pPr>
+        <w:jc w:val="both"/>
+        <w:rPr>
+          <w:rFonts w:ascii="Times New Roman" w:hAnsi="Times New Roman" w:cs="Times New Roman"/>
+          <w:sz w:val="28"/>
+          <w:szCs w:val="28"/>
+          <w:lang w:val="ru-RU"/>
+        </w:rPr>
+      </w:pPr>
+      <w:r>
+        <w:rPr>
+          <w:rFonts w:ascii="Times New Roman" w:hAnsi="Times New Roman" w:cs="Times New Roman"/>
+          <w:sz w:val="28"/>
+          <w:szCs w:val="28"/>
+          <w:lang w:val="ru-RU"/>
+        </w:rPr>
+        <w:t xml:space="preserve">4.4 Юзабилити-тестирование................................................................................56 </w:t>
+      </w:r>
+    </w:p>
+    <w:p>
+      <w:pPr>
+        <w:jc w:val="both"/>
+        <w:rPr>
+          <w:rFonts w:ascii="Times New Roman" w:hAnsi="Times New Roman" w:cs="Times New Roman"/>
+          <w:sz w:val="28"/>
+          <w:szCs w:val="28"/>
+          <w:lang w:val="ru-RU"/>
+        </w:rPr>
+      </w:pPr>
+      <w:r>
+        <w:rPr>
+          <w:rFonts w:ascii="Times New Roman" w:hAnsi="Times New Roman" w:cs="Times New Roman"/>
+          <w:sz w:val="28"/>
+          <w:szCs w:val="28"/>
+          <w:lang w:val="ru-RU"/>
+        </w:rPr>
+        <w:t>4.5 Анализ результатов тестирования .................................................................57</w:t>
+      </w:r>
+    </w:p>
+    <w:p>
+      <w:pPr>
+        <w:jc w:val="both"/>
+        <w:rPr>
+          <w:rFonts w:ascii="Times New Roman" w:hAnsi="Times New Roman" w:cs="Times New Roman"/>
+          <w:sz w:val="28"/>
+          <w:szCs w:val="28"/>
+          <w:lang w:val="ru-RU"/>
+        </w:rPr>
+      </w:pPr>
+      <w:r>
+        <w:rPr>
+          <w:rFonts w:ascii="Times New Roman" w:hAnsi="Times New Roman" w:cs="Times New Roman"/>
+          <w:sz w:val="28"/>
+          <w:szCs w:val="28"/>
+          <w:lang w:val="ru-RU"/>
+        </w:rPr>
+        <w:t>5 Позиционирование и продвижение сайта в сети Интернет................................58</w:t>
+      </w:r>
+    </w:p>
+    <w:p>
+      <w:pPr>
+        <w:jc w:val="both"/>
+        <w:rPr>
+          <w:rFonts w:ascii="Times New Roman" w:hAnsi="Times New Roman" w:cs="Times New Roman"/>
+          <w:sz w:val="28"/>
+          <w:szCs w:val="28"/>
+          <w:lang w:val="ru-RU"/>
+        </w:rPr>
+      </w:pPr>
+      <w:r>
+        <w:rPr>
+          <w:rFonts w:ascii="Times New Roman" w:hAnsi="Times New Roman" w:cs="Times New Roman"/>
+          <w:sz w:val="28"/>
+          <w:szCs w:val="28"/>
+          <w:lang w:val="ru-RU"/>
+        </w:rPr>
+        <w:t>5.1 Выбор и регистрация доменного имени......................................................58</w:t>
+      </w:r>
+    </w:p>
+    <w:p>
+      <w:pPr>
+        <w:jc w:val="both"/>
+        <w:rPr>
+          <w:rFonts w:ascii="Times New Roman" w:hAnsi="Times New Roman" w:cs="Times New Roman"/>
+          <w:sz w:val="28"/>
+          <w:szCs w:val="28"/>
+          <w:lang w:val="ru-RU"/>
+        </w:rPr>
+      </w:pPr>
+      <w:r>
+        <w:rPr>
+          <w:rFonts w:ascii="Times New Roman" w:hAnsi="Times New Roman" w:cs="Times New Roman"/>
+          <w:sz w:val="28"/>
+          <w:szCs w:val="28"/>
+          <w:lang w:val="ru-RU"/>
+        </w:rPr>
+        <w:t>5.2 Разработка базовой стратегии продвижения ..............................................59</w:t>
+      </w:r>
+    </w:p>
+    <w:p>
+      <w:pPr>
+        <w:jc w:val="both"/>
+        <w:rPr>
+          <w:rFonts w:ascii="Times New Roman" w:hAnsi="Times New Roman" w:cs="Times New Roman"/>
+          <w:sz w:val="28"/>
+          <w:szCs w:val="28"/>
+          <w:lang w:val="ru-RU"/>
+        </w:rPr>
+      </w:pPr>
+      <w:r>
+        <w:rPr>
+          <w:rFonts w:ascii="Times New Roman" w:hAnsi="Times New Roman" w:cs="Times New Roman"/>
+          <w:sz w:val="28"/>
+          <w:szCs w:val="28"/>
+          <w:lang w:val="ru-RU"/>
+        </w:rPr>
+        <w:t>Заключение .................................................................................................................61</w:t>
+      </w:r>
+    </w:p>
+    <w:p>
+      <w:pPr>
+        <w:jc w:val="both"/>
+        <w:rPr>
+          <w:rFonts w:ascii="Times New Roman" w:hAnsi="Times New Roman" w:cs="Times New Roman"/>
+          <w:sz w:val="28"/>
+          <w:szCs w:val="28"/>
+          <w:lang w:val="ru-RU"/>
+        </w:rPr>
+      </w:pPr>
+      <w:r>
+        <w:rPr>
+          <w:rFonts w:ascii="Times New Roman" w:hAnsi="Times New Roman" w:cs="Times New Roman"/>
+          <w:sz w:val="28"/>
+          <w:szCs w:val="28"/>
+          <w:lang w:val="ru-RU"/>
+        </w:rPr>
+        <w:t>Список использованных источников.......................................................................62</w:t>
+      </w:r>
+    </w:p>
+    <w:p>
+      <w:pPr>
+        <w:jc w:val="both"/>
+        <w:rPr>
+          <w:rFonts w:ascii="Times New Roman" w:hAnsi="Times New Roman" w:cs="Times New Roman"/>
+          <w:sz w:val="28"/>
+          <w:szCs w:val="28"/>
+          <w:lang w:val="ru-RU"/>
+        </w:rPr>
+      </w:pPr>
+      <w:r>
+        <w:rPr>
+          <w:rFonts w:ascii="Times New Roman" w:hAnsi="Times New Roman" w:cs="Times New Roman"/>
+          <w:sz w:val="28"/>
+          <w:szCs w:val="28"/>
+          <w:lang w:val="ru-RU"/>
+        </w:rPr>
+        <w:t>Приложение А. Листинг кода ...................................................................................63</w:t>
+      </w:r>
+    </w:p>
+    <w:p>
+      <w:pPr>
+        <w:jc w:val="both"/>
+        <w:rPr>
+          <w:rFonts w:ascii="Times New Roman" w:hAnsi="Times New Roman" w:cs="Times New Roman"/>
+          <w:sz w:val="28"/>
+          <w:szCs w:val="28"/>
+          <w:lang w:val="ru-RU"/>
+        </w:rPr>
+      </w:pPr>
+    </w:p>
+    <w:p>
+      <w:pPr>
+        <w:pStyle w:val="a3"/>
+        <w:numPr>
+          <w:ilvl w:val="0"/>
+          <w:numId w:val="2"/>
+        </w:numPr>
+        <w:spacing w:after="0" w:line="480" w:lineRule="auto"/>
+        <w:jc w:val="both"/>
+        <w:rPr>
+          <w:rFonts w:ascii="Times New Roman" w:hAnsi="Times New Roman" w:cs="Times New Roman"/>
+          <w:b/>
+          <w:sz w:val="28"/>
+          <w:szCs w:val="28"/>
+          <w:lang w:val="ru-RU"/>
+        </w:rPr>
+      </w:pPr>
+      <w:r>
+        <w:rPr>
+          <w:rFonts w:ascii="Times New Roman" w:hAnsi="Times New Roman" w:cs="Times New Roman"/>
+          <w:b/>
+          <w:sz w:val="28"/>
+          <w:szCs w:val="28"/>
+          <w:lang w:val="ru-RU"/>
+        </w:rPr>
+        <w:t>Анализ предметной области и составление технического задания</w:t>
+      </w:r>
+    </w:p>
+    <w:p>
+      <w:pPr>
+        <w:spacing w:after="0" w:line="480" w:lineRule="auto"/>
+        <w:ind w:left="720"/>
+        <w:jc w:val="both"/>
+        <w:rPr>
+          <w:rFonts w:ascii="Times New Roman" w:hAnsi="Times New Roman" w:cs="Times New Roman"/>
+          <w:b/>
+          <w:sz w:val="28"/>
+          <w:szCs w:val="28"/>
+          <w:lang w:val="ru-RU"/>
+        </w:rPr>
+      </w:pPr>
+      <w:r>
+        <w:rPr>
+          <w:rFonts w:ascii="Times New Roman" w:hAnsi="Times New Roman" w:cs="Times New Roman"/>
+          <w:b/>
+          <w:sz w:val="28"/>
+          <w:szCs w:val="28"/>
+          <w:lang w:val="ru-RU"/>
+        </w:rPr>
+        <w:t xml:space="preserve">1.1 </w:t>
+      </w:r>
+      <w:r>
+        <w:rPr>
+          <w:rFonts w:ascii="Times New Roman" w:hAnsi="Times New Roman" w:cs="Times New Roman"/>
+          <w:b/>
+          <w:sz w:val="28"/>
+          <w:szCs w:val="28"/>
+          <w:lang w:val="ru-RU"/>
+        </w:rPr>
+        <w:t>Определение целей и задач сайта</w:t>
+      </w:r>
+    </w:p>
+    <w:p>
+      <w:pPr>
+        <w:spacing w:after="0" w:line="360" w:lineRule="auto"/>
+        <w:ind w:firstLine="720"/>
+        <w:jc w:val="both"/>
+        <w:rPr>
+          <w:rFonts w:ascii="Times New Roman" w:hAnsi="Times New Roman" w:cs="Times New Roman"/>
+          <w:sz w:val="28"/>
+          <w:szCs w:val="28"/>
+          <w:lang w:val="ru-RU"/>
+        </w:rPr>
+      </w:pPr>
+      <w:r>
+        <w:rPr>
+          <w:rFonts w:ascii="Times New Roman" w:hAnsi="Times New Roman" w:cs="Times New Roman"/>
+          <w:sz w:val="28"/>
+          <w:szCs w:val="28"/>
+          <w:lang w:val="ru-RU"/>
+        </w:rPr>
+        <w:t xml:space="preserve">Предметной областью дипломного проекта является сфера </w:t>
+      </w:r>
+      <w:proofErr w:type="spellStart"/>
+      <w:r>
+        <w:rPr>
+          <w:rFonts w:ascii="Times New Roman" w:hAnsi="Times New Roman" w:cs="Times New Roman"/>
+          <w:sz w:val="28"/>
+          <w:szCs w:val="28"/>
+          <w:lang w:val="ru-RU"/>
+        </w:rPr>
+        <w:t>wellness</w:t>
+      </w:r>
+      <w:proofErr w:type="spellEnd"/>
+      <w:r>
+        <w:rPr>
+          <w:rFonts w:ascii="Times New Roman" w:hAnsi="Times New Roman" w:cs="Times New Roman"/>
+          <w:sz w:val="28"/>
+          <w:szCs w:val="28"/>
+          <w:lang w:val="ru-RU"/>
+        </w:rPr>
+        <w:t>-услуг, в частности рынок йога-студий в г. Минске. В последние годы индустрия здоровья и благополучия демонстрирует устойчивый рост. Согласно исследованиям потребительского поведения, современные городские жители испытывают высокий уровень стресса и ищут так называемые «третьи места» — пространства вне дома и офиса, где можно восстановить ментальное и физическое равновесие. Йога в этом контексте трансформируется из чисто спортивной дисциплины в комплексный инструмент заботы о себе (</w:t>
+      </w:r>
+      <w:proofErr w:type="spellStart"/>
+      <w:r>
+        <w:rPr>
+          <w:rFonts w:ascii="Times New Roman" w:hAnsi="Times New Roman" w:cs="Times New Roman"/>
+          <w:sz w:val="28"/>
+          <w:szCs w:val="28"/>
+          <w:lang w:val="ru-RU"/>
+        </w:rPr>
+        <w:t>self-care</w:t>
+      </w:r>
+      <w:proofErr w:type="spellEnd"/>
+      <w:r>
+        <w:rPr>
+          <w:rFonts w:ascii="Times New Roman" w:hAnsi="Times New Roman" w:cs="Times New Roman"/>
+          <w:sz w:val="28"/>
+          <w:szCs w:val="28"/>
+          <w:lang w:val="ru-RU"/>
+        </w:rPr>
+        <w:t>) и эскапизма от городской суеты.</w:t>
+      </w:r>
+    </w:p>
+    <w:p>
+      <w:pPr>
+        <w:spacing w:after="0" w:line="360" w:lineRule="auto"/>
+        <w:ind w:firstLine="720"/>
+        <w:jc w:val="both"/>
+        <w:rPr>
+          <w:rFonts w:ascii="Times New Roman" w:hAnsi="Times New Roman" w:cs="Times New Roman"/>
+          <w:sz w:val="28"/>
+          <w:szCs w:val="28"/>
+          <w:lang w:val="ru-RU"/>
+        </w:rPr>
+      </w:pPr>
+      <w:r>
+        <w:rPr>
+          <w:rFonts w:ascii="Times New Roman" w:hAnsi="Times New Roman" w:cs="Times New Roman"/>
+          <w:sz w:val="28"/>
+          <w:szCs w:val="28"/>
+          <w:lang w:val="ru-RU"/>
+        </w:rPr>
+        <w:t>Анализ существующих веб-ресурсов минских и зарубежных йога-студий показывает, что большинство цифровых продуктов в данной нише делится на два типа:</w:t>
+      </w:r>
+    </w:p>
+    <w:p>
+      <w:pPr>
+        <w:spacing w:after="0" w:line="360" w:lineRule="auto"/>
+        <w:ind w:firstLine="720"/>
+        <w:jc w:val="both"/>
+        <w:rPr>
+          <w:rFonts w:ascii="Times New Roman" w:hAnsi="Times New Roman" w:cs="Times New Roman"/>
+          <w:sz w:val="28"/>
+          <w:szCs w:val="28"/>
+          <w:lang w:val="ru-RU"/>
+        </w:rPr>
+      </w:pPr>
+      <w:r>
+        <w:rPr>
+          <w:rFonts w:ascii="Times New Roman" w:hAnsi="Times New Roman" w:cs="Times New Roman"/>
+          <w:sz w:val="28"/>
+          <w:szCs w:val="28"/>
+          <w:lang w:val="ru-RU"/>
+        </w:rPr>
+        <w:t xml:space="preserve">Информационно-справочные порталы, где основной упор делается на расписание и систему онлайн-бронирования (часто это интегрированные </w:t>
+      </w:r>
+      <w:proofErr w:type="spellStart"/>
+      <w:r>
+        <w:rPr>
+          <w:rFonts w:ascii="Times New Roman" w:hAnsi="Times New Roman" w:cs="Times New Roman"/>
+          <w:sz w:val="28"/>
+          <w:szCs w:val="28"/>
+          <w:lang w:val="ru-RU"/>
+        </w:rPr>
+        <w:t>виджеты</w:t>
+      </w:r>
+      <w:proofErr w:type="spellEnd"/>
+      <w:r>
+        <w:rPr>
+          <w:rFonts w:ascii="Times New Roman" w:hAnsi="Times New Roman" w:cs="Times New Roman"/>
+          <w:sz w:val="28"/>
+          <w:szCs w:val="28"/>
+          <w:lang w:val="ru-RU"/>
+        </w:rPr>
+        <w:t xml:space="preserve"> сторонних CRM, таких как </w:t>
+      </w:r>
+      <w:proofErr w:type="spellStart"/>
+      <w:r>
+        <w:rPr>
+          <w:rFonts w:ascii="Times New Roman" w:hAnsi="Times New Roman" w:cs="Times New Roman"/>
+          <w:sz w:val="28"/>
+          <w:szCs w:val="28"/>
+          <w:lang w:val="ru-RU"/>
+        </w:rPr>
+        <w:t>YClients</w:t>
+      </w:r>
+      <w:proofErr w:type="spellEnd"/>
+      <w:r>
+        <w:rPr>
+          <w:rFonts w:ascii="Times New Roman" w:hAnsi="Times New Roman" w:cs="Times New Roman"/>
+          <w:sz w:val="28"/>
+          <w:szCs w:val="28"/>
+          <w:lang w:val="ru-RU"/>
+        </w:rPr>
+        <w:t xml:space="preserve"> или </w:t>
+      </w:r>
+      <w:proofErr w:type="spellStart"/>
+      <w:r>
+        <w:rPr>
+          <w:rFonts w:ascii="Times New Roman" w:hAnsi="Times New Roman" w:cs="Times New Roman"/>
+          <w:sz w:val="28"/>
+          <w:szCs w:val="28"/>
+          <w:lang w:val="ru-RU"/>
+        </w:rPr>
+        <w:t>Dikidi</w:t>
+      </w:r>
+      <w:proofErr w:type="spellEnd"/>
+      <w:r>
+        <w:rPr>
+          <w:rFonts w:ascii="Times New Roman" w:hAnsi="Times New Roman" w:cs="Times New Roman"/>
+          <w:sz w:val="28"/>
+          <w:szCs w:val="28"/>
+          <w:lang w:val="ru-RU"/>
+        </w:rPr>
+        <w:t>). Дизайн таких сайтов, как правило, утилитарен, перегружен таблицами и лишен индивидуальности.</w:t>
+      </w:r>
+    </w:p>
+    <w:p>
+      <w:pPr>
+        <w:spacing w:after="0" w:line="360" w:lineRule="auto"/>
+        <w:ind w:firstLine="720"/>
+        <w:jc w:val="both"/>
+        <w:rPr>
+          <w:rFonts w:ascii="Times New Roman" w:hAnsi="Times New Roman" w:cs="Times New Roman"/>
+          <w:sz w:val="28"/>
+          <w:szCs w:val="28"/>
+          <w:lang w:val="ru-RU"/>
+        </w:rPr>
+      </w:pPr>
+      <w:proofErr w:type="spellStart"/>
+      <w:r>
+        <w:rPr>
+          <w:rFonts w:ascii="Times New Roman" w:hAnsi="Times New Roman" w:cs="Times New Roman"/>
+          <w:sz w:val="28"/>
+          <w:szCs w:val="28"/>
+          <w:lang w:val="ru-RU"/>
+        </w:rPr>
+        <w:t>Имиджевые</w:t>
+      </w:r>
+      <w:proofErr w:type="spellEnd"/>
+      <w:r>
+        <w:rPr>
+          <w:rFonts w:ascii="Times New Roman" w:hAnsi="Times New Roman" w:cs="Times New Roman"/>
+          <w:sz w:val="28"/>
+          <w:szCs w:val="28"/>
+          <w:lang w:val="ru-RU"/>
+        </w:rPr>
+        <w:t xml:space="preserve"> </w:t>
+      </w:r>
+      <w:proofErr w:type="spellStart"/>
+      <w:r>
+        <w:rPr>
+          <w:rFonts w:ascii="Times New Roman" w:hAnsi="Times New Roman" w:cs="Times New Roman"/>
+          <w:sz w:val="28"/>
+          <w:szCs w:val="28"/>
+          <w:lang w:val="ru-RU"/>
+        </w:rPr>
+        <w:t>лендинги</w:t>
+      </w:r>
+      <w:proofErr w:type="spellEnd"/>
+      <w:r>
+        <w:rPr>
+          <w:rFonts w:ascii="Times New Roman" w:hAnsi="Times New Roman" w:cs="Times New Roman"/>
+          <w:sz w:val="28"/>
+          <w:szCs w:val="28"/>
+          <w:lang w:val="ru-RU"/>
+        </w:rPr>
+        <w:t xml:space="preserve">, которые делают акцент на </w:t>
+      </w:r>
+      <w:proofErr w:type="spellStart"/>
+      <w:r>
+        <w:rPr>
+          <w:rFonts w:ascii="Times New Roman" w:hAnsi="Times New Roman" w:cs="Times New Roman"/>
+          <w:sz w:val="28"/>
+          <w:szCs w:val="28"/>
+          <w:lang w:val="ru-RU"/>
+        </w:rPr>
+        <w:t>визуале</w:t>
+      </w:r>
+      <w:proofErr w:type="spellEnd"/>
+      <w:r>
+        <w:rPr>
+          <w:rFonts w:ascii="Times New Roman" w:hAnsi="Times New Roman" w:cs="Times New Roman"/>
+          <w:sz w:val="28"/>
+          <w:szCs w:val="28"/>
+          <w:lang w:val="ru-RU"/>
+        </w:rPr>
+        <w:t>, но страдают от недостатка структурированной информации о преподавателях, методиках и ценообразовании.</w:t>
+      </w:r>
+    </w:p>
+    <w:p>
+      <w:pPr>
+        <w:spacing w:after="0" w:line="360" w:lineRule="auto"/>
+        <w:ind w:firstLine="720"/>
+        <w:jc w:val="both"/>
+        <w:rPr>
+          <w:rFonts w:ascii="Times New Roman" w:hAnsi="Times New Roman" w:cs="Times New Roman"/>
+          <w:sz w:val="28"/>
+          <w:szCs w:val="28"/>
+          <w:lang w:val="ru-RU"/>
+        </w:rPr>
+      </w:pPr>
+      <w:r>
+        <w:rPr>
+          <w:rFonts w:ascii="Times New Roman" w:hAnsi="Times New Roman" w:cs="Times New Roman"/>
+          <w:sz w:val="28"/>
+          <w:szCs w:val="28"/>
+          <w:lang w:val="ru-RU"/>
+        </w:rPr>
+        <w:t xml:space="preserve">Главная проблема большинства существующих решений — разрыв между эмоциональным посылом студии (атмосфера, </w:t>
+      </w:r>
+      <w:proofErr w:type="spellStart"/>
+      <w:r>
+        <w:rPr>
+          <w:rFonts w:ascii="Times New Roman" w:hAnsi="Times New Roman" w:cs="Times New Roman"/>
+          <w:sz w:val="28"/>
+          <w:szCs w:val="28"/>
+          <w:lang w:val="ru-RU"/>
+        </w:rPr>
+        <w:t>комьюнити</w:t>
+      </w:r>
+      <w:proofErr w:type="spellEnd"/>
+      <w:r>
+        <w:rPr>
+          <w:rFonts w:ascii="Times New Roman" w:hAnsi="Times New Roman" w:cs="Times New Roman"/>
+          <w:sz w:val="28"/>
+          <w:szCs w:val="28"/>
+          <w:lang w:val="ru-RU"/>
+        </w:rPr>
+        <w:t xml:space="preserve">, философия) и ее цифровым представительством. Многие сайты не передают уникальность пространства, используя шаблонные стоковые фотографии и стандартные UX-паттерны, что снижает уровень доверия у потенциального клиента еще до визита </w:t>
+      </w:r>
+      <w:r>
+        <w:rPr>
+          <w:rFonts w:ascii="Times New Roman" w:hAnsi="Times New Roman" w:cs="Times New Roman"/>
+          <w:sz w:val="28"/>
+          <w:szCs w:val="28"/>
+          <w:lang w:val="ru-RU"/>
+        </w:rPr>
+        <w:lastRenderedPageBreak/>
+        <w:t xml:space="preserve">в студию. Проектируемый ресурс призван устранить этот разрыв, объединив глубокий </w:t>
+      </w:r>
+      <w:proofErr w:type="spellStart"/>
+      <w:r>
+        <w:rPr>
+          <w:rFonts w:ascii="Times New Roman" w:hAnsi="Times New Roman" w:cs="Times New Roman"/>
+          <w:sz w:val="28"/>
+          <w:szCs w:val="28"/>
+          <w:lang w:val="ru-RU"/>
+        </w:rPr>
+        <w:t>сторителлинг</w:t>
+      </w:r>
+      <w:proofErr w:type="spellEnd"/>
+      <w:r>
+        <w:rPr>
+          <w:rFonts w:ascii="Times New Roman" w:hAnsi="Times New Roman" w:cs="Times New Roman"/>
+          <w:sz w:val="28"/>
+          <w:szCs w:val="28"/>
+          <w:lang w:val="ru-RU"/>
+        </w:rPr>
+        <w:t xml:space="preserve"> и уникальный визуальный код с удобным пользовательским сценарием.</w:t>
+      </w:r>
+    </w:p>
+    <w:p>
+      <w:pPr>
+        <w:spacing w:after="0" w:line="360" w:lineRule="auto"/>
+        <w:ind w:firstLine="720"/>
+        <w:jc w:val="both"/>
+        <w:rPr>
+          <w:rFonts w:ascii="Times New Roman" w:hAnsi="Times New Roman" w:cs="Times New Roman"/>
+          <w:sz w:val="28"/>
+          <w:szCs w:val="28"/>
+          <w:lang w:val="ru-RU"/>
+        </w:rPr>
+      </w:pPr>
+      <w:r>
+        <w:rPr>
+          <w:rFonts w:ascii="Times New Roman" w:hAnsi="Times New Roman" w:cs="Times New Roman"/>
+          <w:sz w:val="28"/>
+          <w:szCs w:val="28"/>
+          <w:lang w:val="ru-RU"/>
+        </w:rPr>
+        <w:t xml:space="preserve">Глобальная цель проекта — улучшение пользовательского опыта (UX) и формирование устойчивого </w:t>
+      </w:r>
+      <w:proofErr w:type="spellStart"/>
+      <w:r>
+        <w:rPr>
+          <w:rFonts w:ascii="Times New Roman" w:hAnsi="Times New Roman" w:cs="Times New Roman"/>
+          <w:sz w:val="28"/>
+          <w:szCs w:val="28"/>
+          <w:lang w:val="ru-RU"/>
+        </w:rPr>
+        <w:t>digital</w:t>
+      </w:r>
+      <w:proofErr w:type="spellEnd"/>
+      <w:r>
+        <w:rPr>
+          <w:rFonts w:ascii="Times New Roman" w:hAnsi="Times New Roman" w:cs="Times New Roman"/>
+          <w:sz w:val="28"/>
+          <w:szCs w:val="28"/>
+          <w:lang w:val="ru-RU"/>
+        </w:rPr>
+        <w:t xml:space="preserve">-имиджа бренда, что в перспективе приведет к повышению конверсии посетителей в постоянных клиентов студии и формированию лояльного </w:t>
+      </w:r>
+      <w:proofErr w:type="spellStart"/>
+      <w:r>
+        <w:rPr>
+          <w:rFonts w:ascii="Times New Roman" w:hAnsi="Times New Roman" w:cs="Times New Roman"/>
+          <w:sz w:val="28"/>
+          <w:szCs w:val="28"/>
+          <w:lang w:val="ru-RU"/>
+        </w:rPr>
+        <w:t>комьюнити</w:t>
+      </w:r>
+      <w:proofErr w:type="spellEnd"/>
+      <w:r>
+        <w:rPr>
+          <w:rFonts w:ascii="Times New Roman" w:hAnsi="Times New Roman" w:cs="Times New Roman"/>
+          <w:sz w:val="28"/>
+          <w:szCs w:val="28"/>
+          <w:lang w:val="ru-RU"/>
+        </w:rPr>
+        <w:t>.</w:t>
+      </w:r>
+    </w:p>
+    <w:p>
+      <w:pPr>
+        <w:spacing w:after="0" w:line="360" w:lineRule="auto"/>
+        <w:ind w:firstLine="720"/>
+        <w:jc w:val="both"/>
+        <w:rPr>
+          <w:rFonts w:ascii="Times New Roman" w:hAnsi="Times New Roman" w:cs="Times New Roman"/>
+          <w:sz w:val="28"/>
+          <w:szCs w:val="28"/>
+          <w:lang w:val="ru-RU"/>
+        </w:rPr>
+      </w:pPr>
+      <w:r>
+        <w:rPr>
+          <w:rFonts w:ascii="Times New Roman" w:hAnsi="Times New Roman" w:cs="Times New Roman"/>
+          <w:sz w:val="28"/>
+          <w:szCs w:val="28"/>
+          <w:lang w:val="ru-RU"/>
+        </w:rPr>
+        <w:t>Для достижения главной цели выделен ряд подцелей:</w:t>
+      </w:r>
+    </w:p>
+    <w:p>
+      <w:pPr>
+        <w:spacing w:after="0" w:line="360" w:lineRule="auto"/>
+        <w:ind w:firstLine="720"/>
+        <w:jc w:val="both"/>
+        <w:rPr>
+          <w:rFonts w:ascii="Times New Roman" w:hAnsi="Times New Roman" w:cs="Times New Roman"/>
+          <w:sz w:val="28"/>
+          <w:szCs w:val="28"/>
+          <w:lang w:val="ru-RU"/>
+        </w:rPr>
+      </w:pPr>
+      <w:r>
+        <w:rPr>
+          <w:rFonts w:ascii="Times New Roman" w:hAnsi="Times New Roman" w:cs="Times New Roman"/>
+          <w:sz w:val="28"/>
+          <w:szCs w:val="28"/>
+          <w:lang w:val="ru-RU"/>
+        </w:rPr>
+        <w:t xml:space="preserve">1. </w:t>
+      </w:r>
+      <w:r>
+        <w:rPr>
+          <w:rFonts w:ascii="Times New Roman" w:hAnsi="Times New Roman" w:cs="Times New Roman"/>
+          <w:sz w:val="28"/>
+          <w:szCs w:val="28"/>
+          <w:lang w:val="ru-RU"/>
+        </w:rPr>
+        <w:t>Презентация уникального торгового предложения (УТП) и философии бренда. Донесение до пользователя концепции «тихого места для паузы между работой и домом» через визуальный дизайн и текстовый контент (история создания студии, личные бренды преподавателей).</w:t>
+      </w:r>
+    </w:p>
+    <w:p>
+      <w:pPr>
+        <w:spacing w:after="0" w:line="360" w:lineRule="auto"/>
+        <w:ind w:firstLine="720"/>
+        <w:jc w:val="both"/>
+        <w:rPr>
+          <w:rFonts w:ascii="Times New Roman" w:hAnsi="Times New Roman" w:cs="Times New Roman"/>
+          <w:sz w:val="28"/>
+          <w:szCs w:val="28"/>
+          <w:lang w:val="ru-RU"/>
+        </w:rPr>
+      </w:pPr>
+      <w:r>
+        <w:rPr>
+          <w:rFonts w:ascii="Times New Roman" w:hAnsi="Times New Roman" w:cs="Times New Roman"/>
+          <w:sz w:val="28"/>
+          <w:szCs w:val="28"/>
+          <w:lang w:val="ru-RU"/>
+        </w:rPr>
+        <w:t xml:space="preserve">2. </w:t>
+      </w:r>
+      <w:r>
+        <w:rPr>
+          <w:rFonts w:ascii="Times New Roman" w:hAnsi="Times New Roman" w:cs="Times New Roman"/>
+          <w:sz w:val="28"/>
+          <w:szCs w:val="28"/>
+          <w:lang w:val="ru-RU"/>
+        </w:rPr>
+        <w:t xml:space="preserve">Повышение доступности и прозрачности информации. Обеспечение быстрого доступа к данным о направлениях практик (от </w:t>
+      </w:r>
+      <w:proofErr w:type="spellStart"/>
+      <w:r>
+        <w:rPr>
+          <w:rFonts w:ascii="Times New Roman" w:hAnsi="Times New Roman" w:cs="Times New Roman"/>
+          <w:sz w:val="28"/>
+          <w:szCs w:val="28"/>
+          <w:lang w:val="ru-RU"/>
+        </w:rPr>
+        <w:t>Хатхи</w:t>
+      </w:r>
+      <w:proofErr w:type="spellEnd"/>
+      <w:r>
+        <w:rPr>
+          <w:rFonts w:ascii="Times New Roman" w:hAnsi="Times New Roman" w:cs="Times New Roman"/>
+          <w:sz w:val="28"/>
+          <w:szCs w:val="28"/>
+          <w:lang w:val="ru-RU"/>
+        </w:rPr>
+        <w:t xml:space="preserve"> до </w:t>
+      </w:r>
+      <w:proofErr w:type="spellStart"/>
+      <w:r>
+        <w:rPr>
+          <w:rFonts w:ascii="Times New Roman" w:hAnsi="Times New Roman" w:cs="Times New Roman"/>
+          <w:sz w:val="28"/>
+          <w:szCs w:val="28"/>
+          <w:lang w:val="ru-RU"/>
+        </w:rPr>
+        <w:t>Цигуна</w:t>
+      </w:r>
+      <w:proofErr w:type="spellEnd"/>
+      <w:r>
+        <w:rPr>
+          <w:rFonts w:ascii="Times New Roman" w:hAnsi="Times New Roman" w:cs="Times New Roman"/>
+          <w:sz w:val="28"/>
+          <w:szCs w:val="28"/>
+          <w:lang w:val="ru-RU"/>
+        </w:rPr>
+        <w:t>), квалификации преподавателей и тарифных планах без необходимости звонить администратору.</w:t>
+      </w:r>
+    </w:p>
+    <w:p>
+      <w:pPr>
+        <w:spacing w:after="0" w:line="360" w:lineRule="auto"/>
+        <w:ind w:firstLine="720"/>
+        <w:jc w:val="both"/>
+        <w:rPr>
+          <w:rFonts w:ascii="Times New Roman" w:hAnsi="Times New Roman" w:cs="Times New Roman"/>
+          <w:sz w:val="28"/>
+          <w:szCs w:val="28"/>
+          <w:lang w:val="ru-RU"/>
+        </w:rPr>
+      </w:pPr>
+      <w:r>
+        <w:rPr>
+          <w:rFonts w:ascii="Times New Roman" w:hAnsi="Times New Roman" w:cs="Times New Roman"/>
+          <w:sz w:val="28"/>
+          <w:szCs w:val="28"/>
+          <w:lang w:val="ru-RU"/>
+        </w:rPr>
+        <w:t xml:space="preserve">3. </w:t>
+      </w:r>
+      <w:r>
+        <w:rPr>
+          <w:rFonts w:ascii="Times New Roman" w:hAnsi="Times New Roman" w:cs="Times New Roman"/>
+          <w:sz w:val="28"/>
+          <w:szCs w:val="28"/>
+          <w:lang w:val="ru-RU"/>
+        </w:rPr>
+        <w:t>Стимулирование целевых действий (</w:t>
+      </w:r>
+      <w:proofErr w:type="spellStart"/>
+      <w:r>
+        <w:rPr>
+          <w:rFonts w:ascii="Times New Roman" w:hAnsi="Times New Roman" w:cs="Times New Roman"/>
+          <w:sz w:val="28"/>
+          <w:szCs w:val="28"/>
+          <w:lang w:val="ru-RU"/>
+        </w:rPr>
+        <w:t>лидогенерация</w:t>
+      </w:r>
+      <w:proofErr w:type="spellEnd"/>
+      <w:r>
+        <w:rPr>
+          <w:rFonts w:ascii="Times New Roman" w:hAnsi="Times New Roman" w:cs="Times New Roman"/>
+          <w:sz w:val="28"/>
+          <w:szCs w:val="28"/>
+          <w:lang w:val="ru-RU"/>
+        </w:rPr>
+        <w:t xml:space="preserve">). Побуждение пользователей к записи на занятие или покупке абонемента за счет понятных призывов к действию (CTA) и внедрения триггеров (например, </w:t>
+      </w:r>
+      <w:proofErr w:type="spellStart"/>
+      <w:r>
+        <w:rPr>
+          <w:rFonts w:ascii="Times New Roman" w:hAnsi="Times New Roman" w:cs="Times New Roman"/>
+          <w:sz w:val="28"/>
+          <w:szCs w:val="28"/>
+          <w:lang w:val="ru-RU"/>
+        </w:rPr>
+        <w:t>спецпредложение</w:t>
+      </w:r>
+      <w:proofErr w:type="spellEnd"/>
+      <w:r>
+        <w:rPr>
+          <w:rFonts w:ascii="Times New Roman" w:hAnsi="Times New Roman" w:cs="Times New Roman"/>
+          <w:sz w:val="28"/>
+          <w:szCs w:val="28"/>
+          <w:lang w:val="ru-RU"/>
+        </w:rPr>
+        <w:t xml:space="preserve"> «Для соседей по проспекту»).</w:t>
+      </w:r>
+    </w:p>
+    <w:p>
+      <w:pPr>
+        <w:spacing w:after="0" w:line="360" w:lineRule="auto"/>
+        <w:ind w:firstLine="720"/>
+        <w:jc w:val="both"/>
+        <w:rPr>
+          <w:rFonts w:ascii="Times New Roman" w:hAnsi="Times New Roman" w:cs="Times New Roman"/>
+          <w:sz w:val="28"/>
+          <w:szCs w:val="28"/>
+          <w:lang w:val="ru-RU"/>
+        </w:rPr>
+      </w:pPr>
+      <w:r>
+        <w:rPr>
+          <w:rFonts w:ascii="Times New Roman" w:hAnsi="Times New Roman" w:cs="Times New Roman"/>
+          <w:sz w:val="28"/>
+          <w:szCs w:val="28"/>
+          <w:lang w:val="ru-RU"/>
+        </w:rPr>
+        <w:t xml:space="preserve">4. </w:t>
+      </w:r>
+      <w:r>
+        <w:rPr>
+          <w:rFonts w:ascii="Times New Roman" w:hAnsi="Times New Roman" w:cs="Times New Roman"/>
+          <w:sz w:val="28"/>
+          <w:szCs w:val="28"/>
+          <w:lang w:val="ru-RU"/>
+        </w:rPr>
+        <w:t>Снижение когнитивной нагрузки на персонал. Перевод рутинных консультаций в формат информативного веб-контента, что позволяет администраторам фокусироваться на очном сервисе.</w:t>
+      </w:r>
+    </w:p>
+    <w:p>
+      <w:pPr>
+        <w:spacing w:after="0" w:line="360" w:lineRule="auto"/>
+        <w:ind w:firstLine="720"/>
+        <w:jc w:val="both"/>
+        <w:rPr>
+          <w:rFonts w:ascii="Times New Roman" w:hAnsi="Times New Roman" w:cs="Times New Roman"/>
+          <w:sz w:val="28"/>
+          <w:szCs w:val="28"/>
+          <w:lang w:val="ru-RU"/>
+        </w:rPr>
+      </w:pPr>
+      <w:r>
+        <w:rPr>
+          <w:rFonts w:ascii="Times New Roman" w:hAnsi="Times New Roman" w:cs="Times New Roman"/>
+          <w:sz w:val="28"/>
+          <w:szCs w:val="28"/>
+          <w:lang w:val="ru-RU"/>
+        </w:rPr>
+        <w:t>Для реализации поставленных целей перед проектируемым ресурсом ставятся следующие практические задачи:</w:t>
+      </w:r>
+    </w:p>
+    <w:p>
+      <w:pPr>
+        <w:spacing w:after="0" w:line="360" w:lineRule="auto"/>
+        <w:ind w:firstLine="720"/>
+        <w:jc w:val="both"/>
+        <w:rPr>
+          <w:rFonts w:ascii="Times New Roman" w:hAnsi="Times New Roman" w:cs="Times New Roman"/>
+          <w:sz w:val="28"/>
+          <w:szCs w:val="28"/>
+          <w:lang w:val="ru-RU"/>
+        </w:rPr>
+      </w:pPr>
+      <w:r>
+        <w:rPr>
+          <w:rFonts w:ascii="Times New Roman" w:hAnsi="Times New Roman" w:cs="Times New Roman"/>
+          <w:sz w:val="28"/>
+          <w:szCs w:val="28"/>
+          <w:lang w:val="ru-RU"/>
+        </w:rPr>
+        <w:t xml:space="preserve">1. </w:t>
+      </w:r>
+      <w:r>
+        <w:rPr>
+          <w:rFonts w:ascii="Times New Roman" w:hAnsi="Times New Roman" w:cs="Times New Roman"/>
+          <w:sz w:val="28"/>
+          <w:szCs w:val="28"/>
+          <w:lang w:val="ru-RU"/>
+        </w:rPr>
+        <w:t xml:space="preserve">Архитектурная и навигационная: Спроектировать интуитивно понятную структуру сайта, включающую логичные разделы («Философия», «Преподаватели», «Направления практик», «Расписание», «Абонементы», </w:t>
+      </w:r>
+      <w:r>
+        <w:rPr>
+          <w:rFonts w:ascii="Times New Roman" w:hAnsi="Times New Roman" w:cs="Times New Roman"/>
+          <w:sz w:val="28"/>
+          <w:szCs w:val="28"/>
+          <w:lang w:val="ru-RU"/>
+        </w:rPr>
+        <w:lastRenderedPageBreak/>
+        <w:t>«Контакты»), обеспечивающую бесшовный пользовательский путь (</w:t>
+      </w:r>
+      <w:proofErr w:type="spellStart"/>
+      <w:r>
+        <w:rPr>
+          <w:rFonts w:ascii="Times New Roman" w:hAnsi="Times New Roman" w:cs="Times New Roman"/>
+          <w:sz w:val="28"/>
+          <w:szCs w:val="28"/>
+          <w:lang w:val="ru-RU"/>
+        </w:rPr>
+        <w:t>Customer</w:t>
+      </w:r>
+      <w:proofErr w:type="spellEnd"/>
+      <w:r>
+        <w:rPr>
+          <w:rFonts w:ascii="Times New Roman" w:hAnsi="Times New Roman" w:cs="Times New Roman"/>
+          <w:sz w:val="28"/>
+          <w:szCs w:val="28"/>
+          <w:lang w:val="ru-RU"/>
+        </w:rPr>
+        <w:t xml:space="preserve"> </w:t>
+      </w:r>
+      <w:proofErr w:type="spellStart"/>
+      <w:r>
+        <w:rPr>
+          <w:rFonts w:ascii="Times New Roman" w:hAnsi="Times New Roman" w:cs="Times New Roman"/>
+          <w:sz w:val="28"/>
+          <w:szCs w:val="28"/>
+          <w:lang w:val="ru-RU"/>
+        </w:rPr>
+        <w:t>Journey</w:t>
+      </w:r>
+      <w:proofErr w:type="spellEnd"/>
+      <w:r>
+        <w:rPr>
+          <w:rFonts w:ascii="Times New Roman" w:hAnsi="Times New Roman" w:cs="Times New Roman"/>
+          <w:sz w:val="28"/>
+          <w:szCs w:val="28"/>
+          <w:lang w:val="ru-RU"/>
+        </w:rPr>
+        <w:t>).</w:t>
+      </w:r>
+    </w:p>
+    <w:p>
+      <w:pPr>
+        <w:spacing w:after="0" w:line="360" w:lineRule="auto"/>
+        <w:ind w:firstLine="720"/>
+        <w:jc w:val="both"/>
+        <w:rPr>
+          <w:rFonts w:ascii="Times New Roman" w:hAnsi="Times New Roman" w:cs="Times New Roman"/>
+          <w:sz w:val="28"/>
+          <w:szCs w:val="28"/>
+          <w:lang w:val="ru-RU"/>
+        </w:rPr>
+      </w:pPr>
+      <w:r>
+        <w:rPr>
+          <w:rFonts w:ascii="Times New Roman" w:hAnsi="Times New Roman" w:cs="Times New Roman"/>
+          <w:sz w:val="28"/>
+          <w:szCs w:val="28"/>
+          <w:lang w:val="ru-RU"/>
+        </w:rPr>
+        <w:t xml:space="preserve">2. </w:t>
+      </w:r>
+      <w:r>
+        <w:rPr>
+          <w:rFonts w:ascii="Times New Roman" w:hAnsi="Times New Roman" w:cs="Times New Roman"/>
+          <w:sz w:val="28"/>
+          <w:szCs w:val="28"/>
+          <w:lang w:val="ru-RU"/>
+        </w:rPr>
+        <w:t xml:space="preserve">Визуально-эмоциональная: Разработать уникальный UI-дизайн, базирующийся на фирменной палитре студии и адаптивной </w:t>
+      </w:r>
+      <w:proofErr w:type="spellStart"/>
+      <w:r>
+        <w:rPr>
+          <w:rFonts w:ascii="Times New Roman" w:hAnsi="Times New Roman" w:cs="Times New Roman"/>
+          <w:sz w:val="28"/>
+          <w:szCs w:val="28"/>
+          <w:lang w:val="ru-RU"/>
+        </w:rPr>
+        <w:t>типографике</w:t>
+      </w:r>
+      <w:proofErr w:type="spellEnd"/>
+      <w:r>
+        <w:rPr>
+          <w:rFonts w:ascii="Times New Roman" w:hAnsi="Times New Roman" w:cs="Times New Roman"/>
+          <w:sz w:val="28"/>
+          <w:szCs w:val="28"/>
+          <w:lang w:val="ru-RU"/>
+        </w:rPr>
+        <w:t>, который будет вызывать у посетителя чувство расслабления и доверия с первых секунд нахождения на сайте.</w:t>
+      </w:r>
+    </w:p>
+    <w:p>
+      <w:pPr>
+        <w:spacing w:after="0" w:line="360" w:lineRule="auto"/>
+        <w:ind w:firstLine="720"/>
+        <w:jc w:val="both"/>
+        <w:rPr>
+          <w:rFonts w:ascii="Times New Roman" w:hAnsi="Times New Roman" w:cs="Times New Roman"/>
+          <w:sz w:val="28"/>
+          <w:szCs w:val="28"/>
+          <w:lang w:val="ru-RU"/>
+        </w:rPr>
+      </w:pPr>
+      <w:r>
+        <w:rPr>
+          <w:rFonts w:ascii="Times New Roman" w:hAnsi="Times New Roman" w:cs="Times New Roman"/>
+          <w:sz w:val="28"/>
+          <w:szCs w:val="28"/>
+          <w:lang w:val="ru-RU"/>
+        </w:rPr>
+        <w:t xml:space="preserve">3. </w:t>
+      </w:r>
+      <w:r>
+        <w:rPr>
+          <w:rFonts w:ascii="Times New Roman" w:hAnsi="Times New Roman" w:cs="Times New Roman"/>
+          <w:sz w:val="28"/>
+          <w:szCs w:val="28"/>
+          <w:lang w:val="ru-RU"/>
+        </w:rPr>
+        <w:t xml:space="preserve">Информационная: Систематизировать и визуализировать сложные данные, такие как сетка расписания на неделю и матрица абонементов (от разовых посещений до </w:t>
+      </w:r>
+      <w:proofErr w:type="spellStart"/>
+      <w:r>
+        <w:rPr>
+          <w:rFonts w:ascii="Times New Roman" w:hAnsi="Times New Roman" w:cs="Times New Roman"/>
+          <w:sz w:val="28"/>
+          <w:szCs w:val="28"/>
+          <w:lang w:val="ru-RU"/>
+        </w:rPr>
+        <w:t>безлимита</w:t>
+      </w:r>
+      <w:proofErr w:type="spellEnd"/>
+      <w:r>
+        <w:rPr>
+          <w:rFonts w:ascii="Times New Roman" w:hAnsi="Times New Roman" w:cs="Times New Roman"/>
+          <w:sz w:val="28"/>
+          <w:szCs w:val="28"/>
+          <w:lang w:val="ru-RU"/>
+        </w:rPr>
+        <w:t>), сделав процесс выбора тарифа максимально простым.</w:t>
+      </w:r>
+    </w:p>
+    <w:p>
+      <w:pPr>
+        <w:spacing w:after="0" w:line="360" w:lineRule="auto"/>
+        <w:ind w:firstLine="720"/>
+        <w:jc w:val="both"/>
+        <w:rPr>
+          <w:rFonts w:ascii="Times New Roman" w:hAnsi="Times New Roman" w:cs="Times New Roman"/>
+          <w:sz w:val="28"/>
+          <w:szCs w:val="28"/>
+          <w:lang w:val="ru-RU"/>
+        </w:rPr>
+      </w:pPr>
+      <w:r>
+        <w:rPr>
+          <w:rFonts w:ascii="Times New Roman" w:hAnsi="Times New Roman" w:cs="Times New Roman"/>
+          <w:sz w:val="28"/>
+          <w:szCs w:val="28"/>
+          <w:lang w:val="ru-RU"/>
+        </w:rPr>
+        <w:t xml:space="preserve">4. </w:t>
+      </w:r>
+      <w:r>
+        <w:rPr>
+          <w:rFonts w:ascii="Times New Roman" w:hAnsi="Times New Roman" w:cs="Times New Roman"/>
+          <w:sz w:val="28"/>
+          <w:szCs w:val="28"/>
+          <w:lang w:val="ru-RU"/>
+        </w:rPr>
+        <w:t xml:space="preserve">Техническая: Обеспечить высокую скорость загрузки страниц, </w:t>
+      </w:r>
+      <w:proofErr w:type="spellStart"/>
+      <w:r>
+        <w:rPr>
+          <w:rFonts w:ascii="Times New Roman" w:hAnsi="Times New Roman" w:cs="Times New Roman"/>
+          <w:sz w:val="28"/>
+          <w:szCs w:val="28"/>
+          <w:lang w:val="ru-RU"/>
+        </w:rPr>
+        <w:t>кроссбраузерность</w:t>
+      </w:r>
+      <w:proofErr w:type="spellEnd"/>
+      <w:r>
+        <w:rPr>
+          <w:rFonts w:ascii="Times New Roman" w:hAnsi="Times New Roman" w:cs="Times New Roman"/>
+          <w:sz w:val="28"/>
+          <w:szCs w:val="28"/>
+          <w:lang w:val="ru-RU"/>
+        </w:rPr>
+        <w:t xml:space="preserve"> и полную адаптивность (</w:t>
+      </w:r>
+      <w:proofErr w:type="spellStart"/>
+      <w:r>
+        <w:rPr>
+          <w:rFonts w:ascii="Times New Roman" w:hAnsi="Times New Roman" w:cs="Times New Roman"/>
+          <w:sz w:val="28"/>
+          <w:szCs w:val="28"/>
+          <w:lang w:val="ru-RU"/>
+        </w:rPr>
+        <w:t>Mobile-First</w:t>
+      </w:r>
+      <w:proofErr w:type="spellEnd"/>
+      <w:r>
+        <w:rPr>
+          <w:rFonts w:ascii="Times New Roman" w:hAnsi="Times New Roman" w:cs="Times New Roman"/>
+          <w:sz w:val="28"/>
+          <w:szCs w:val="28"/>
+          <w:lang w:val="ru-RU"/>
+        </w:rPr>
+        <w:t xml:space="preserve"> подход), так как целевая аудитория чаще всего ищет студии и записывается на занятия со смартфонов по пути с работы.</w:t>
+      </w:r>
+    </w:p>
+    <w:p>
+      <w:pPr>
+        <w:spacing w:after="0" w:line="360" w:lineRule="auto"/>
+        <w:ind w:firstLine="720"/>
+        <w:jc w:val="both"/>
+        <w:rPr>
+          <w:rFonts w:ascii="Times New Roman" w:hAnsi="Times New Roman" w:cs="Times New Roman"/>
+          <w:sz w:val="28"/>
+          <w:szCs w:val="28"/>
+          <w:lang w:val="ru-RU"/>
+        </w:rPr>
+      </w:pPr>
+      <w:r>
+        <w:rPr>
+          <w:rFonts w:ascii="Times New Roman" w:hAnsi="Times New Roman" w:cs="Times New Roman"/>
+          <w:sz w:val="28"/>
+          <w:szCs w:val="28"/>
+          <w:lang w:val="ru-RU"/>
+        </w:rPr>
+        <w:t xml:space="preserve">5. </w:t>
+      </w:r>
+      <w:r>
+        <w:rPr>
+          <w:rFonts w:ascii="Times New Roman" w:hAnsi="Times New Roman" w:cs="Times New Roman"/>
+          <w:sz w:val="28"/>
+          <w:szCs w:val="28"/>
+          <w:lang w:val="ru-RU"/>
+        </w:rPr>
+        <w:t>Коммуникационная: Интегрировать удобные каналы обратной связи (ссылки на мессенджеры, социальные сети, форма быстрой связи) для оперативного взаимодействия с потенциальными клиентами.</w:t>
+      </w:r>
+    </w:p>
+    <w:p>
+      <w:pPr>
+        <w:spacing w:after="0" w:line="360" w:lineRule="auto"/>
+        <w:ind w:firstLine="720"/>
+        <w:jc w:val="both"/>
+        <w:rPr>
+          <w:rFonts w:ascii="Times New Roman" w:hAnsi="Times New Roman" w:cs="Times New Roman"/>
+          <w:sz w:val="28"/>
+          <w:szCs w:val="28"/>
+          <w:lang w:val="ru-RU"/>
+        </w:rPr>
+      </w:pPr>
+      <w:r>
+        <w:rPr>
+          <w:rFonts w:ascii="Times New Roman" w:hAnsi="Times New Roman" w:cs="Times New Roman"/>
+          <w:sz w:val="28"/>
+          <w:szCs w:val="28"/>
+          <w:lang w:val="ru-RU"/>
+        </w:rPr>
+        <w:t>Таким образом, спроектированный ресурс должен стать не просто «визиткой» с адресом, а полноценным инструментом вовлечения, который отражает ДНК бренда и решает конкретные бизнес-задачи йога-студии.</w:t>
+      </w:r>
+    </w:p>
+    <w:p>
+      <w:pPr>
+        <w:spacing w:after="0" w:line="360" w:lineRule="auto"/>
+        <w:ind w:firstLine="720"/>
+        <w:jc w:val="both"/>
+        <w:rPr>
+          <w:rFonts w:ascii="Times New Roman" w:hAnsi="Times New Roman" w:cs="Times New Roman"/>
+          <w:sz w:val="28"/>
+          <w:szCs w:val="28"/>
+          <w:lang w:val="ru-RU"/>
+        </w:rPr>
+      </w:pPr>
+    </w:p>
+    <w:p>
+      <w:pPr>
+        <w:spacing w:after="0" w:line="360" w:lineRule="auto"/>
+        <w:ind w:firstLine="720"/>
+        <w:jc w:val="both"/>
+        <w:rPr>
+          <w:rFonts w:ascii="Times New Roman" w:hAnsi="Times New Roman" w:cs="Times New Roman"/>
+          <w:b/>
+          <w:sz w:val="28"/>
+          <w:szCs w:val="28"/>
+          <w:lang w:val="ru-RU"/>
+        </w:rPr>
+      </w:pPr>
+      <w:r>
+        <w:rPr>
+          <w:rFonts w:ascii="Times New Roman" w:hAnsi="Times New Roman" w:cs="Times New Roman"/>
+          <w:b/>
+          <w:sz w:val="28"/>
+          <w:szCs w:val="28"/>
+          <w:lang w:val="ru-RU"/>
+        </w:rPr>
+        <w:t xml:space="preserve">1.2 Определение целевой аудитории </w:t>
+      </w:r>
+      <w:r>
+        <w:rPr>
+          <w:rFonts w:ascii="Times New Roman" w:hAnsi="Times New Roman" w:cs="Times New Roman"/>
+          <w:b/>
+          <w:sz w:val="28"/>
+          <w:szCs w:val="28"/>
+          <w:lang w:val="ru-RU"/>
+        </w:rPr>
+        <w:t>сайта</w:t>
+      </w:r>
+    </w:p>
+    <w:p>
+      <w:pPr>
+        <w:spacing w:after="0" w:line="360" w:lineRule="auto"/>
+        <w:ind w:firstLine="720"/>
+        <w:jc w:val="both"/>
+        <w:rPr>
+          <w:rFonts w:ascii="Times New Roman" w:hAnsi="Times New Roman" w:cs="Times New Roman"/>
+          <w:sz w:val="28"/>
+          <w:szCs w:val="28"/>
+          <w:lang w:val="ru-RU"/>
+        </w:rPr>
+      </w:pPr>
+      <w:r>
+        <w:rPr>
+          <w:rFonts w:ascii="Times New Roman" w:hAnsi="Times New Roman" w:cs="Times New Roman"/>
+          <w:sz w:val="28"/>
+          <w:szCs w:val="28"/>
+          <w:lang w:val="ru-RU"/>
+        </w:rPr>
+        <w:t>Анализ целевой аудитории (ЦА) является фундаментальным этапом проектирования веб-ресурса, поскольку понимание потребностей, ожиданий и поведения пользователей позволяет создать интуитивно понятный интерфейс и релевантный контент. Дл</w:t>
+      </w:r>
+      <w:r>
+        <w:rPr>
+          <w:rFonts w:ascii="Times New Roman" w:hAnsi="Times New Roman" w:cs="Times New Roman"/>
+          <w:sz w:val="28"/>
+          <w:szCs w:val="28"/>
+          <w:lang w:val="ru-RU"/>
+        </w:rPr>
+        <w:t>я йога-студии «</w:t>
+      </w:r>
+      <w:r>
+        <w:rPr>
+          <w:rFonts w:ascii="Times New Roman" w:hAnsi="Times New Roman" w:cs="Times New Roman"/>
+          <w:sz w:val="28"/>
+          <w:szCs w:val="28"/>
+        </w:rPr>
+        <w:t>Lotus</w:t>
+      </w:r>
+      <w:r>
+        <w:rPr>
+          <w:rFonts w:ascii="Times New Roman" w:hAnsi="Times New Roman" w:cs="Times New Roman"/>
+          <w:sz w:val="28"/>
+          <w:szCs w:val="28"/>
+          <w:lang w:val="ru-RU"/>
+        </w:rPr>
+        <w:t xml:space="preserve"> 98</w:t>
+      </w:r>
+      <w:r>
+        <w:rPr>
+          <w:rFonts w:ascii="Times New Roman" w:hAnsi="Times New Roman" w:cs="Times New Roman"/>
+          <w:sz w:val="28"/>
+          <w:szCs w:val="28"/>
+          <w:lang w:val="ru-RU"/>
+        </w:rPr>
+        <w:t xml:space="preserve">» </w:t>
+      </w:r>
+      <w:r>
+        <w:rPr>
+          <w:rFonts w:ascii="Times New Roman" w:hAnsi="Times New Roman" w:cs="Times New Roman"/>
+          <w:sz w:val="28"/>
+          <w:szCs w:val="28"/>
+          <w:lang w:val="ru-RU"/>
+        </w:rPr>
+        <w:t xml:space="preserve">ЦА </w:t>
+      </w:r>
+      <w:r>
+        <w:rPr>
+          <w:rFonts w:ascii="Times New Roman" w:hAnsi="Times New Roman" w:cs="Times New Roman"/>
+          <w:sz w:val="28"/>
+          <w:szCs w:val="28"/>
+          <w:lang w:val="ru-RU"/>
+        </w:rPr>
+        <w:t xml:space="preserve">неоднородна, однако её можно сегментировать на основе географического, демографического и </w:t>
+      </w:r>
+      <w:proofErr w:type="spellStart"/>
+      <w:r>
+        <w:rPr>
+          <w:rFonts w:ascii="Times New Roman" w:hAnsi="Times New Roman" w:cs="Times New Roman"/>
+          <w:sz w:val="28"/>
+          <w:szCs w:val="28"/>
+          <w:lang w:val="ru-RU"/>
+        </w:rPr>
+        <w:t>психографического</w:t>
+      </w:r>
+      <w:proofErr w:type="spellEnd"/>
+      <w:r>
+        <w:rPr>
+          <w:rFonts w:ascii="Times New Roman" w:hAnsi="Times New Roman" w:cs="Times New Roman"/>
+          <w:sz w:val="28"/>
+          <w:szCs w:val="28"/>
+          <w:lang w:val="ru-RU"/>
+        </w:rPr>
+        <w:t xml:space="preserve"> критериев.</w:t>
+      </w:r>
+    </w:p>
+    <w:p>
+      <w:pPr>
+        <w:spacing w:after="0" w:line="360" w:lineRule="auto"/>
+        <w:ind w:firstLine="720"/>
+        <w:jc w:val="both"/>
+        <w:rPr>
+          <w:rFonts w:ascii="Times New Roman" w:hAnsi="Times New Roman" w:cs="Times New Roman"/>
+          <w:sz w:val="28"/>
+          <w:szCs w:val="28"/>
+          <w:lang w:val="ru-RU"/>
+        </w:rPr>
+      </w:pPr>
+      <w:r>
+        <w:rPr>
+          <w:rFonts w:ascii="Times New Roman" w:hAnsi="Times New Roman" w:cs="Times New Roman"/>
+          <w:sz w:val="28"/>
+          <w:szCs w:val="28"/>
+          <w:lang w:val="ru-RU"/>
+        </w:rPr>
+        <w:lastRenderedPageBreak/>
+        <w:t>На основе анализа предметной области и уникального торгового предложения сайта (расположение на пр. Победителей, акцент на камерность и утренние практики) выделены три ключевых сегмента пользователей:</w:t>
+      </w:r>
+    </w:p>
+    <w:p>
+      <w:pPr>
+        <w:spacing w:after="0" w:line="360" w:lineRule="auto"/>
+        <w:ind w:firstLine="720"/>
+        <w:jc w:val="both"/>
+        <w:rPr>
+          <w:rFonts w:ascii="Times New Roman" w:hAnsi="Times New Roman" w:cs="Times New Roman"/>
+          <w:sz w:val="28"/>
+          <w:szCs w:val="28"/>
+          <w:lang w:val="ru-RU"/>
+        </w:rPr>
+      </w:pPr>
+      <w:r>
+        <w:rPr>
+          <w:rFonts w:ascii="Times New Roman" w:hAnsi="Times New Roman" w:cs="Times New Roman"/>
+          <w:sz w:val="28"/>
+          <w:szCs w:val="28"/>
+          <w:lang w:val="ru-RU"/>
+        </w:rPr>
+        <w:t xml:space="preserve">1. </w:t>
+      </w:r>
+      <w:r>
+        <w:rPr>
+          <w:rFonts w:ascii="Times New Roman" w:hAnsi="Times New Roman" w:cs="Times New Roman"/>
+          <w:sz w:val="28"/>
+          <w:szCs w:val="28"/>
+          <w:lang w:val="ru-RU"/>
+        </w:rPr>
+        <w:t xml:space="preserve">«Офисные соседи» (Ядро аудитории). Сотрудники бизнес-центров и компаний, расположенных вдоль проспекта Победителей и в прилегающих локациях. Их главный </w:t>
+      </w:r>
+      <w:proofErr w:type="spellStart"/>
+      <w:r>
+        <w:rPr>
+          <w:rFonts w:ascii="Times New Roman" w:hAnsi="Times New Roman" w:cs="Times New Roman"/>
+          <w:sz w:val="28"/>
+          <w:szCs w:val="28"/>
+          <w:lang w:val="ru-RU"/>
+        </w:rPr>
+        <w:t>мотиватор</w:t>
+      </w:r>
+      <w:proofErr w:type="spellEnd"/>
+      <w:r>
+        <w:rPr>
+          <w:rFonts w:ascii="Times New Roman" w:hAnsi="Times New Roman" w:cs="Times New Roman"/>
+          <w:sz w:val="28"/>
+          <w:szCs w:val="28"/>
+          <w:lang w:val="ru-RU"/>
+        </w:rPr>
+        <w:t xml:space="preserve"> – возможность быстро восстановить ресурс перед или в начале рабочего дня. Их привлекает специальное предложение «Скидка 20% на утренние практики с 7:00 до 9:00».</w:t>
+      </w:r>
+    </w:p>
+    <w:p>
+      <w:pPr>
+        <w:spacing w:after="0" w:line="360" w:lineRule="auto"/>
+        <w:ind w:firstLine="720"/>
+        <w:jc w:val="both"/>
+        <w:rPr>
+          <w:rFonts w:ascii="Times New Roman" w:hAnsi="Times New Roman" w:cs="Times New Roman"/>
+          <w:sz w:val="28"/>
+          <w:szCs w:val="28"/>
+          <w:lang w:val="ru-RU"/>
+        </w:rPr>
+      </w:pPr>
+      <w:r>
+        <w:rPr>
+          <w:rFonts w:ascii="Times New Roman" w:hAnsi="Times New Roman" w:cs="Times New Roman"/>
+          <w:sz w:val="28"/>
+          <w:szCs w:val="28"/>
+          <w:lang w:val="ru-RU"/>
+        </w:rPr>
+        <w:t xml:space="preserve">2. </w:t>
+      </w:r>
+      <w:r>
+        <w:rPr>
+          <w:rFonts w:ascii="Times New Roman" w:hAnsi="Times New Roman" w:cs="Times New Roman"/>
+          <w:sz w:val="28"/>
+          <w:szCs w:val="28"/>
+          <w:lang w:val="ru-RU"/>
+        </w:rPr>
+        <w:t xml:space="preserve">«Жители спальных районов» (Локальный сегмент). Жители близлежащих микрорайонов (Малиновка, Каменная Горка), для которых студия является удобным «третьим местом» по пути домой или в выходные дни. Для них важна транспортная доступность, атмосфера </w:t>
+      </w:r>
+      <w:proofErr w:type="spellStart"/>
+      <w:r>
+        <w:rPr>
+          <w:rFonts w:ascii="Times New Roman" w:hAnsi="Times New Roman" w:cs="Times New Roman"/>
+          <w:sz w:val="28"/>
+          <w:szCs w:val="28"/>
+          <w:lang w:val="ru-RU"/>
+        </w:rPr>
+        <w:t>комьюнити</w:t>
+      </w:r>
+      <w:proofErr w:type="spellEnd"/>
+      <w:r>
+        <w:rPr>
+          <w:rFonts w:ascii="Times New Roman" w:hAnsi="Times New Roman" w:cs="Times New Roman"/>
+          <w:sz w:val="28"/>
+          <w:szCs w:val="28"/>
+          <w:lang w:val="ru-RU"/>
+        </w:rPr>
+        <w:t xml:space="preserve"> и разнообразие практик для всей семьи.</w:t>
+      </w:r>
+    </w:p>
+    <w:p>
+      <w:pPr>
+        <w:spacing w:after="0" w:line="360" w:lineRule="auto"/>
+        <w:ind w:firstLine="720"/>
+        <w:jc w:val="both"/>
+        <w:rPr>
+          <w:rFonts w:ascii="Times New Roman" w:hAnsi="Times New Roman" w:cs="Times New Roman"/>
+          <w:sz w:val="28"/>
+          <w:szCs w:val="28"/>
+          <w:lang w:val="ru-RU"/>
+        </w:rPr>
+      </w:pPr>
+      <w:r>
+        <w:rPr>
+          <w:rFonts w:ascii="Times New Roman" w:hAnsi="Times New Roman" w:cs="Times New Roman"/>
+          <w:sz w:val="28"/>
+          <w:szCs w:val="28"/>
+          <w:lang w:val="ru-RU"/>
+        </w:rPr>
+        <w:t xml:space="preserve">3. </w:t>
+      </w:r>
+      <w:r>
+        <w:rPr>
+          <w:rFonts w:ascii="Times New Roman" w:hAnsi="Times New Roman" w:cs="Times New Roman"/>
+          <w:sz w:val="28"/>
+          <w:szCs w:val="28"/>
+          <w:lang w:val="ru-RU"/>
+        </w:rPr>
+        <w:t>«Осознанные практикующие» (</w:t>
+      </w:r>
+      <w:proofErr w:type="spellStart"/>
+      <w:r>
+        <w:rPr>
+          <w:rFonts w:ascii="Times New Roman" w:hAnsi="Times New Roman" w:cs="Times New Roman"/>
+          <w:sz w:val="28"/>
+          <w:szCs w:val="28"/>
+          <w:lang w:val="ru-RU"/>
+        </w:rPr>
+        <w:t>Нишевый</w:t>
+      </w:r>
+      <w:proofErr w:type="spellEnd"/>
+      <w:r>
+        <w:rPr>
+          <w:rFonts w:ascii="Times New Roman" w:hAnsi="Times New Roman" w:cs="Times New Roman"/>
+          <w:sz w:val="28"/>
+          <w:szCs w:val="28"/>
+          <w:lang w:val="ru-RU"/>
+        </w:rPr>
+        <w:t xml:space="preserve"> сегмент). Люди, уже имеющие опыт занятий йогой, которые ищут не просто спортзал, а конкретную философию, качественный преподавательский состав и узконаправленные практики (</w:t>
+      </w:r>
+      <w:proofErr w:type="spellStart"/>
+      <w:r>
+        <w:rPr>
+          <w:rFonts w:ascii="Times New Roman" w:hAnsi="Times New Roman" w:cs="Times New Roman"/>
+          <w:sz w:val="28"/>
+          <w:szCs w:val="28"/>
+          <w:lang w:val="ru-RU"/>
+        </w:rPr>
+        <w:t>кундалини</w:t>
+      </w:r>
+      <w:proofErr w:type="spellEnd"/>
+      <w:r>
+        <w:rPr>
+          <w:rFonts w:ascii="Times New Roman" w:hAnsi="Times New Roman" w:cs="Times New Roman"/>
+          <w:sz w:val="28"/>
+          <w:szCs w:val="28"/>
+          <w:lang w:val="ru-RU"/>
+        </w:rPr>
+        <w:t>, йога-</w:t>
+      </w:r>
+      <w:proofErr w:type="spellStart"/>
+      <w:r>
+        <w:rPr>
+          <w:rFonts w:ascii="Times New Roman" w:hAnsi="Times New Roman" w:cs="Times New Roman"/>
+          <w:sz w:val="28"/>
+          <w:szCs w:val="28"/>
+          <w:lang w:val="ru-RU"/>
+        </w:rPr>
+        <w:t>нидра</w:t>
+      </w:r>
+      <w:proofErr w:type="spellEnd"/>
+      <w:r>
+        <w:rPr>
+          <w:rFonts w:ascii="Times New Roman" w:hAnsi="Times New Roman" w:cs="Times New Roman"/>
+          <w:sz w:val="28"/>
+          <w:szCs w:val="28"/>
+          <w:lang w:val="ru-RU"/>
+        </w:rPr>
+        <w:t xml:space="preserve">, </w:t>
+      </w:r>
+      <w:proofErr w:type="spellStart"/>
+      <w:r>
+        <w:rPr>
+          <w:rFonts w:ascii="Times New Roman" w:hAnsi="Times New Roman" w:cs="Times New Roman"/>
+          <w:sz w:val="28"/>
+          <w:szCs w:val="28"/>
+          <w:lang w:val="ru-RU"/>
+        </w:rPr>
+        <w:t>цигун</w:t>
+      </w:r>
+      <w:proofErr w:type="spellEnd"/>
+      <w:r>
+        <w:rPr>
+          <w:rFonts w:ascii="Times New Roman" w:hAnsi="Times New Roman" w:cs="Times New Roman"/>
+          <w:sz w:val="28"/>
+          <w:szCs w:val="28"/>
+          <w:lang w:val="ru-RU"/>
+        </w:rPr>
+        <w:t>). Их привлекают подробные описания методик и личные истории преподавателей.</w:t>
+      </w:r>
+    </w:p>
+    <w:p>
+      <w:pPr>
+        <w:spacing w:after="0" w:line="360" w:lineRule="auto"/>
+        <w:ind w:firstLine="720"/>
+        <w:jc w:val="both"/>
+        <w:rPr>
+          <w:rFonts w:ascii="Times New Roman" w:hAnsi="Times New Roman" w:cs="Times New Roman"/>
+          <w:sz w:val="28"/>
+          <w:szCs w:val="28"/>
+          <w:lang w:val="ru-RU"/>
+        </w:rPr>
+      </w:pPr>
+      <w:r>
+        <w:rPr>
+          <w:rFonts w:ascii="Times New Roman" w:hAnsi="Times New Roman" w:cs="Times New Roman"/>
+          <w:sz w:val="28"/>
+          <w:szCs w:val="28"/>
+          <w:lang w:val="ru-RU"/>
+        </w:rPr>
+        <w:t>Для детализации требований к интерфейсу целесообразно представить типичных представителей ЦА в виде пользовательских персон.</w:t>
+      </w:r>
+    </w:p>
+    <w:p>
+      <w:pPr>
+        <w:spacing w:after="0" w:line="360" w:lineRule="auto"/>
+        <w:ind w:firstLine="720"/>
+        <w:jc w:val="both"/>
+        <w:rPr>
+          <w:rFonts w:ascii="Times New Roman" w:hAnsi="Times New Roman" w:cs="Times New Roman"/>
+          <w:i/>
+          <w:sz w:val="28"/>
+          <w:szCs w:val="28"/>
+          <w:lang w:val="ru-RU"/>
+        </w:rPr>
+      </w:pPr>
+      <w:r>
+        <w:rPr>
+          <w:rFonts w:ascii="Times New Roman" w:hAnsi="Times New Roman" w:cs="Times New Roman"/>
+          <w:i/>
+          <w:sz w:val="28"/>
+          <w:szCs w:val="28"/>
+          <w:lang w:val="ru-RU"/>
+        </w:rPr>
+        <w:t>Персона 1: Анна, 28 лет, UX/UI дизайнер или маркетолог</w:t>
+      </w:r>
+    </w:p>
+    <w:p>
+      <w:pPr>
+        <w:spacing w:after="0" w:line="360" w:lineRule="auto"/>
+        <w:ind w:firstLine="720"/>
+        <w:jc w:val="both"/>
+        <w:rPr>
+          <w:rFonts w:ascii="Times New Roman" w:hAnsi="Times New Roman" w:cs="Times New Roman"/>
+          <w:sz w:val="28"/>
+          <w:szCs w:val="28"/>
+          <w:lang w:val="ru-RU"/>
+        </w:rPr>
+      </w:pPr>
+      <w:r>
+        <w:rPr>
+          <w:rFonts w:ascii="Times New Roman" w:hAnsi="Times New Roman" w:cs="Times New Roman"/>
+          <w:sz w:val="28"/>
+          <w:szCs w:val="28"/>
+          <w:lang w:val="ru-RU"/>
+        </w:rPr>
+        <w:t xml:space="preserve">- </w:t>
+      </w:r>
+      <w:r>
+        <w:rPr>
+          <w:rFonts w:ascii="Times New Roman" w:hAnsi="Times New Roman" w:cs="Times New Roman"/>
+          <w:sz w:val="28"/>
+          <w:szCs w:val="28"/>
+          <w:lang w:val="ru-RU"/>
+        </w:rPr>
+        <w:t>Профессиональная деятельность: Работает в офисе или гибридном формате в бизнес-центре на пр. Победителей.</w:t>
+      </w:r>
+    </w:p>
+    <w:p>
+      <w:pPr>
+        <w:spacing w:after="0" w:line="360" w:lineRule="auto"/>
+        <w:ind w:firstLine="720"/>
+        <w:jc w:val="both"/>
+        <w:rPr>
+          <w:rFonts w:ascii="Times New Roman" w:hAnsi="Times New Roman" w:cs="Times New Roman"/>
+          <w:sz w:val="28"/>
+          <w:szCs w:val="28"/>
+          <w:lang w:val="ru-RU"/>
+        </w:rPr>
+      </w:pPr>
+      <w:r>
+        <w:rPr>
+          <w:rFonts w:ascii="Times New Roman" w:hAnsi="Times New Roman" w:cs="Times New Roman"/>
+          <w:sz w:val="28"/>
+          <w:szCs w:val="28"/>
+          <w:lang w:val="ru-RU"/>
+        </w:rPr>
+        <w:t xml:space="preserve">- </w:t>
+      </w:r>
+      <w:r>
+        <w:rPr>
+          <w:rFonts w:ascii="Times New Roman" w:hAnsi="Times New Roman" w:cs="Times New Roman"/>
+          <w:sz w:val="28"/>
+          <w:szCs w:val="28"/>
+          <w:lang w:val="ru-RU"/>
+        </w:rPr>
+        <w:t xml:space="preserve">Интересы: Дизайн, ментальное здоровье, </w:t>
+      </w:r>
+      <w:proofErr w:type="spellStart"/>
+      <w:r>
+        <w:rPr>
+          <w:rFonts w:ascii="Times New Roman" w:hAnsi="Times New Roman" w:cs="Times New Roman"/>
+          <w:sz w:val="28"/>
+          <w:szCs w:val="28"/>
+          <w:lang w:val="ru-RU"/>
+        </w:rPr>
+        <w:t>урбанистика</w:t>
+      </w:r>
+      <w:proofErr w:type="spellEnd"/>
+      <w:r>
+        <w:rPr>
+          <w:rFonts w:ascii="Times New Roman" w:hAnsi="Times New Roman" w:cs="Times New Roman"/>
+          <w:sz w:val="28"/>
+          <w:szCs w:val="28"/>
+          <w:lang w:val="ru-RU"/>
+        </w:rPr>
+        <w:t>, эстетика, тайм-менеджмент.</w:t>
+      </w:r>
+    </w:p>
+    <w:p>
+      <w:pPr>
+        <w:spacing w:after="0" w:line="360" w:lineRule="auto"/>
+        <w:ind w:firstLine="720"/>
+        <w:jc w:val="both"/>
+        <w:rPr>
+          <w:rFonts w:ascii="Times New Roman" w:hAnsi="Times New Roman" w:cs="Times New Roman"/>
+          <w:sz w:val="28"/>
+          <w:szCs w:val="28"/>
+          <w:lang w:val="ru-RU"/>
+        </w:rPr>
+      </w:pPr>
+      <w:r>
+        <w:rPr>
+          <w:rFonts w:ascii="Times New Roman" w:hAnsi="Times New Roman" w:cs="Times New Roman"/>
+          <w:sz w:val="28"/>
+          <w:szCs w:val="28"/>
+          <w:lang w:val="ru-RU"/>
+        </w:rPr>
+        <w:t xml:space="preserve">- </w:t>
+      </w:r>
+      <w:r>
+        <w:rPr>
+          <w:rFonts w:ascii="Times New Roman" w:hAnsi="Times New Roman" w:cs="Times New Roman"/>
+          <w:sz w:val="28"/>
+          <w:szCs w:val="28"/>
+          <w:lang w:val="ru-RU"/>
+        </w:rPr>
+        <w:t>Боли и потребности: Высокий уровень стресса, нехватка времени. Ищет способ «переключиться» утром до начала рабочего дня. Ценит визуальную эстетику, отсутствие «цыганского маркетинга» и прозрачные условия.</w:t>
+      </w:r>
+    </w:p>
+    <w:p>
+      <w:pPr>
+        <w:spacing w:after="0" w:line="360" w:lineRule="auto"/>
+        <w:ind w:firstLine="720"/>
+        <w:jc w:val="both"/>
+        <w:rPr>
+          <w:rFonts w:ascii="Times New Roman" w:hAnsi="Times New Roman" w:cs="Times New Roman"/>
+          <w:sz w:val="28"/>
+          <w:szCs w:val="28"/>
+          <w:lang w:val="ru-RU"/>
+        </w:rPr>
+      </w:pPr>
+      <w:r>
+        <w:rPr>
+          <w:rFonts w:ascii="Times New Roman" w:hAnsi="Times New Roman" w:cs="Times New Roman"/>
+          <w:sz w:val="28"/>
+          <w:szCs w:val="28"/>
+          <w:lang w:val="ru-RU"/>
+        </w:rPr>
+        <w:lastRenderedPageBreak/>
+        <w:t xml:space="preserve">- </w:t>
+      </w:r>
+      <w:r>
+        <w:rPr>
+          <w:rFonts w:ascii="Times New Roman" w:hAnsi="Times New Roman" w:cs="Times New Roman"/>
+          <w:sz w:val="28"/>
+          <w:szCs w:val="28"/>
+          <w:lang w:val="ru-RU"/>
+        </w:rPr>
+        <w:t>Ожидания от сайта: Возможность за 30 секунд со смартфона найти расписание на утро, увидеть свободные места и быстро записаться. Важна мобильная версия и эстетичная визуальная подача, соответствующая её профессиональному вкусу.</w:t>
+      </w:r>
+    </w:p>
+    <w:p>
+      <w:pPr>
+        <w:spacing w:after="0" w:line="360" w:lineRule="auto"/>
+        <w:ind w:firstLine="720"/>
+        <w:jc w:val="both"/>
+        <w:rPr>
+          <w:rFonts w:ascii="Times New Roman" w:hAnsi="Times New Roman" w:cs="Times New Roman"/>
+          <w:i/>
+          <w:sz w:val="28"/>
+          <w:szCs w:val="28"/>
+          <w:lang w:val="ru-RU"/>
+        </w:rPr>
+      </w:pPr>
+      <w:r>
+        <w:rPr>
+          <w:rFonts w:ascii="Times New Roman" w:hAnsi="Times New Roman" w:cs="Times New Roman"/>
+          <w:i/>
+          <w:sz w:val="28"/>
+          <w:szCs w:val="28"/>
+          <w:lang w:val="ru-RU"/>
+        </w:rPr>
+        <w:t>Персона 2: Елена, 35 лет, специалист по кадрам, молодая мама</w:t>
+      </w:r>
+    </w:p>
+    <w:p>
+      <w:pPr>
+        <w:spacing w:after="0" w:line="360" w:lineRule="auto"/>
+        <w:ind w:firstLine="720"/>
+        <w:jc w:val="both"/>
+        <w:rPr>
+          <w:rFonts w:ascii="Times New Roman" w:hAnsi="Times New Roman" w:cs="Times New Roman"/>
+          <w:sz w:val="28"/>
+          <w:szCs w:val="28"/>
+          <w:lang w:val="ru-RU"/>
+        </w:rPr>
+      </w:pPr>
+      <w:r>
+        <w:rPr>
+          <w:rFonts w:ascii="Times New Roman" w:hAnsi="Times New Roman" w:cs="Times New Roman"/>
+          <w:sz w:val="28"/>
+          <w:szCs w:val="28"/>
+          <w:lang w:val="ru-RU"/>
+        </w:rPr>
+        <w:t xml:space="preserve">- </w:t>
+      </w:r>
+      <w:r>
+        <w:rPr>
+          <w:rFonts w:ascii="Times New Roman" w:hAnsi="Times New Roman" w:cs="Times New Roman"/>
+          <w:sz w:val="28"/>
+          <w:szCs w:val="28"/>
+          <w:lang w:val="ru-RU"/>
+        </w:rPr>
+        <w:t>Профессиональная деятельность: Офисная работа с нормированным графиком, живет в Малиновке.</w:t>
+      </w:r>
+    </w:p>
+    <w:p>
+      <w:pPr>
+        <w:spacing w:after="0" w:line="360" w:lineRule="auto"/>
+        <w:ind w:firstLine="720"/>
+        <w:jc w:val="both"/>
+        <w:rPr>
+          <w:rFonts w:ascii="Times New Roman" w:hAnsi="Times New Roman" w:cs="Times New Roman"/>
+          <w:sz w:val="28"/>
+          <w:szCs w:val="28"/>
+          <w:lang w:val="ru-RU"/>
+        </w:rPr>
+      </w:pPr>
+      <w:r>
+        <w:rPr>
+          <w:rFonts w:ascii="Times New Roman" w:hAnsi="Times New Roman" w:cs="Times New Roman"/>
+          <w:sz w:val="28"/>
+          <w:szCs w:val="28"/>
+          <w:lang w:val="ru-RU"/>
+        </w:rPr>
+        <w:t xml:space="preserve">- </w:t>
+      </w:r>
+      <w:r>
+        <w:rPr>
+          <w:rFonts w:ascii="Times New Roman" w:hAnsi="Times New Roman" w:cs="Times New Roman"/>
+          <w:sz w:val="28"/>
+          <w:szCs w:val="28"/>
+          <w:lang w:val="ru-RU"/>
+        </w:rPr>
+        <w:t xml:space="preserve">Интересы: Здоровье спины, восстановление после родов, психологическая разгрузка, </w:t>
+      </w:r>
+      <w:proofErr w:type="spellStart"/>
+      <w:r>
+        <w:rPr>
+          <w:rFonts w:ascii="Times New Roman" w:hAnsi="Times New Roman" w:cs="Times New Roman"/>
+          <w:sz w:val="28"/>
+          <w:szCs w:val="28"/>
+          <w:lang w:val="ru-RU"/>
+        </w:rPr>
+        <w:t>экологичный</w:t>
+      </w:r>
+      <w:proofErr w:type="spellEnd"/>
+      <w:r>
+        <w:rPr>
+          <w:rFonts w:ascii="Times New Roman" w:hAnsi="Times New Roman" w:cs="Times New Roman"/>
+          <w:sz w:val="28"/>
+          <w:szCs w:val="28"/>
+          <w:lang w:val="ru-RU"/>
+        </w:rPr>
+        <w:t xml:space="preserve"> образ жизни.</w:t>
+      </w:r>
+    </w:p>
+    <w:p>
+      <w:pPr>
+        <w:spacing w:after="0" w:line="360" w:lineRule="auto"/>
+        <w:ind w:firstLine="720"/>
+        <w:jc w:val="both"/>
+        <w:rPr>
+          <w:rFonts w:ascii="Times New Roman" w:hAnsi="Times New Roman" w:cs="Times New Roman"/>
+          <w:sz w:val="28"/>
+          <w:szCs w:val="28"/>
+          <w:lang w:val="ru-RU"/>
+        </w:rPr>
+      </w:pPr>
+      <w:r>
+        <w:rPr>
+          <w:rFonts w:ascii="Times New Roman" w:hAnsi="Times New Roman" w:cs="Times New Roman"/>
+          <w:sz w:val="28"/>
+          <w:szCs w:val="28"/>
+          <w:lang w:val="ru-RU"/>
+        </w:rPr>
+        <w:t xml:space="preserve">- </w:t>
+      </w:r>
+      <w:r>
+        <w:rPr>
+          <w:rFonts w:ascii="Times New Roman" w:hAnsi="Times New Roman" w:cs="Times New Roman"/>
+          <w:sz w:val="28"/>
+          <w:szCs w:val="28"/>
+          <w:lang w:val="ru-RU"/>
+        </w:rPr>
+        <w:t>Боли и потребности: Боится прийти в «слишком модную» или агрессивную студию, где ей будет некомфортно. Ищет безопасное пространство и поддержку (ей близок формат преподавателя «Мама в ресурсе»).</w:t>
+      </w:r>
+    </w:p>
+    <w:p>
+      <w:pPr>
+        <w:spacing w:after="0" w:line="360" w:lineRule="auto"/>
+        <w:ind w:firstLine="720"/>
+        <w:jc w:val="both"/>
+        <w:rPr>
+          <w:rFonts w:ascii="Times New Roman" w:hAnsi="Times New Roman" w:cs="Times New Roman"/>
+          <w:sz w:val="28"/>
+          <w:szCs w:val="28"/>
+          <w:lang w:val="ru-RU"/>
+        </w:rPr>
+      </w:pPr>
+      <w:r>
+        <w:rPr>
+          <w:rFonts w:ascii="Times New Roman" w:hAnsi="Times New Roman" w:cs="Times New Roman"/>
+          <w:sz w:val="28"/>
+          <w:szCs w:val="28"/>
+          <w:lang w:val="ru-RU"/>
+        </w:rPr>
+        <w:t xml:space="preserve">- </w:t>
+      </w:r>
+      <w:r>
+        <w:rPr>
+          <w:rFonts w:ascii="Times New Roman" w:hAnsi="Times New Roman" w:cs="Times New Roman"/>
+          <w:sz w:val="28"/>
+          <w:szCs w:val="28"/>
+          <w:lang w:val="ru-RU"/>
+        </w:rPr>
+        <w:t>Ожидания от сайта: Подробная информация о том, что происходит на занятиях, понятное описание уровней подготовки, честные цены без скрытых платежей, фото реального интерьера (чтобы убедиться в отсутствии «белых голых стен» и почувствовать атмосферу).</w:t>
+      </w:r>
+    </w:p>
+    <w:p>
+      <w:pPr>
+        <w:spacing w:after="0" w:line="360" w:lineRule="auto"/>
+        <w:ind w:firstLine="720"/>
+        <w:jc w:val="both"/>
+        <w:rPr>
+          <w:rFonts w:ascii="Times New Roman" w:hAnsi="Times New Roman" w:cs="Times New Roman"/>
+          <w:sz w:val="28"/>
+          <w:szCs w:val="28"/>
+          <w:lang w:val="ru-RU"/>
+        </w:rPr>
+      </w:pPr>
+      <w:r>
+        <w:rPr>
+          <w:rFonts w:ascii="Times New Roman" w:hAnsi="Times New Roman" w:cs="Times New Roman"/>
+          <w:sz w:val="28"/>
+          <w:szCs w:val="28"/>
+          <w:lang w:val="ru-RU"/>
+        </w:rPr>
+        <w:t>Сформированные портреты пользователей напрямую определяют архитектурные и дизайнерские решения разрабатываемого сайта:</w:t>
+      </w:r>
+    </w:p>
+    <w:p>
+      <w:pPr>
+        <w:spacing w:after="0" w:line="360" w:lineRule="auto"/>
+        <w:ind w:firstLine="720"/>
+        <w:jc w:val="both"/>
+        <w:rPr>
+          <w:rFonts w:ascii="Times New Roman" w:hAnsi="Times New Roman" w:cs="Times New Roman"/>
+          <w:sz w:val="28"/>
+          <w:szCs w:val="28"/>
+          <w:lang w:val="ru-RU"/>
+        </w:rPr>
+      </w:pPr>
+      <w:r>
+        <w:rPr>
+          <w:rFonts w:ascii="Times New Roman" w:hAnsi="Times New Roman" w:cs="Times New Roman"/>
+          <w:sz w:val="28"/>
+          <w:szCs w:val="28"/>
+          <w:lang w:val="ru-RU"/>
+        </w:rPr>
+        <w:t xml:space="preserve">1. </w:t>
+      </w:r>
+      <w:proofErr w:type="spellStart"/>
+      <w:r>
+        <w:rPr>
+          <w:rFonts w:ascii="Times New Roman" w:hAnsi="Times New Roman" w:cs="Times New Roman"/>
+          <w:sz w:val="28"/>
+          <w:szCs w:val="28"/>
+          <w:lang w:val="ru-RU"/>
+        </w:rPr>
+        <w:t>Mobile-First</w:t>
+      </w:r>
+      <w:proofErr w:type="spellEnd"/>
+      <w:r>
+        <w:rPr>
+          <w:rFonts w:ascii="Times New Roman" w:hAnsi="Times New Roman" w:cs="Times New Roman"/>
+          <w:sz w:val="28"/>
+          <w:szCs w:val="28"/>
+          <w:lang w:val="ru-RU"/>
+        </w:rPr>
+        <w:t xml:space="preserve"> подход. Учитывая, что «Офисные соседи» будут искать расписание и записываться на занятия с телефона по дороге на работу, интерфейс должен быть полностью адаптирован под мобильные устройства: крупные кнопки целевого действия (CTA), читабельная </w:t>
+      </w:r>
+      <w:proofErr w:type="spellStart"/>
+      <w:r>
+        <w:rPr>
+          <w:rFonts w:ascii="Times New Roman" w:hAnsi="Times New Roman" w:cs="Times New Roman"/>
+          <w:sz w:val="28"/>
+          <w:szCs w:val="28"/>
+          <w:lang w:val="ru-RU"/>
+        </w:rPr>
+        <w:t>типографика</w:t>
+      </w:r>
+      <w:proofErr w:type="spellEnd"/>
+      <w:r>
+        <w:rPr>
+          <w:rFonts w:ascii="Times New Roman" w:hAnsi="Times New Roman" w:cs="Times New Roman"/>
+          <w:sz w:val="28"/>
+          <w:szCs w:val="28"/>
+          <w:lang w:val="ru-RU"/>
+        </w:rPr>
+        <w:t xml:space="preserve">, отсутствие сложных горизонтальных </w:t>
+      </w:r>
+      <w:proofErr w:type="spellStart"/>
+      <w:r>
+        <w:rPr>
+          <w:rFonts w:ascii="Times New Roman" w:hAnsi="Times New Roman" w:cs="Times New Roman"/>
+          <w:sz w:val="28"/>
+          <w:szCs w:val="28"/>
+          <w:lang w:val="ru-RU"/>
+        </w:rPr>
+        <w:t>скроллов</w:t>
+      </w:r>
+      <w:proofErr w:type="spellEnd"/>
+      <w:r>
+        <w:rPr>
+          <w:rFonts w:ascii="Times New Roman" w:hAnsi="Times New Roman" w:cs="Times New Roman"/>
+          <w:sz w:val="28"/>
+          <w:szCs w:val="28"/>
+          <w:lang w:val="ru-RU"/>
+        </w:rPr>
+        <w:t xml:space="preserve"> в таблицах расписания.</w:t>
+      </w:r>
+    </w:p>
+    <w:p>
+      <w:pPr>
+        <w:spacing w:after="0" w:line="360" w:lineRule="auto"/>
+        <w:ind w:firstLine="720"/>
+        <w:jc w:val="both"/>
+        <w:rPr>
+          <w:rFonts w:ascii="Times New Roman" w:hAnsi="Times New Roman" w:cs="Times New Roman"/>
+          <w:sz w:val="28"/>
+          <w:szCs w:val="28"/>
+          <w:lang w:val="ru-RU"/>
+        </w:rPr>
+      </w:pPr>
+      <w:r>
+        <w:rPr>
+          <w:rFonts w:ascii="Times New Roman" w:hAnsi="Times New Roman" w:cs="Times New Roman"/>
+          <w:sz w:val="28"/>
+          <w:szCs w:val="28"/>
+          <w:lang w:val="ru-RU"/>
+        </w:rPr>
+        <w:t xml:space="preserve">2. </w:t>
+      </w:r>
+      <w:r>
+        <w:rPr>
+          <w:rFonts w:ascii="Times New Roman" w:hAnsi="Times New Roman" w:cs="Times New Roman"/>
+          <w:sz w:val="28"/>
+          <w:szCs w:val="28"/>
+          <w:lang w:val="ru-RU"/>
+        </w:rPr>
+        <w:t>Снижение когнитивной нагрузки. Информация о тарифах и направлениях должна быть структурирована визуально (карточки, иконки, четкая иерархия), чтобы пользователь мог принять решение о покупке абонемента без необходимости звонить администратору.</w:t>
+      </w:r>
+    </w:p>
+    <w:p>
+      <w:pPr>
+        <w:spacing w:after="0" w:line="360" w:lineRule="auto"/>
+        <w:ind w:firstLine="720"/>
+        <w:jc w:val="both"/>
+        <w:rPr>
+          <w:rFonts w:ascii="Times New Roman" w:hAnsi="Times New Roman" w:cs="Times New Roman"/>
+          <w:sz w:val="28"/>
+          <w:szCs w:val="28"/>
+          <w:lang w:val="ru-RU"/>
+        </w:rPr>
+      </w:pPr>
+      <w:r>
+        <w:rPr>
+          <w:rFonts w:ascii="Times New Roman" w:hAnsi="Times New Roman" w:cs="Times New Roman"/>
+          <w:sz w:val="28"/>
+          <w:szCs w:val="28"/>
+          <w:lang w:val="ru-RU"/>
+        </w:rPr>
+        <w:lastRenderedPageBreak/>
+        <w:t xml:space="preserve">3. </w:t>
+      </w:r>
+      <w:r>
+        <w:rPr>
+          <w:rFonts w:ascii="Times New Roman" w:hAnsi="Times New Roman" w:cs="Times New Roman"/>
+          <w:sz w:val="28"/>
+          <w:szCs w:val="28"/>
+          <w:lang w:val="ru-RU"/>
+        </w:rPr>
+        <w:t xml:space="preserve">Эмоциональный дизайн и </w:t>
+      </w:r>
+      <w:proofErr w:type="spellStart"/>
+      <w:r>
+        <w:rPr>
+          <w:rFonts w:ascii="Times New Roman" w:hAnsi="Times New Roman" w:cs="Times New Roman"/>
+          <w:sz w:val="28"/>
+          <w:szCs w:val="28"/>
+          <w:lang w:val="ru-RU"/>
+        </w:rPr>
+        <w:t>сторителлинг</w:t>
+      </w:r>
+      <w:proofErr w:type="spellEnd"/>
+      <w:r>
+        <w:rPr>
+          <w:rFonts w:ascii="Times New Roman" w:hAnsi="Times New Roman" w:cs="Times New Roman"/>
+          <w:sz w:val="28"/>
+          <w:szCs w:val="28"/>
+          <w:lang w:val="ru-RU"/>
+        </w:rPr>
+        <w:t>. Для снятия барьеров у «Локального сегмента» и «Осознанных практикующих» на сайте реализованы разделы «Наша история» и «Семь голосов одной студии». Использование теплых, неформальных описаний преподавателей и фотографий реального интерьера (терракот, фикусы) формирует доверие еще до первого визита.</w:t>
+      </w:r>
+    </w:p>
+    <w:p>
+      <w:pPr>
+        <w:spacing w:after="0" w:line="360" w:lineRule="auto"/>
+        <w:ind w:firstLine="720"/>
+        <w:jc w:val="both"/>
+        <w:rPr>
+          <w:rFonts w:ascii="Times New Roman" w:hAnsi="Times New Roman" w:cs="Times New Roman"/>
+          <w:sz w:val="28"/>
+          <w:szCs w:val="28"/>
+          <w:lang w:val="ru-RU"/>
+        </w:rPr>
+      </w:pPr>
+      <w:r>
+        <w:rPr>
+          <w:rFonts w:ascii="Times New Roman" w:hAnsi="Times New Roman" w:cs="Times New Roman"/>
+          <w:sz w:val="28"/>
+          <w:szCs w:val="28"/>
+          <w:lang w:val="ru-RU"/>
+        </w:rPr>
+        <w:t xml:space="preserve">4. </w:t>
+      </w:r>
+      <w:r>
+        <w:rPr>
+          <w:rFonts w:ascii="Times New Roman" w:hAnsi="Times New Roman" w:cs="Times New Roman"/>
+          <w:sz w:val="28"/>
+          <w:szCs w:val="28"/>
+          <w:lang w:val="ru-RU"/>
+        </w:rPr>
+        <w:t>Акцентирование триггеров. Специальное предложение для соседей по проспекту вынесено в отдельный заметный блок, что напрямую закрывает потребность ключевого сегмента аудитории и повышает конверсию сайта.</w:t>
+      </w:r>
+    </w:p>
+    <w:p>
+      <w:pPr>
+        <w:spacing w:after="0" w:line="360" w:lineRule="auto"/>
+        <w:ind w:firstLine="720"/>
+        <w:jc w:val="both"/>
+        <w:rPr>
+          <w:rFonts w:ascii="Times New Roman" w:hAnsi="Times New Roman" w:cs="Times New Roman"/>
+          <w:sz w:val="28"/>
+          <w:szCs w:val="28"/>
+          <w:lang w:val="ru-RU"/>
+        </w:rPr>
+      </w:pPr>
+      <w:r>
+        <w:rPr>
+          <w:rFonts w:ascii="Times New Roman" w:hAnsi="Times New Roman" w:cs="Times New Roman"/>
+          <w:sz w:val="28"/>
+          <w:szCs w:val="28"/>
+          <w:lang w:val="ru-RU"/>
+        </w:rPr>
+        <w:t>Таким образом, спроектированный веб-ресурс ориентирован на современного городского жителя, ценящего свое время, визуальную культуру и осознанный подход к здоровью, что гарантирует востребованность и удобство использования разрабатываемого продукта.</w:t>
+      </w:r>
+    </w:p>
+    <w:p>
+      <w:pPr>
+        <w:jc w:val="both"/>
+        <w:rPr>
+          <w:rFonts w:ascii="Times New Roman" w:hAnsi="Times New Roman" w:cs="Times New Roman"/>
+          <w:b/>
+          <w:sz w:val="28"/>
+          <w:szCs w:val="28"/>
+          <w:lang w:val="ru-RU"/>
+        </w:rPr>
+      </w:pPr>
+      <w:r>
+        <w:rPr>
+          <w:rFonts w:ascii="Times New Roman" w:hAnsi="Times New Roman" w:cs="Times New Roman"/>
+          <w:b/>
+          <w:sz w:val="28"/>
+          <w:szCs w:val="28"/>
+          <w:lang w:val="ru-RU"/>
+        </w:rPr>
+        <w:t>1.3 Анализ сайтов конку</w:t>
+      </w:r>
+      <w:r>
+        <w:rPr>
+          <w:rFonts w:ascii="Times New Roman" w:hAnsi="Times New Roman" w:cs="Times New Roman"/>
+          <w:b/>
+          <w:sz w:val="28"/>
+          <w:szCs w:val="28"/>
+          <w:lang w:val="ru-RU"/>
+        </w:rPr>
+        <w:t>рентов</w:t>
+      </w:r>
+    </w:p>
+    <w:p>
+      <w:pPr>
+        <w:spacing w:after="0" w:line="360" w:lineRule="auto"/>
+        <w:ind w:firstLine="720"/>
+        <w:jc w:val="both"/>
+        <w:rPr>
+          <w:rFonts w:ascii="Times New Roman" w:hAnsi="Times New Roman" w:cs="Times New Roman"/>
+          <w:sz w:val="28"/>
+          <w:szCs w:val="28"/>
+          <w:lang w:val="ru-RU"/>
+        </w:rPr>
+      </w:pPr>
+      <w:r>
+        <w:rPr>
+          <w:rFonts w:ascii="Times New Roman" w:hAnsi="Times New Roman" w:cs="Times New Roman"/>
+          <w:sz w:val="28"/>
+          <w:szCs w:val="28"/>
+          <w:lang w:val="ru-RU"/>
+        </w:rPr>
+        <w:t>Для определения оптимальной структуры, функциональности и визуального стиля проектируемого ресурса был проведен сравнительный анализ цифровых представителей ключевых игроков рынка йога-услуг г. Минска. В качестве объектов анализа были выбраны три разноплановых конкурента, представляющих разные подходы к организации цифрового присутствия.</w:t>
+      </w:r>
+    </w:p>
+    <w:p>
+      <w:pPr>
+        <w:spacing w:after="0" w:line="360" w:lineRule="auto"/>
+        <w:ind w:firstLine="720"/>
+        <w:jc w:val="both"/>
+        <w:rPr>
+          <w:rFonts w:ascii="Times New Roman" w:hAnsi="Times New Roman" w:cs="Times New Roman"/>
+          <w:sz w:val="28"/>
+          <w:szCs w:val="28"/>
+          <w:lang w:val="ru-RU"/>
+        </w:rPr>
+      </w:pPr>
+      <w:r>
+        <w:rPr>
+          <w:rFonts w:ascii="Times New Roman" w:hAnsi="Times New Roman" w:cs="Times New Roman"/>
+          <w:sz w:val="28"/>
+          <w:szCs w:val="28"/>
+          <w:lang w:val="ru-RU"/>
+        </w:rPr>
+        <w:t>Обзор конкурентных решений</w:t>
+      </w:r>
+      <w:r>
+        <w:rPr>
+          <w:rFonts w:ascii="Times New Roman" w:hAnsi="Times New Roman" w:cs="Times New Roman"/>
+          <w:sz w:val="28"/>
+          <w:szCs w:val="28"/>
+          <w:lang w:val="ru-RU"/>
+        </w:rPr>
+        <w:t>:</w:t>
+      </w:r>
+    </w:p>
+    <w:p>
+      <w:pPr>
+        <w:spacing w:after="0" w:line="360" w:lineRule="auto"/>
+        <w:ind w:firstLine="720"/>
+        <w:jc w:val="both"/>
+        <w:rPr>
+          <w:rFonts w:ascii="Times New Roman" w:hAnsi="Times New Roman" w:cs="Times New Roman"/>
+          <w:i/>
+          <w:sz w:val="28"/>
+          <w:szCs w:val="28"/>
+          <w:lang w:val="ru-RU"/>
+        </w:rPr>
+      </w:pPr>
+      <w:r>
+        <w:rPr>
+          <w:rFonts w:ascii="Times New Roman" w:hAnsi="Times New Roman" w:cs="Times New Roman"/>
+          <w:i/>
+          <w:sz w:val="28"/>
+          <w:szCs w:val="28"/>
+          <w:lang w:val="ru-RU"/>
+        </w:rPr>
+        <w:t xml:space="preserve">1. </w:t>
+      </w:r>
+      <w:proofErr w:type="spellStart"/>
+      <w:r>
+        <w:rPr>
+          <w:rFonts w:ascii="Times New Roman" w:hAnsi="Times New Roman" w:cs="Times New Roman"/>
+          <w:i/>
+          <w:sz w:val="28"/>
+          <w:szCs w:val="28"/>
+          <w:lang w:val="ru-RU"/>
+        </w:rPr>
+        <w:t>Yoga</w:t>
+      </w:r>
+      <w:proofErr w:type="spellEnd"/>
+      <w:r>
+        <w:rPr>
+          <w:rFonts w:ascii="Times New Roman" w:hAnsi="Times New Roman" w:cs="Times New Roman"/>
+          <w:i/>
+          <w:sz w:val="28"/>
+          <w:szCs w:val="28"/>
+          <w:lang w:val="ru-RU"/>
+        </w:rPr>
+        <w:t xml:space="preserve"> </w:t>
+      </w:r>
+      <w:proofErr w:type="spellStart"/>
+      <w:r>
+        <w:rPr>
+          <w:rFonts w:ascii="Times New Roman" w:hAnsi="Times New Roman" w:cs="Times New Roman"/>
+          <w:i/>
+          <w:sz w:val="28"/>
+          <w:szCs w:val="28"/>
+          <w:lang w:val="ru-RU"/>
+        </w:rPr>
+        <w:t>Place</w:t>
+      </w:r>
+      <w:proofErr w:type="spellEnd"/>
+      <w:r>
+        <w:rPr>
+          <w:rFonts w:ascii="Times New Roman" w:hAnsi="Times New Roman" w:cs="Times New Roman"/>
+          <w:i/>
+          <w:sz w:val="28"/>
+          <w:szCs w:val="28"/>
+          <w:lang w:val="ru-RU"/>
+        </w:rPr>
+        <w:t xml:space="preserve"> </w:t>
+      </w:r>
+    </w:p>
+    <w:p>
+      <w:pPr>
+        <w:spacing w:after="0" w:line="360" w:lineRule="auto"/>
+        <w:ind w:firstLine="720"/>
+        <w:jc w:val="both"/>
+        <w:rPr>
+          <w:rFonts w:ascii="Times New Roman" w:hAnsi="Times New Roman" w:cs="Times New Roman"/>
+          <w:sz w:val="28"/>
+          <w:szCs w:val="28"/>
+          <w:lang w:val="ru-RU"/>
+        </w:rPr>
+      </w:pPr>
+      <w:r>
+        <w:rPr>
+          <w:rFonts w:ascii="Times New Roman" w:hAnsi="Times New Roman" w:cs="Times New Roman"/>
+          <w:sz w:val="28"/>
+          <w:szCs w:val="28"/>
+          <w:lang w:val="ru-RU"/>
+        </w:rPr>
+        <w:t>Крупная специализированная сеть студий.</w:t>
+      </w:r>
+      <w:r>
+        <w:rPr>
+          <w:rFonts w:ascii="Times New Roman" w:hAnsi="Times New Roman" w:cs="Times New Roman"/>
+          <w:sz w:val="28"/>
+          <w:szCs w:val="28"/>
+          <w:lang w:val="ru-RU"/>
+        </w:rPr>
+        <w:t xml:space="preserve"> </w:t>
+      </w:r>
+      <w:r>
+        <w:rPr>
+          <w:rFonts w:ascii="Times New Roman" w:hAnsi="Times New Roman" w:cs="Times New Roman"/>
+          <w:sz w:val="28"/>
+          <w:szCs w:val="28"/>
+          <w:lang w:val="ru-RU"/>
+        </w:rPr>
+        <w:t xml:space="preserve">Сведения о студии показаны в таблице 1. </w:t>
+      </w:r>
+      <w:r>
+        <w:rPr>
+          <w:rFonts w:ascii="Times New Roman" w:hAnsi="Times New Roman" w:cs="Times New Roman"/>
+          <w:sz w:val="28"/>
+          <w:szCs w:val="28"/>
+          <w:lang w:val="ru-RU"/>
+        </w:rPr>
+        <w:t>Скриншоты главной страницы сайта и расписание показаны на рис. 1.1 – 1.2.</w:t>
+      </w:r>
+    </w:p>
+    <w:p>
+      <w:pPr>
+        <w:spacing w:after="0" w:line="360" w:lineRule="auto"/>
+        <w:jc w:val="both"/>
+        <w:rPr>
+          <w:rFonts w:ascii="Times New Roman" w:hAnsi="Times New Roman" w:cs="Times New Roman"/>
+          <w:sz w:val="28"/>
+          <w:szCs w:val="28"/>
+          <w:lang w:val="ru-RU"/>
+        </w:rPr>
+      </w:pPr>
+      <w:r>
+        <w:rPr>
+          <w:rFonts w:ascii="Times New Roman" w:hAnsi="Times New Roman" w:cs="Times New Roman"/>
+          <w:sz w:val="28"/>
+          <w:szCs w:val="28"/>
+          <w:lang w:val="ru-RU"/>
+        </w:rPr>
+        <w:t xml:space="preserve">Таблица 1 – Анализ студии </w:t>
+      </w:r>
+      <w:proofErr w:type="spellStart"/>
+      <w:r>
+        <w:rPr>
+          <w:rFonts w:ascii="Times New Roman" w:hAnsi="Times New Roman" w:cs="Times New Roman"/>
+          <w:sz w:val="28"/>
+          <w:szCs w:val="28"/>
+          <w:lang w:val="ru-RU"/>
+        </w:rPr>
+        <w:t>Yoga</w:t>
+      </w:r>
+      <w:proofErr w:type="spellEnd"/>
+      <w:r>
+        <w:rPr>
+          <w:rFonts w:ascii="Times New Roman" w:hAnsi="Times New Roman" w:cs="Times New Roman"/>
+          <w:sz w:val="28"/>
+          <w:szCs w:val="28"/>
+          <w:lang w:val="ru-RU"/>
+        </w:rPr>
+        <w:t xml:space="preserve"> </w:t>
+      </w:r>
+      <w:proofErr w:type="spellStart"/>
+      <w:r>
+        <w:rPr>
+          <w:rFonts w:ascii="Times New Roman" w:hAnsi="Times New Roman" w:cs="Times New Roman"/>
+          <w:sz w:val="28"/>
+          <w:szCs w:val="28"/>
+          <w:lang w:val="ru-RU"/>
+        </w:rPr>
+        <w:t>Place</w:t>
+      </w:r>
+      <w:proofErr w:type="spellEnd"/>
+    </w:p>
+    <w:tbl>
+      <w:tblPr>
+        <w:tblStyle w:val="a4"/>
+        <w:tblW w:w="0" w:type="auto"/>
+        <w:tblLook w:val="04A0" w:firstRow="1" w:lastRow="0" w:firstColumn="1" w:lastColumn="0" w:noHBand="0" w:noVBand="1"/>
+      </w:tblPr>
+      <w:tblGrid>
+        <w:gridCol w:w="2547"/>
+        <w:gridCol w:w="7132"/>
+      </w:tblGrid>
+      <w:tr>
+        <w:tc>
+          <w:tcPr>
+            <w:tcW w:w="2547" w:type="dxa"/>
+          </w:tcPr>
+          <w:p>
+            <w:pPr>
+              <w:spacing w:line="360" w:lineRule="auto"/>
+              <w:jc w:val="both"/>
+              <w:rPr>
+                <w:rFonts w:ascii="Times New Roman" w:hAnsi="Times New Roman" w:cs="Times New Roman"/>
+                <w:sz w:val="28"/>
+                <w:szCs w:val="28"/>
+                <w:lang w:val="ru-RU"/>
+              </w:rPr>
+            </w:pPr>
+            <w:r>
+              <w:rPr>
+                <w:rFonts w:ascii="Times New Roman" w:hAnsi="Times New Roman" w:cs="Times New Roman"/>
+                <w:sz w:val="28"/>
+                <w:szCs w:val="28"/>
+                <w:lang w:val="ru-RU"/>
+              </w:rPr>
+              <w:t>С</w:t>
+            </w:r>
+            <w:r>
+              <w:rPr>
+                <w:rFonts w:ascii="Times New Roman" w:hAnsi="Times New Roman" w:cs="Times New Roman"/>
+                <w:sz w:val="28"/>
+                <w:szCs w:val="28"/>
+                <w:lang w:val="ru-RU"/>
+              </w:rPr>
+              <w:t>айт</w:t>
+            </w:r>
+          </w:p>
+        </w:tc>
+        <w:tc>
+          <w:tcPr>
+            <w:tcW w:w="7132" w:type="dxa"/>
+          </w:tcPr>
+          <w:p>
+            <w:pPr>
+              <w:spacing w:line="360" w:lineRule="auto"/>
+              <w:jc w:val="both"/>
+              <w:rPr>
+                <w:rFonts w:ascii="Times New Roman" w:hAnsi="Times New Roman" w:cs="Times New Roman"/>
+                <w:sz w:val="28"/>
+                <w:szCs w:val="28"/>
+                <w:lang w:val="ru-RU"/>
+              </w:rPr>
+            </w:pPr>
+            <w:r>
+              <w:rPr>
+                <w:rFonts w:ascii="Times New Roman" w:hAnsi="Times New Roman" w:cs="Times New Roman"/>
+                <w:sz w:val="28"/>
+                <w:szCs w:val="28"/>
+                <w:lang w:val="ru-RU"/>
+              </w:rPr>
+              <w:t>yogaplace.by</w:t>
+            </w:r>
+          </w:p>
+        </w:tc>
+      </w:tr>
+      <w:tr>
+        <w:tc>
+          <w:tcPr>
+            <w:tcW w:w="2547" w:type="dxa"/>
+          </w:tcPr>
+          <w:p>
+            <w:pPr>
+              <w:spacing w:line="360" w:lineRule="auto"/>
+              <w:jc w:val="both"/>
+              <w:rPr>
+                <w:rFonts w:ascii="Times New Roman" w:hAnsi="Times New Roman" w:cs="Times New Roman"/>
+                <w:sz w:val="28"/>
+                <w:szCs w:val="28"/>
+                <w:lang w:val="ru-RU"/>
+              </w:rPr>
+            </w:pPr>
+            <w:r>
+              <w:rPr>
+                <w:rFonts w:ascii="Times New Roman" w:hAnsi="Times New Roman" w:cs="Times New Roman"/>
+                <w:sz w:val="28"/>
+                <w:szCs w:val="28"/>
+                <w:lang w:val="ru-RU"/>
+              </w:rPr>
+              <w:t>Функциональность</w:t>
+            </w:r>
+          </w:p>
+        </w:tc>
+        <w:tc>
+          <w:tcPr>
+            <w:tcW w:w="7132" w:type="dxa"/>
+          </w:tcPr>
+          <w:p>
+            <w:pPr>
+              <w:spacing w:line="360" w:lineRule="auto"/>
+              <w:jc w:val="both"/>
+              <w:rPr>
+                <w:rFonts w:ascii="Times New Roman" w:hAnsi="Times New Roman" w:cs="Times New Roman"/>
+                <w:sz w:val="28"/>
+                <w:szCs w:val="28"/>
+                <w:lang w:val="ru-RU"/>
+              </w:rPr>
+            </w:pPr>
+            <w:r>
+              <w:rPr>
+                <w:rFonts w:ascii="Times New Roman" w:hAnsi="Times New Roman" w:cs="Times New Roman"/>
+                <w:sz w:val="28"/>
+                <w:szCs w:val="28"/>
+                <w:lang w:val="ru-RU"/>
+              </w:rPr>
+              <w:t xml:space="preserve">Высокий уровень. Наличие многостраничного сайта и собственного мобильного приложения с личным </w:t>
+            </w:r>
+            <w:r>
+              <w:rPr>
+                <w:rFonts w:ascii="Times New Roman" w:hAnsi="Times New Roman" w:cs="Times New Roman"/>
+                <w:sz w:val="28"/>
+                <w:szCs w:val="28"/>
+                <w:lang w:val="ru-RU"/>
+              </w:rPr>
+              <w:lastRenderedPageBreak/>
+              <w:t>кабинетом, системой абонементов и историей посещений. Реализованы четкие пользовательские сценарии для новичков («</w:t>
+            </w:r>
+            <w:proofErr w:type="spellStart"/>
+            <w:r>
+              <w:rPr>
+                <w:rFonts w:ascii="Times New Roman" w:hAnsi="Times New Roman" w:cs="Times New Roman"/>
+                <w:sz w:val="28"/>
+                <w:szCs w:val="28"/>
+                <w:lang w:val="ru-RU"/>
+              </w:rPr>
+              <w:t>Yoga</w:t>
+            </w:r>
+            <w:proofErr w:type="spellEnd"/>
+            <w:r>
+              <w:rPr>
+                <w:rFonts w:ascii="Times New Roman" w:hAnsi="Times New Roman" w:cs="Times New Roman"/>
+                <w:sz w:val="28"/>
+                <w:szCs w:val="28"/>
+                <w:lang w:val="ru-RU"/>
+              </w:rPr>
+              <w:t xml:space="preserve"> </w:t>
+            </w:r>
+            <w:proofErr w:type="spellStart"/>
+            <w:r>
+              <w:rPr>
+                <w:rFonts w:ascii="Times New Roman" w:hAnsi="Times New Roman" w:cs="Times New Roman"/>
+                <w:sz w:val="28"/>
+                <w:szCs w:val="28"/>
+                <w:lang w:val="ru-RU"/>
+              </w:rPr>
+              <w:t>Beginner</w:t>
+            </w:r>
+            <w:proofErr w:type="spellEnd"/>
+            <w:r>
+              <w:rPr>
+                <w:rFonts w:ascii="Times New Roman" w:hAnsi="Times New Roman" w:cs="Times New Roman"/>
+                <w:sz w:val="28"/>
+                <w:szCs w:val="28"/>
+                <w:lang w:val="ru-RU"/>
+              </w:rPr>
+              <w:t>»).</w:t>
+            </w:r>
+          </w:p>
+        </w:tc>
+      </w:tr>
+      <w:tr>
+        <w:tc>
+          <w:tcPr>
+            <w:tcW w:w="2547" w:type="dxa"/>
+          </w:tcPr>
+          <w:p>
+            <w:pPr>
+              <w:spacing w:line="360" w:lineRule="auto"/>
+              <w:jc w:val="both"/>
+              <w:rPr>
+                <w:rFonts w:ascii="Times New Roman" w:hAnsi="Times New Roman" w:cs="Times New Roman"/>
+                <w:i/>
+                <w:sz w:val="28"/>
+                <w:szCs w:val="28"/>
+                <w:lang w:val="ru-RU"/>
+              </w:rPr>
+            </w:pPr>
+            <w:r>
+              <w:rPr>
+                <w:rFonts w:ascii="Times New Roman" w:hAnsi="Times New Roman" w:cs="Times New Roman"/>
+                <w:sz w:val="28"/>
+                <w:szCs w:val="28"/>
+                <w:lang w:val="ru-RU"/>
+              </w:rPr>
+              <w:lastRenderedPageBreak/>
+              <w:t>Дизайн</w:t>
+            </w:r>
+          </w:p>
+        </w:tc>
+        <w:tc>
+          <w:tcPr>
+            <w:tcW w:w="7132" w:type="dxa"/>
+          </w:tcPr>
+          <w:p>
+            <w:pPr>
+              <w:spacing w:line="360" w:lineRule="auto"/>
+              <w:jc w:val="both"/>
+              <w:rPr>
+                <w:rFonts w:ascii="Times New Roman" w:hAnsi="Times New Roman" w:cs="Times New Roman"/>
+                <w:i/>
+                <w:sz w:val="28"/>
+                <w:szCs w:val="28"/>
+                <w:lang w:val="ru-RU"/>
+              </w:rPr>
+            </w:pPr>
+            <w:r>
+              <w:rPr>
+                <w:rFonts w:ascii="Times New Roman" w:hAnsi="Times New Roman" w:cs="Times New Roman"/>
+                <w:sz w:val="28"/>
+                <w:szCs w:val="28"/>
+                <w:lang w:val="ru-RU"/>
+              </w:rPr>
+              <w:t>Современный, качественный визуальный контент, профессиональная фотосъемка интерьеров.</w:t>
+            </w:r>
+          </w:p>
+        </w:tc>
+      </w:tr>
+      <w:tr>
+        <w:tc>
+          <w:tcPr>
+            <w:tcW w:w="2547" w:type="dxa"/>
+          </w:tcPr>
+          <w:p>
+            <w:pPr>
+              <w:spacing w:line="360" w:lineRule="auto"/>
+              <w:jc w:val="both"/>
+              <w:rPr>
+                <w:rFonts w:ascii="Times New Roman" w:hAnsi="Times New Roman" w:cs="Times New Roman"/>
+                <w:i/>
+                <w:sz w:val="28"/>
+                <w:szCs w:val="28"/>
+                <w:lang w:val="ru-RU"/>
+              </w:rPr>
+            </w:pPr>
+            <w:r>
+              <w:rPr>
+                <w:rFonts w:ascii="Times New Roman" w:hAnsi="Times New Roman" w:cs="Times New Roman"/>
+                <w:sz w:val="28"/>
+                <w:szCs w:val="28"/>
+                <w:lang w:val="ru-RU"/>
+              </w:rPr>
+              <w:t>Методы продвижения</w:t>
+            </w:r>
+          </w:p>
+        </w:tc>
+        <w:tc>
+          <w:tcPr>
+            <w:tcW w:w="7132" w:type="dxa"/>
+          </w:tcPr>
+          <w:p>
+            <w:pPr>
+              <w:spacing w:line="360" w:lineRule="auto"/>
+              <w:jc w:val="both"/>
+              <w:rPr>
+                <w:rFonts w:ascii="Times New Roman" w:hAnsi="Times New Roman" w:cs="Times New Roman"/>
+                <w:i/>
+                <w:sz w:val="28"/>
+                <w:szCs w:val="28"/>
+                <w:lang w:val="ru-RU"/>
+              </w:rPr>
+            </w:pPr>
+            <w:r>
+              <w:rPr>
+                <w:rFonts w:ascii="Times New Roman" w:hAnsi="Times New Roman" w:cs="Times New Roman"/>
+                <w:sz w:val="28"/>
+                <w:szCs w:val="28"/>
+                <w:lang w:val="ru-RU"/>
+              </w:rPr>
+              <w:t>Активный SMM (</w:t>
+            </w:r>
+            <w:proofErr w:type="spellStart"/>
+            <w:r>
+              <w:rPr>
+                <w:rFonts w:ascii="Times New Roman" w:hAnsi="Times New Roman" w:cs="Times New Roman"/>
+                <w:sz w:val="28"/>
+                <w:szCs w:val="28"/>
+                <w:lang w:val="ru-RU"/>
+              </w:rPr>
+              <w:t>Instagram</w:t>
+            </w:r>
+            <w:proofErr w:type="spellEnd"/>
+            <w:r>
+              <w:rPr>
+                <w:rFonts w:ascii="Times New Roman" w:hAnsi="Times New Roman" w:cs="Times New Roman"/>
+                <w:sz w:val="28"/>
+                <w:szCs w:val="28"/>
+                <w:lang w:val="ru-RU"/>
+              </w:rPr>
+              <w:t>), SEO-оптимизация, кросс-</w:t>
+            </w:r>
+            <w:proofErr w:type="spellStart"/>
+            <w:r>
+              <w:rPr>
+                <w:rFonts w:ascii="Times New Roman" w:hAnsi="Times New Roman" w:cs="Times New Roman"/>
+                <w:sz w:val="28"/>
+                <w:szCs w:val="28"/>
+                <w:lang w:val="ru-RU"/>
+              </w:rPr>
+              <w:t>промоушен</w:t>
+            </w:r>
+            <w:proofErr w:type="spellEnd"/>
+            <w:r>
+              <w:rPr>
+                <w:rFonts w:ascii="Times New Roman" w:hAnsi="Times New Roman" w:cs="Times New Roman"/>
+                <w:sz w:val="28"/>
+                <w:szCs w:val="28"/>
+                <w:lang w:val="ru-RU"/>
+              </w:rPr>
+              <w:t xml:space="preserve"> с партнерами, программа лояльности.</w:t>
+            </w:r>
+          </w:p>
+        </w:tc>
+      </w:tr>
+      <w:tr>
+        <w:tc>
+          <w:tcPr>
+            <w:tcW w:w="2547" w:type="dxa"/>
+          </w:tcPr>
+          <w:p>
+            <w:pPr>
+              <w:spacing w:line="360" w:lineRule="auto"/>
+              <w:jc w:val="both"/>
+              <w:rPr>
+                <w:rFonts w:ascii="Times New Roman" w:hAnsi="Times New Roman" w:cs="Times New Roman"/>
+                <w:i/>
+                <w:sz w:val="28"/>
+                <w:szCs w:val="28"/>
+                <w:lang w:val="ru-RU"/>
+              </w:rPr>
+            </w:pPr>
+            <w:r>
+              <w:rPr>
+                <w:rFonts w:ascii="Times New Roman" w:hAnsi="Times New Roman" w:cs="Times New Roman"/>
+                <w:sz w:val="28"/>
+                <w:szCs w:val="28"/>
+                <w:lang w:val="ru-RU"/>
+              </w:rPr>
+              <w:t>Недостатки</w:t>
+            </w:r>
+          </w:p>
+        </w:tc>
+        <w:tc>
+          <w:tcPr>
+            <w:tcW w:w="7132" w:type="dxa"/>
+          </w:tcPr>
+          <w:p>
+            <w:pPr>
+              <w:spacing w:line="360" w:lineRule="auto"/>
+              <w:jc w:val="both"/>
+              <w:rPr>
+                <w:rFonts w:ascii="Times New Roman" w:hAnsi="Times New Roman" w:cs="Times New Roman"/>
+                <w:sz w:val="28"/>
+                <w:szCs w:val="28"/>
+                <w:lang w:val="ru-RU"/>
+              </w:rPr>
+            </w:pPr>
+            <w:r>
+              <w:rPr>
+                <w:rFonts w:ascii="Times New Roman" w:hAnsi="Times New Roman" w:cs="Times New Roman"/>
+                <w:sz w:val="28"/>
+                <w:szCs w:val="28"/>
+                <w:lang w:val="ru-RU"/>
+              </w:rPr>
+              <w:t>Избыточная функциональность для локальной камерной студии. Сайт может восприниматься как «корпоративный» и безликий, что снижает ощущение камерности и индивидуального подхода.</w:t>
+            </w:r>
+          </w:p>
+          <w:p>
+            <w:pPr>
+              <w:spacing w:line="360" w:lineRule="auto"/>
+              <w:jc w:val="both"/>
+              <w:rPr>
+                <w:rFonts w:ascii="Times New Roman" w:hAnsi="Times New Roman" w:cs="Times New Roman"/>
+                <w:i/>
+                <w:sz w:val="28"/>
+                <w:szCs w:val="28"/>
+                <w:lang w:val="ru-RU"/>
+              </w:rPr>
+            </w:pPr>
+          </w:p>
+        </w:tc>
+      </w:tr>
+    </w:tbl>
+    <w:p>
+      <w:pPr>
+        <w:jc w:val="both"/>
+        <w:rPr>
+          <w:rFonts w:ascii="Times New Roman" w:hAnsi="Times New Roman" w:cs="Times New Roman"/>
+          <w:i/>
+          <w:sz w:val="28"/>
+          <w:szCs w:val="28"/>
+          <w:lang w:val="ru-RU"/>
+        </w:rPr>
+      </w:pPr>
+    </w:p>
+    <w:p>
+      <w:pPr>
+        <w:jc w:val="both"/>
+        <w:rPr>
+          <w:rFonts w:ascii="Times New Roman" w:hAnsi="Times New Roman" w:cs="Times New Roman"/>
+          <w:i/>
+          <w:sz w:val="28"/>
+          <w:szCs w:val="28"/>
+          <w:lang w:val="ru-RU"/>
+        </w:rPr>
+      </w:pPr>
+      <w:r>
+        <w:rPr>
+          <w:rFonts w:ascii="Times New Roman" w:hAnsi="Times New Roman" w:cs="Times New Roman"/>
+          <w:i/>
+          <w:sz w:val="28"/>
+          <w:szCs w:val="28"/>
+          <w:lang w:val="ru-RU"/>
+        </w:rPr>
+        <w:drawing>
+          <wp:inline distT="0" distB="0" distL="0" distR="0" wp14:anchorId="09090676" wp14:editId="76F4B370">
+            <wp:extent cx="6152515" cy="3198495"/>
+            <wp:effectExtent l="0" t="0" r="635" b="1905"/>
+            <wp:docPr id="3" name="Рисунок 3"/>
+            <wp:cNvGraphicFramePr>
+              <a:graphicFrameLocks xmlns:a="http://schemas.openxmlformats.org/drawingml/2006/main" noChangeAspect="1"/>
+            </wp:cNvGraphicFramePr>
+            <a:graphic xmlns:a="http://schemas.openxmlformats.org/drawingml/2006/main">
+              <a:graphicData uri="http://schemas.openxmlformats.org/drawingml/2006/picture">
+                <pic:pic xmlns:pic="http://schemas.openxmlformats.org/drawingml/2006/picture">
+                  <pic:nvPicPr>
+                    <pic:cNvPr id="1" name=""/>
+                    <pic:cNvPicPr/>
+                  </pic:nvPicPr>
+                  <pic:blipFill>
+                    <a:blip r:embed="rId5"/>
+                    <a:stretch>
+                      <a:fillRect/>
+                    </a:stretch>
+                  </pic:blipFill>
+                  <pic:spPr>
+                    <a:xfrm>
+                      <a:off x="0" y="0"/>
+                      <a:ext cx="6152515" cy="3198495"/>
+                    </a:xfrm>
+                    <a:prstGeom prst="rect">
+                      <a:avLst/>
+                    </a:prstGeom>
+                  </pic:spPr>
+                </pic:pic>
+              </a:graphicData>
+            </a:graphic>
+          </wp:inline>
+        </w:drawing>
+      </w:r>
+    </w:p>
+    <w:p>
+      <w:pPr>
+        <w:jc w:val="center"/>
+        <w:rPr>
+          <w:rFonts w:ascii="Times New Roman" w:hAnsi="Times New Roman" w:cs="Times New Roman"/>
+          <w:sz w:val="24"/>
+          <w:szCs w:val="24"/>
+          <w:lang w:val="ru-RU"/>
+        </w:rPr>
+      </w:pPr>
+      <w:r>
+        <w:rPr>
+          <w:rFonts w:ascii="Times New Roman" w:hAnsi="Times New Roman" w:cs="Times New Roman"/>
+          <w:sz w:val="24"/>
+          <w:szCs w:val="24"/>
+          <w:lang w:val="ru-RU"/>
+        </w:rPr>
+        <w:t xml:space="preserve">Рисунок 1.1 – Главная страница сайта </w:t>
+      </w:r>
+      <w:r>
+        <w:rPr>
+          <w:rFonts w:ascii="Times New Roman" w:hAnsi="Times New Roman" w:cs="Times New Roman"/>
+          <w:sz w:val="24"/>
+          <w:szCs w:val="24"/>
+          <w:lang w:val="ru-RU"/>
+        </w:rPr>
+        <w:t>yogaplace.by</w:t>
+      </w:r>
+    </w:p>
+    <w:p>
+      <w:pPr>
+        <w:jc w:val="both"/>
+        <w:rPr>
+          <w:rFonts w:ascii="Times New Roman" w:hAnsi="Times New Roman" w:cs="Times New Roman"/>
+          <w:i/>
+          <w:sz w:val="28"/>
+          <w:szCs w:val="28"/>
+          <w:lang w:val="ru-RU"/>
+        </w:rPr>
+      </w:pPr>
+      <w:r>
+        <w:rPr>
+          <w:rFonts w:ascii="Times New Roman" w:hAnsi="Times New Roman" w:cs="Times New Roman"/>
+          <w:i/>
+          <w:sz w:val="28"/>
+          <w:szCs w:val="28"/>
+          <w:lang w:val="ru-RU"/>
+        </w:rPr>
+        <w:lastRenderedPageBreak/>
+        <w:drawing>
+          <wp:inline distT="0" distB="0" distL="0" distR="0" wp14:anchorId="274D9436" wp14:editId="710ADE9B">
+            <wp:extent cx="6152515" cy="3030855"/>
+            <wp:effectExtent l="0" t="0" r="635" b="0"/>
+            <wp:docPr id="4" name="Рисунок 4"/>
+            <wp:cNvGraphicFramePr>
+              <a:graphicFrameLocks xmlns:a="http://schemas.openxmlformats.org/drawingml/2006/main" noChangeAspect="1"/>
+            </wp:cNvGraphicFramePr>
+            <a:graphic xmlns:a="http://schemas.openxmlformats.org/drawingml/2006/main">
+              <a:graphicData uri="http://schemas.openxmlformats.org/drawingml/2006/picture">
+                <pic:pic xmlns:pic="http://schemas.openxmlformats.org/drawingml/2006/picture">
+                  <pic:nvPicPr>
+                    <pic:cNvPr id="1" name=""/>
+                    <pic:cNvPicPr/>
+                  </pic:nvPicPr>
+                  <pic:blipFill>
+                    <a:blip r:embed="rId6"/>
+                    <a:stretch>
+                      <a:fillRect/>
+                    </a:stretch>
+                  </pic:blipFill>
+                  <pic:spPr>
+                    <a:xfrm>
+                      <a:off x="0" y="0"/>
+                      <a:ext cx="6152515" cy="3030855"/>
+                    </a:xfrm>
+                    <a:prstGeom prst="rect">
+                      <a:avLst/>
+                    </a:prstGeom>
+                  </pic:spPr>
+                </pic:pic>
+              </a:graphicData>
+            </a:graphic>
+          </wp:inline>
+        </w:drawing>
+      </w:r>
+    </w:p>
+    <w:p>
+      <w:pPr>
+        <w:jc w:val="center"/>
+        <w:rPr>
+          <w:rFonts w:ascii="Times New Roman" w:hAnsi="Times New Roman" w:cs="Times New Roman"/>
+          <w:sz w:val="24"/>
+          <w:szCs w:val="24"/>
+          <w:lang w:val="ru-RU"/>
+        </w:rPr>
+      </w:pPr>
+      <w:r>
+        <w:rPr>
+          <w:rFonts w:ascii="Times New Roman" w:hAnsi="Times New Roman" w:cs="Times New Roman"/>
+          <w:sz w:val="24"/>
+          <w:szCs w:val="24"/>
+          <w:lang w:val="ru-RU"/>
+        </w:rPr>
+        <w:t>Рисунок 1.</w:t>
+      </w:r>
+      <w:r>
+        <w:rPr>
+          <w:rFonts w:ascii="Times New Roman" w:hAnsi="Times New Roman" w:cs="Times New Roman"/>
+          <w:sz w:val="24"/>
+          <w:szCs w:val="24"/>
+          <w:lang w:val="ru-RU"/>
+        </w:rPr>
+        <w:t>2</w:t>
+      </w:r>
+      <w:r>
+        <w:rPr>
+          <w:rFonts w:ascii="Times New Roman" w:hAnsi="Times New Roman" w:cs="Times New Roman"/>
+          <w:sz w:val="24"/>
+          <w:szCs w:val="24"/>
+          <w:lang w:val="ru-RU"/>
+        </w:rPr>
+        <w:t xml:space="preserve"> – </w:t>
+      </w:r>
+      <w:r>
+        <w:rPr>
+          <w:rFonts w:ascii="Times New Roman" w:hAnsi="Times New Roman" w:cs="Times New Roman"/>
+          <w:sz w:val="24"/>
+          <w:szCs w:val="24"/>
+          <w:lang w:val="ru-RU"/>
+        </w:rPr>
+        <w:t xml:space="preserve">Страница расписания </w:t>
+      </w:r>
+      <w:r>
+        <w:rPr>
+          <w:rFonts w:ascii="Times New Roman" w:hAnsi="Times New Roman" w:cs="Times New Roman"/>
+          <w:sz w:val="24"/>
+          <w:szCs w:val="24"/>
+          <w:lang w:val="ru-RU"/>
+        </w:rPr>
+        <w:t>сайта yogaplace.by</w:t>
+      </w:r>
+    </w:p>
+    <w:p>
+      <w:pPr>
+        <w:jc w:val="both"/>
+        <w:rPr>
+          <w:rFonts w:ascii="Times New Roman" w:hAnsi="Times New Roman" w:cs="Times New Roman"/>
+          <w:i/>
+          <w:sz w:val="28"/>
+          <w:szCs w:val="28"/>
+          <w:lang w:val="ru-RU"/>
+        </w:rPr>
+      </w:pPr>
+    </w:p>
+    <w:p>
+      <w:pPr>
+        <w:spacing w:after="0" w:line="360" w:lineRule="auto"/>
+        <w:ind w:firstLine="720"/>
+        <w:jc w:val="both"/>
+        <w:rPr>
+          <w:rFonts w:ascii="Times New Roman" w:hAnsi="Times New Roman" w:cs="Times New Roman"/>
+          <w:i/>
+          <w:sz w:val="28"/>
+          <w:szCs w:val="28"/>
+          <w:lang w:val="ru-RU"/>
+        </w:rPr>
+      </w:pPr>
+      <w:r>
+        <w:rPr>
+          <w:rFonts w:ascii="Times New Roman" w:hAnsi="Times New Roman" w:cs="Times New Roman"/>
+          <w:i/>
+          <w:sz w:val="28"/>
+          <w:szCs w:val="28"/>
+          <w:lang w:val="ru-RU"/>
+        </w:rPr>
+        <w:t>2</w:t>
+      </w:r>
+      <w:r>
+        <w:rPr>
+          <w:rFonts w:ascii="Times New Roman" w:hAnsi="Times New Roman" w:cs="Times New Roman"/>
+          <w:i/>
+          <w:sz w:val="28"/>
+          <w:szCs w:val="28"/>
+          <w:lang w:val="ru-RU"/>
+        </w:rPr>
+        <w:t xml:space="preserve">.  </w:t>
+      </w:r>
+      <w:proofErr w:type="spellStart"/>
+      <w:r>
+        <w:rPr>
+          <w:rFonts w:ascii="Times New Roman" w:hAnsi="Times New Roman" w:cs="Times New Roman"/>
+          <w:i/>
+          <w:sz w:val="28"/>
+          <w:szCs w:val="28"/>
+          <w:lang w:val="ru-RU"/>
+        </w:rPr>
+        <w:t>Yoga</w:t>
+      </w:r>
+      <w:proofErr w:type="spellEnd"/>
+      <w:r>
+        <w:rPr>
+          <w:rFonts w:ascii="Times New Roman" w:hAnsi="Times New Roman" w:cs="Times New Roman"/>
+          <w:i/>
+          <w:sz w:val="28"/>
+          <w:szCs w:val="28"/>
+          <w:lang w:val="ru-RU"/>
+        </w:rPr>
+        <w:t xml:space="preserve"> </w:t>
+      </w:r>
+      <w:proofErr w:type="spellStart"/>
+      <w:r>
+        <w:rPr>
+          <w:rFonts w:ascii="Times New Roman" w:hAnsi="Times New Roman" w:cs="Times New Roman"/>
+          <w:i/>
+          <w:sz w:val="28"/>
+          <w:szCs w:val="28"/>
+          <w:lang w:val="ru-RU"/>
+        </w:rPr>
+        <w:t>Start</w:t>
+      </w:r>
+      <w:proofErr w:type="spellEnd"/>
+    </w:p>
+    <w:p>
+      <w:pPr>
+        <w:spacing w:after="0" w:line="360" w:lineRule="auto"/>
+        <w:ind w:firstLine="720"/>
+        <w:jc w:val="both"/>
+        <w:rPr>
+          <w:rFonts w:ascii="Times New Roman" w:hAnsi="Times New Roman" w:cs="Times New Roman"/>
+          <w:i/>
+          <w:sz w:val="28"/>
+          <w:szCs w:val="28"/>
+          <w:lang w:val="ru-RU"/>
+        </w:rPr>
+      </w:pPr>
+      <w:r>
+        <w:rPr>
+          <w:rFonts w:ascii="Times New Roman" w:hAnsi="Times New Roman" w:cs="Times New Roman"/>
+          <w:sz w:val="28"/>
+          <w:szCs w:val="28"/>
+          <w:lang w:val="ru-RU"/>
+        </w:rPr>
+        <w:t xml:space="preserve">Локальное </w:t>
+      </w:r>
+      <w:proofErr w:type="spellStart"/>
+      <w:r>
+        <w:rPr>
+          <w:rFonts w:ascii="Times New Roman" w:hAnsi="Times New Roman" w:cs="Times New Roman"/>
+          <w:sz w:val="28"/>
+          <w:szCs w:val="28"/>
+          <w:lang w:val="ru-RU"/>
+        </w:rPr>
+        <w:t>комьюнити</w:t>
+      </w:r>
+      <w:proofErr w:type="spellEnd"/>
+      <w:r>
+        <w:rPr>
+          <w:rFonts w:ascii="Times New Roman" w:hAnsi="Times New Roman" w:cs="Times New Roman"/>
+          <w:sz w:val="28"/>
+          <w:szCs w:val="28"/>
+          <w:lang w:val="ru-RU"/>
+        </w:rPr>
+        <w:t xml:space="preserve"> без классического веб-сайта.</w:t>
+      </w:r>
+      <w:r>
+        <w:rPr>
+          <w:rFonts w:ascii="Times New Roman" w:hAnsi="Times New Roman" w:cs="Times New Roman"/>
+          <w:sz w:val="28"/>
+          <w:szCs w:val="28"/>
+          <w:lang w:val="ru-RU"/>
+        </w:rPr>
+        <w:t xml:space="preserve"> </w:t>
+      </w:r>
+      <w:r>
+        <w:rPr>
+          <w:rFonts w:ascii="Times New Roman" w:hAnsi="Times New Roman" w:cs="Times New Roman"/>
+          <w:sz w:val="28"/>
+          <w:szCs w:val="28"/>
+          <w:lang w:val="ru-RU"/>
+        </w:rPr>
+        <w:t xml:space="preserve">Сведения о студии показаны в таблице </w:t>
+      </w:r>
+      <w:r>
+        <w:rPr>
+          <w:rFonts w:ascii="Times New Roman" w:hAnsi="Times New Roman" w:cs="Times New Roman"/>
+          <w:sz w:val="28"/>
+          <w:szCs w:val="28"/>
+          <w:lang w:val="ru-RU"/>
+        </w:rPr>
+        <w:t>2</w:t>
+      </w:r>
+      <w:r>
+        <w:rPr>
+          <w:rFonts w:ascii="Times New Roman" w:hAnsi="Times New Roman" w:cs="Times New Roman"/>
+          <w:sz w:val="28"/>
+          <w:szCs w:val="28"/>
+          <w:lang w:val="ru-RU"/>
+        </w:rPr>
+        <w:t>.</w:t>
+      </w:r>
+      <w:r>
+        <w:rPr>
+          <w:rFonts w:ascii="Times New Roman" w:hAnsi="Times New Roman" w:cs="Times New Roman"/>
+          <w:sz w:val="28"/>
+          <w:szCs w:val="28"/>
+          <w:lang w:val="ru-RU"/>
+        </w:rPr>
+        <w:t xml:space="preserve"> Пример сайта показать нельзя по причине его отсутствия.</w:t>
+      </w:r>
+    </w:p>
+    <w:p>
+      <w:pPr>
+        <w:spacing w:after="0" w:line="360" w:lineRule="auto"/>
+        <w:jc w:val="both"/>
+        <w:rPr>
+          <w:rFonts w:ascii="Times New Roman" w:hAnsi="Times New Roman" w:cs="Times New Roman"/>
+          <w:sz w:val="28"/>
+          <w:szCs w:val="28"/>
+          <w:lang w:val="ru-RU"/>
+        </w:rPr>
+      </w:pPr>
+      <w:r>
+        <w:rPr>
+          <w:rFonts w:ascii="Times New Roman" w:hAnsi="Times New Roman" w:cs="Times New Roman"/>
+          <w:sz w:val="28"/>
+          <w:szCs w:val="28"/>
+          <w:lang w:val="ru-RU"/>
+        </w:rPr>
+        <w:t xml:space="preserve">Таблица </w:t>
+      </w:r>
+      <w:r>
+        <w:rPr>
+          <w:rFonts w:ascii="Times New Roman" w:hAnsi="Times New Roman" w:cs="Times New Roman"/>
+          <w:sz w:val="28"/>
+          <w:szCs w:val="28"/>
+          <w:lang w:val="ru-RU"/>
+        </w:rPr>
+        <w:t>2</w:t>
+      </w:r>
+      <w:r>
+        <w:rPr>
+          <w:rFonts w:ascii="Times New Roman" w:hAnsi="Times New Roman" w:cs="Times New Roman"/>
+          <w:sz w:val="28"/>
+          <w:szCs w:val="28"/>
+          <w:lang w:val="ru-RU"/>
+        </w:rPr>
+        <w:t xml:space="preserve"> – Анализ студии </w:t>
+      </w:r>
+      <w:proofErr w:type="spellStart"/>
+      <w:r>
+        <w:rPr>
+          <w:rFonts w:ascii="Times New Roman" w:hAnsi="Times New Roman" w:cs="Times New Roman"/>
+          <w:sz w:val="28"/>
+          <w:szCs w:val="28"/>
+          <w:lang w:val="ru-RU"/>
+        </w:rPr>
+        <w:t>Yoga</w:t>
+      </w:r>
+      <w:proofErr w:type="spellEnd"/>
+      <w:r>
+        <w:rPr>
+          <w:rFonts w:ascii="Times New Roman" w:hAnsi="Times New Roman" w:cs="Times New Roman"/>
+          <w:sz w:val="28"/>
+          <w:szCs w:val="28"/>
+          <w:lang w:val="ru-RU"/>
+        </w:rPr>
+        <w:t xml:space="preserve"> </w:t>
+      </w:r>
+      <w:proofErr w:type="spellStart"/>
+      <w:r>
+        <w:rPr>
+          <w:rFonts w:ascii="Times New Roman" w:hAnsi="Times New Roman" w:cs="Times New Roman"/>
+          <w:sz w:val="28"/>
+          <w:szCs w:val="28"/>
+          <w:lang w:val="ru-RU"/>
+        </w:rPr>
+        <w:t>Start</w:t>
+      </w:r>
+      <w:proofErr w:type="spellEnd"/>
+    </w:p>
+    <w:tbl>
+      <w:tblPr>
+        <w:tblStyle w:val="a4"/>
+        <w:tblW w:w="0" w:type="auto"/>
+        <w:tblLook w:val="04A0" w:firstRow="1" w:lastRow="0" w:firstColumn="1" w:lastColumn="0" w:noHBand="0" w:noVBand="1"/>
+      </w:tblPr>
+      <w:tblGrid>
+        <w:gridCol w:w="2547"/>
+        <w:gridCol w:w="7132"/>
+      </w:tblGrid>
+      <w:tr>
+        <w:tc>
+          <w:tcPr>
+            <w:tcW w:w="2547" w:type="dxa"/>
+          </w:tcPr>
+          <w:p>
+            <w:pPr>
+              <w:spacing w:line="360" w:lineRule="auto"/>
+              <w:jc w:val="both"/>
+              <w:rPr>
+                <w:rFonts w:ascii="Times New Roman" w:hAnsi="Times New Roman" w:cs="Times New Roman"/>
+                <w:sz w:val="28"/>
+                <w:szCs w:val="28"/>
+                <w:lang w:val="ru-RU"/>
+              </w:rPr>
+            </w:pPr>
+            <w:r>
+              <w:rPr>
+                <w:rFonts w:ascii="Times New Roman" w:hAnsi="Times New Roman" w:cs="Times New Roman"/>
+                <w:sz w:val="28"/>
+                <w:szCs w:val="28"/>
+                <w:lang w:val="ru-RU"/>
+              </w:rPr>
+              <w:t>С</w:t>
+            </w:r>
+            <w:r>
+              <w:rPr>
+                <w:rFonts w:ascii="Times New Roman" w:hAnsi="Times New Roman" w:cs="Times New Roman"/>
+                <w:sz w:val="28"/>
+                <w:szCs w:val="28"/>
+                <w:lang w:val="ru-RU"/>
+              </w:rPr>
+              <w:t>айт</w:t>
+            </w:r>
+          </w:p>
+        </w:tc>
+        <w:tc>
+          <w:tcPr>
+            <w:tcW w:w="7132" w:type="dxa"/>
+          </w:tcPr>
+          <w:p>
+            <w:pPr>
+              <w:spacing w:line="360" w:lineRule="auto"/>
+              <w:jc w:val="center"/>
+              <w:rPr>
+                <w:rFonts w:ascii="Times New Roman" w:hAnsi="Times New Roman" w:cs="Times New Roman"/>
+                <w:sz w:val="28"/>
+                <w:szCs w:val="28"/>
+                <w:lang w:val="ru-RU"/>
+              </w:rPr>
+            </w:pPr>
+            <w:r>
+              <w:rPr>
+                <w:rFonts w:ascii="Times New Roman" w:hAnsi="Times New Roman" w:cs="Times New Roman"/>
+                <w:sz w:val="28"/>
+                <w:szCs w:val="28"/>
+                <w:lang w:val="ru-RU"/>
+              </w:rPr>
+              <w:t>-</w:t>
+            </w:r>
+          </w:p>
+        </w:tc>
+      </w:tr>
+      <w:tr>
+        <w:tc>
+          <w:tcPr>
+            <w:tcW w:w="2547" w:type="dxa"/>
+          </w:tcPr>
+          <w:p>
+            <w:pPr>
+              <w:spacing w:line="360" w:lineRule="auto"/>
+              <w:jc w:val="both"/>
+              <w:rPr>
+                <w:rFonts w:ascii="Times New Roman" w:hAnsi="Times New Roman" w:cs="Times New Roman"/>
+                <w:sz w:val="28"/>
+                <w:szCs w:val="28"/>
+                <w:lang w:val="ru-RU"/>
+              </w:rPr>
+            </w:pPr>
+            <w:r>
+              <w:rPr>
+                <w:rFonts w:ascii="Times New Roman" w:hAnsi="Times New Roman" w:cs="Times New Roman"/>
+                <w:sz w:val="28"/>
+                <w:szCs w:val="28"/>
+                <w:lang w:val="ru-RU"/>
+              </w:rPr>
+              <w:t>Функциональность</w:t>
+            </w:r>
+          </w:p>
+        </w:tc>
+        <w:tc>
+          <w:tcPr>
+            <w:tcW w:w="7132" w:type="dxa"/>
+          </w:tcPr>
+          <w:p>
+            <w:pPr>
+              <w:spacing w:line="360" w:lineRule="auto"/>
+              <w:jc w:val="both"/>
+              <w:rPr>
+                <w:rFonts w:ascii="Times New Roman" w:hAnsi="Times New Roman" w:cs="Times New Roman"/>
+                <w:sz w:val="28"/>
+                <w:szCs w:val="28"/>
+                <w:lang w:val="ru-RU"/>
+              </w:rPr>
+            </w:pPr>
+            <w:r>
+              <w:rPr>
+                <w:rFonts w:ascii="Times New Roman" w:hAnsi="Times New Roman" w:cs="Times New Roman"/>
+                <w:sz w:val="28"/>
+                <w:szCs w:val="28"/>
+                <w:lang w:val="ru-RU"/>
+              </w:rPr>
+              <w:t xml:space="preserve">Отсутствует. Запись на занятия осуществляется исключительно через </w:t>
+            </w:r>
+            <w:proofErr w:type="spellStart"/>
+            <w:r>
+              <w:rPr>
+                <w:rFonts w:ascii="Times New Roman" w:hAnsi="Times New Roman" w:cs="Times New Roman"/>
+                <w:sz w:val="28"/>
+                <w:szCs w:val="28"/>
+                <w:lang w:val="ru-RU"/>
+              </w:rPr>
+              <w:t>Telegram</w:t>
+            </w:r>
+            <w:proofErr w:type="spellEnd"/>
+            <w:r>
+              <w:rPr>
+                <w:rFonts w:ascii="Times New Roman" w:hAnsi="Times New Roman" w:cs="Times New Roman"/>
+                <w:sz w:val="28"/>
+                <w:szCs w:val="28"/>
+                <w:lang w:val="ru-RU"/>
+              </w:rPr>
+              <w:t>-канал (ежедневные опросы).</w:t>
+            </w:r>
+          </w:p>
+        </w:tc>
+      </w:tr>
+      <w:tr>
+        <w:tc>
+          <w:tcPr>
+            <w:tcW w:w="2547" w:type="dxa"/>
+          </w:tcPr>
+          <w:p>
+            <w:pPr>
+              <w:spacing w:line="360" w:lineRule="auto"/>
+              <w:jc w:val="both"/>
+              <w:rPr>
+                <w:rFonts w:ascii="Times New Roman" w:hAnsi="Times New Roman" w:cs="Times New Roman"/>
+                <w:i/>
+                <w:sz w:val="28"/>
+                <w:szCs w:val="28"/>
+                <w:lang w:val="ru-RU"/>
+              </w:rPr>
+            </w:pPr>
+            <w:r>
+              <w:rPr>
+                <w:rFonts w:ascii="Times New Roman" w:hAnsi="Times New Roman" w:cs="Times New Roman"/>
+                <w:sz w:val="28"/>
+                <w:szCs w:val="28"/>
+                <w:lang w:val="ru-RU"/>
+              </w:rPr>
+              <w:t>Дизайн</w:t>
+            </w:r>
+          </w:p>
+        </w:tc>
+        <w:tc>
+          <w:tcPr>
+            <w:tcW w:w="7132" w:type="dxa"/>
+          </w:tcPr>
+          <w:p>
+            <w:pPr>
+              <w:spacing w:line="360" w:lineRule="auto"/>
+              <w:jc w:val="both"/>
+              <w:rPr>
+                <w:rFonts w:ascii="Times New Roman" w:hAnsi="Times New Roman" w:cs="Times New Roman"/>
+                <w:i/>
+                <w:sz w:val="28"/>
+                <w:szCs w:val="28"/>
+                <w:lang w:val="ru-RU"/>
+              </w:rPr>
+            </w:pPr>
+            <w:r>
+              <w:rPr>
+                <w:rFonts w:ascii="Times New Roman" w:hAnsi="Times New Roman" w:cs="Times New Roman"/>
+                <w:sz w:val="28"/>
+                <w:szCs w:val="28"/>
+                <w:lang w:val="ru-RU"/>
+              </w:rPr>
+              <w:t>Ограничен интерфейсом мессенджера</w:t>
+            </w:r>
+            <w:r>
+              <w:rPr>
+                <w:rFonts w:ascii="Times New Roman" w:hAnsi="Times New Roman" w:cs="Times New Roman"/>
+                <w:sz w:val="28"/>
+                <w:szCs w:val="28"/>
+                <w:lang w:val="ru-RU"/>
+              </w:rPr>
+              <w:t xml:space="preserve"> </w:t>
+            </w:r>
+            <w:proofErr w:type="spellStart"/>
+            <w:r>
+              <w:rPr>
+                <w:rFonts w:ascii="Times New Roman" w:hAnsi="Times New Roman" w:cs="Times New Roman"/>
+                <w:sz w:val="28"/>
+                <w:szCs w:val="28"/>
+              </w:rPr>
+              <w:t>telegrem</w:t>
+            </w:r>
+            <w:proofErr w:type="spellEnd"/>
+            <w:r>
+              <w:rPr>
+                <w:rFonts w:ascii="Times New Roman" w:hAnsi="Times New Roman" w:cs="Times New Roman"/>
+                <w:sz w:val="28"/>
+                <w:szCs w:val="28"/>
+                <w:lang w:val="ru-RU"/>
+              </w:rPr>
+              <w:t>.</w:t>
+            </w:r>
+          </w:p>
+        </w:tc>
+      </w:tr>
+      <w:tr>
+        <w:tc>
+          <w:tcPr>
+            <w:tcW w:w="2547" w:type="dxa"/>
+          </w:tcPr>
+          <w:p>
+            <w:pPr>
+              <w:spacing w:line="360" w:lineRule="auto"/>
+              <w:jc w:val="both"/>
+              <w:rPr>
+                <w:rFonts w:ascii="Times New Roman" w:hAnsi="Times New Roman" w:cs="Times New Roman"/>
+                <w:i/>
+                <w:sz w:val="28"/>
+                <w:szCs w:val="28"/>
+                <w:lang w:val="ru-RU"/>
+              </w:rPr>
+            </w:pPr>
+            <w:r>
+              <w:rPr>
+                <w:rFonts w:ascii="Times New Roman" w:hAnsi="Times New Roman" w:cs="Times New Roman"/>
+                <w:sz w:val="28"/>
+                <w:szCs w:val="28"/>
+                <w:lang w:val="ru-RU"/>
+              </w:rPr>
+              <w:t>Методы продвижения</w:t>
+            </w:r>
+          </w:p>
+        </w:tc>
+        <w:tc>
+          <w:tcPr>
+            <w:tcW w:w="7132" w:type="dxa"/>
+          </w:tcPr>
+          <w:p>
+            <w:pPr>
+              <w:spacing w:line="360" w:lineRule="auto"/>
+              <w:jc w:val="both"/>
+              <w:rPr>
+                <w:rFonts w:ascii="Times New Roman" w:hAnsi="Times New Roman" w:cs="Times New Roman"/>
+                <w:i/>
+                <w:sz w:val="28"/>
+                <w:szCs w:val="28"/>
+                <w:lang w:val="ru-RU"/>
+              </w:rPr>
+            </w:pPr>
+            <w:r>
+              <w:rPr>
+                <w:rFonts w:ascii="Times New Roman" w:hAnsi="Times New Roman" w:cs="Times New Roman"/>
+                <w:sz w:val="28"/>
+                <w:szCs w:val="28"/>
+                <w:lang w:val="ru-RU"/>
+              </w:rPr>
+              <w:t xml:space="preserve">Сарафанное радио, </w:t>
+            </w:r>
+            <w:proofErr w:type="spellStart"/>
+            <w:r>
+              <w:rPr>
+                <w:rFonts w:ascii="Times New Roman" w:hAnsi="Times New Roman" w:cs="Times New Roman"/>
+                <w:sz w:val="28"/>
+                <w:szCs w:val="28"/>
+                <w:lang w:val="ru-RU"/>
+              </w:rPr>
+              <w:t>репосты</w:t>
+            </w:r>
+            <w:proofErr w:type="spellEnd"/>
+            <w:r>
+              <w:rPr>
+                <w:rFonts w:ascii="Times New Roman" w:hAnsi="Times New Roman" w:cs="Times New Roman"/>
+                <w:sz w:val="28"/>
+                <w:szCs w:val="28"/>
+                <w:lang w:val="ru-RU"/>
+              </w:rPr>
+              <w:t xml:space="preserve"> в локальных чатах, низкий порог входа для клиентов.</w:t>
+            </w:r>
+          </w:p>
+        </w:tc>
+      </w:tr>
+      <w:tr>
+        <w:tc>
+          <w:tcPr>
+            <w:tcW w:w="2547" w:type="dxa"/>
+          </w:tcPr>
+          <w:p>
+            <w:pPr>
+              <w:spacing w:line="360" w:lineRule="auto"/>
+              <w:jc w:val="both"/>
+              <w:rPr>
+                <w:rFonts w:ascii="Times New Roman" w:hAnsi="Times New Roman" w:cs="Times New Roman"/>
+                <w:i/>
+                <w:sz w:val="28"/>
+                <w:szCs w:val="28"/>
+                <w:lang w:val="ru-RU"/>
+              </w:rPr>
+            </w:pPr>
+            <w:r>
+              <w:rPr>
+                <w:rFonts w:ascii="Times New Roman" w:hAnsi="Times New Roman" w:cs="Times New Roman"/>
+                <w:sz w:val="28"/>
+                <w:szCs w:val="28"/>
+                <w:lang w:val="ru-RU"/>
+              </w:rPr>
+              <w:t>Недостатки</w:t>
+            </w:r>
+          </w:p>
+        </w:tc>
+        <w:tc>
+          <w:tcPr>
+            <w:tcW w:w="7132" w:type="dxa"/>
+          </w:tcPr>
+          <w:p>
+            <w:pPr>
+              <w:spacing w:line="360" w:lineRule="auto"/>
+              <w:jc w:val="both"/>
+              <w:rPr>
+                <w:rFonts w:ascii="Times New Roman" w:hAnsi="Times New Roman" w:cs="Times New Roman"/>
+                <w:i/>
+                <w:sz w:val="28"/>
+                <w:szCs w:val="28"/>
+                <w:lang w:val="ru-RU"/>
+              </w:rPr>
+            </w:pPr>
+            <w:r>
+              <w:rPr>
+                <w:rFonts w:ascii="Times New Roman" w:hAnsi="Times New Roman" w:cs="Times New Roman"/>
+                <w:sz w:val="28"/>
+                <w:szCs w:val="28"/>
+                <w:lang w:val="ru-RU"/>
+              </w:rPr>
+              <w:t xml:space="preserve">Полное отсутствие SEO-присутствия (сайт не индексируется поисковыми системами). Новому пользователю сложно получить структурированную информацию о ценах, преподавателях или философии </w:t>
+            </w:r>
+            <w:r>
+              <w:rPr>
+                <w:rFonts w:ascii="Times New Roman" w:hAnsi="Times New Roman" w:cs="Times New Roman"/>
+                <w:sz w:val="28"/>
+                <w:szCs w:val="28"/>
+                <w:lang w:val="ru-RU"/>
+              </w:rPr>
+              <w:lastRenderedPageBreak/>
+              <w:t>студии. Хаотичность записи через опросы создает барьер для первичного обращения и не масштабируется.</w:t>
+            </w:r>
+          </w:p>
+        </w:tc>
+      </w:tr>
+    </w:tbl>
+    <w:p>
+      <w:pPr>
+        <w:jc w:val="both"/>
+        <w:rPr>
+          <w:rFonts w:ascii="Times New Roman" w:hAnsi="Times New Roman" w:cs="Times New Roman"/>
+          <w:i/>
+          <w:sz w:val="28"/>
+          <w:szCs w:val="28"/>
+          <w:lang w:val="ru-RU"/>
+        </w:rPr>
+      </w:pPr>
+    </w:p>
+    <w:p>
+      <w:pPr>
+        <w:spacing w:after="0" w:line="360" w:lineRule="auto"/>
+        <w:ind w:firstLine="720"/>
+        <w:jc w:val="both"/>
+        <w:rPr>
+          <w:rFonts w:ascii="Times New Roman" w:hAnsi="Times New Roman" w:cs="Times New Roman"/>
+          <w:i/>
+          <w:sz w:val="28"/>
+          <w:szCs w:val="28"/>
+          <w:lang w:val="ru-RU"/>
+        </w:rPr>
+      </w:pPr>
+      <w:r>
+        <w:rPr>
+          <w:rFonts w:ascii="Times New Roman" w:hAnsi="Times New Roman" w:cs="Times New Roman"/>
+          <w:i/>
+          <w:sz w:val="28"/>
+          <w:szCs w:val="28"/>
+          <w:lang w:val="ru-RU"/>
+        </w:rPr>
+        <w:t>3</w:t>
+      </w:r>
+      <w:r>
+        <w:rPr>
+          <w:rFonts w:ascii="Times New Roman" w:hAnsi="Times New Roman" w:cs="Times New Roman"/>
+          <w:i/>
+          <w:sz w:val="28"/>
+          <w:szCs w:val="28"/>
+          <w:lang w:val="ru-RU"/>
+        </w:rPr>
+        <w:t xml:space="preserve">.  </w:t>
+      </w:r>
+      <w:proofErr w:type="spellStart"/>
+      <w:r>
+        <w:rPr>
+          <w:rFonts w:ascii="Times New Roman" w:hAnsi="Times New Roman" w:cs="Times New Roman"/>
+          <w:i/>
+          <w:sz w:val="28"/>
+          <w:szCs w:val="28"/>
+          <w:lang w:val="ru-RU"/>
+        </w:rPr>
+        <w:t>Yoga</w:t>
+      </w:r>
+      <w:proofErr w:type="spellEnd"/>
+      <w:r>
+        <w:rPr>
+          <w:rFonts w:ascii="Times New Roman" w:hAnsi="Times New Roman" w:cs="Times New Roman"/>
+          <w:i/>
+          <w:sz w:val="28"/>
+          <w:szCs w:val="28"/>
+          <w:lang w:val="ru-RU"/>
+        </w:rPr>
+        <w:t xml:space="preserve"> </w:t>
+      </w:r>
+      <w:proofErr w:type="spellStart"/>
+      <w:r>
+        <w:rPr>
+          <w:rFonts w:ascii="Times New Roman" w:hAnsi="Times New Roman" w:cs="Times New Roman"/>
+          <w:i/>
+          <w:sz w:val="28"/>
+          <w:szCs w:val="28"/>
+          <w:lang w:val="ru-RU"/>
+        </w:rPr>
+        <w:t>Hall</w:t>
+      </w:r>
+      <w:proofErr w:type="spellEnd"/>
+    </w:p>
+    <w:p>
+      <w:pPr>
+        <w:spacing w:after="0" w:line="360" w:lineRule="auto"/>
+        <w:ind w:firstLine="720"/>
+        <w:jc w:val="both"/>
+        <w:rPr>
+          <w:rFonts w:ascii="Times New Roman" w:hAnsi="Times New Roman" w:cs="Times New Roman"/>
+          <w:sz w:val="28"/>
+          <w:szCs w:val="28"/>
+          <w:lang w:val="ru-RU"/>
+        </w:rPr>
+      </w:pPr>
+      <w:r>
+        <w:rPr>
+          <w:rFonts w:ascii="Times New Roman" w:hAnsi="Times New Roman" w:cs="Times New Roman"/>
+          <w:sz w:val="28"/>
+          <w:szCs w:val="28"/>
+          <w:lang w:val="ru-RU"/>
+        </w:rPr>
+        <w:t>Локальная студия с устаревшим веб-ресурсом.</w:t>
+      </w:r>
+      <w:r>
+        <w:rPr>
+          <w:rFonts w:ascii="Times New Roman" w:hAnsi="Times New Roman" w:cs="Times New Roman"/>
+          <w:sz w:val="28"/>
+          <w:szCs w:val="28"/>
+          <w:lang w:val="ru-RU"/>
+        </w:rPr>
+        <w:t xml:space="preserve"> </w:t>
+      </w:r>
+      <w:r>
+        <w:rPr>
+          <w:rFonts w:ascii="Times New Roman" w:hAnsi="Times New Roman" w:cs="Times New Roman"/>
+          <w:sz w:val="28"/>
+          <w:szCs w:val="28"/>
+          <w:lang w:val="ru-RU"/>
+        </w:rPr>
+        <w:t>Сведен</w:t>
+      </w:r>
+      <w:r>
+        <w:rPr>
+          <w:rFonts w:ascii="Times New Roman" w:hAnsi="Times New Roman" w:cs="Times New Roman"/>
+          <w:sz w:val="28"/>
+          <w:szCs w:val="28"/>
+          <w:lang w:val="ru-RU"/>
+        </w:rPr>
+        <w:t>ия о студии показаны в таблице 3</w:t>
+      </w:r>
+      <w:r>
+        <w:rPr>
+          <w:rFonts w:ascii="Times New Roman" w:hAnsi="Times New Roman" w:cs="Times New Roman"/>
+          <w:sz w:val="28"/>
+          <w:szCs w:val="28"/>
+          <w:lang w:val="ru-RU"/>
+        </w:rPr>
+        <w:t>.</w:t>
+      </w:r>
+      <w:r>
+        <w:rPr>
+          <w:rFonts w:ascii="Times New Roman" w:hAnsi="Times New Roman" w:cs="Times New Roman"/>
+          <w:sz w:val="28"/>
+          <w:szCs w:val="28"/>
+          <w:lang w:val="ru-RU"/>
+        </w:rPr>
+        <w:t xml:space="preserve"> </w:t>
+      </w:r>
+      <w:r>
+        <w:rPr>
+          <w:rFonts w:ascii="Times New Roman" w:hAnsi="Times New Roman" w:cs="Times New Roman"/>
+          <w:sz w:val="28"/>
+          <w:szCs w:val="28"/>
+          <w:lang w:val="ru-RU"/>
+        </w:rPr>
+        <w:t>Скриншоты главной страницы сайта и расписание показаны на рис. 1.</w:t>
+      </w:r>
+      <w:r>
+        <w:rPr>
+          <w:rFonts w:ascii="Times New Roman" w:hAnsi="Times New Roman" w:cs="Times New Roman"/>
+          <w:sz w:val="28"/>
+          <w:szCs w:val="28"/>
+          <w:lang w:val="ru-RU"/>
+        </w:rPr>
+        <w:t>3</w:t>
+      </w:r>
+      <w:r>
+        <w:rPr>
+          <w:rFonts w:ascii="Times New Roman" w:hAnsi="Times New Roman" w:cs="Times New Roman"/>
+          <w:sz w:val="28"/>
+          <w:szCs w:val="28"/>
+          <w:lang w:val="ru-RU"/>
+        </w:rPr>
+        <w:t> – 1.</w:t>
+      </w:r>
+      <w:r>
+        <w:rPr>
+          <w:rFonts w:ascii="Times New Roman" w:hAnsi="Times New Roman" w:cs="Times New Roman"/>
+          <w:sz w:val="28"/>
+          <w:szCs w:val="28"/>
+          <w:lang w:val="ru-RU"/>
+        </w:rPr>
+        <w:t>4.</w:t>
+      </w:r>
+    </w:p>
+    <w:p>
+      <w:pPr>
+        <w:spacing w:after="0" w:line="360" w:lineRule="auto"/>
+        <w:jc w:val="both"/>
+        <w:rPr>
+          <w:rFonts w:ascii="Times New Roman" w:hAnsi="Times New Roman" w:cs="Times New Roman"/>
+          <w:sz w:val="28"/>
+          <w:szCs w:val="28"/>
+          <w:lang w:val="ru-RU"/>
+        </w:rPr>
+      </w:pPr>
+      <w:r>
+        <w:rPr>
+          <w:rFonts w:ascii="Times New Roman" w:hAnsi="Times New Roman" w:cs="Times New Roman"/>
+          <w:sz w:val="28"/>
+          <w:szCs w:val="28"/>
+          <w:lang w:val="ru-RU"/>
+        </w:rPr>
+        <w:t xml:space="preserve">Таблица </w:t>
+      </w:r>
+      <w:r>
+        <w:rPr>
+          <w:rFonts w:ascii="Times New Roman" w:hAnsi="Times New Roman" w:cs="Times New Roman"/>
+          <w:sz w:val="28"/>
+          <w:szCs w:val="28"/>
+          <w:lang w:val="ru-RU"/>
+        </w:rPr>
+        <w:t>3</w:t>
+      </w:r>
+      <w:r>
+        <w:rPr>
+          <w:rFonts w:ascii="Times New Roman" w:hAnsi="Times New Roman" w:cs="Times New Roman"/>
+          <w:sz w:val="28"/>
+          <w:szCs w:val="28"/>
+          <w:lang w:val="ru-RU"/>
+        </w:rPr>
+        <w:t xml:space="preserve"> – Анализ студии </w:t>
+      </w:r>
+      <w:proofErr w:type="spellStart"/>
+      <w:r>
+        <w:rPr>
+          <w:rFonts w:ascii="Times New Roman" w:hAnsi="Times New Roman" w:cs="Times New Roman"/>
+          <w:sz w:val="28"/>
+          <w:szCs w:val="28"/>
+          <w:lang w:val="ru-RU"/>
+        </w:rPr>
+        <w:t>Yoga</w:t>
+      </w:r>
+      <w:proofErr w:type="spellEnd"/>
+      <w:r>
+        <w:rPr>
+          <w:rFonts w:ascii="Times New Roman" w:hAnsi="Times New Roman" w:cs="Times New Roman"/>
+          <w:sz w:val="28"/>
+          <w:szCs w:val="28"/>
+          <w:lang w:val="ru-RU"/>
+        </w:rPr>
+        <w:t xml:space="preserve"> </w:t>
+      </w:r>
+      <w:proofErr w:type="spellStart"/>
+      <w:r>
+        <w:rPr>
+          <w:rFonts w:ascii="Times New Roman" w:hAnsi="Times New Roman" w:cs="Times New Roman"/>
+          <w:sz w:val="28"/>
+          <w:szCs w:val="28"/>
+          <w:lang w:val="ru-RU"/>
+        </w:rPr>
+        <w:t>Hall</w:t>
+      </w:r>
+      <w:proofErr w:type="spellEnd"/>
+    </w:p>
+    <w:tbl>
+      <w:tblPr>
+        <w:tblStyle w:val="a4"/>
+        <w:tblW w:w="0" w:type="auto"/>
+        <w:tblLook w:val="04A0" w:firstRow="1" w:lastRow="0" w:firstColumn="1" w:lastColumn="0" w:noHBand="0" w:noVBand="1"/>
+      </w:tblPr>
+      <w:tblGrid>
+        <w:gridCol w:w="2547"/>
+        <w:gridCol w:w="7132"/>
+      </w:tblGrid>
+      <w:tr>
+        <w:tc>
+          <w:tcPr>
+            <w:tcW w:w="2547" w:type="dxa"/>
+          </w:tcPr>
+          <w:p>
+            <w:pPr>
+              <w:spacing w:line="360" w:lineRule="auto"/>
+              <w:jc w:val="both"/>
+              <w:rPr>
+                <w:rFonts w:ascii="Times New Roman" w:hAnsi="Times New Roman" w:cs="Times New Roman"/>
+                <w:sz w:val="28"/>
+                <w:szCs w:val="28"/>
+                <w:lang w:val="ru-RU"/>
+              </w:rPr>
+            </w:pPr>
+            <w:r>
+              <w:rPr>
+                <w:rFonts w:ascii="Times New Roman" w:hAnsi="Times New Roman" w:cs="Times New Roman"/>
+                <w:sz w:val="28"/>
+                <w:szCs w:val="28"/>
+                <w:lang w:val="ru-RU"/>
+              </w:rPr>
+              <w:t>С</w:t>
+            </w:r>
+            <w:r>
+              <w:rPr>
+                <w:rFonts w:ascii="Times New Roman" w:hAnsi="Times New Roman" w:cs="Times New Roman"/>
+                <w:sz w:val="28"/>
+                <w:szCs w:val="28"/>
+                <w:lang w:val="ru-RU"/>
+              </w:rPr>
+              <w:t>айт</w:t>
+            </w:r>
+          </w:p>
+        </w:tc>
+        <w:tc>
+          <w:tcPr>
+            <w:tcW w:w="7132" w:type="dxa"/>
+          </w:tcPr>
+          <w:p>
+            <w:pPr>
+              <w:spacing w:line="360" w:lineRule="auto"/>
+              <w:rPr>
+                <w:rFonts w:ascii="Times New Roman" w:hAnsi="Times New Roman" w:cs="Times New Roman"/>
+                <w:sz w:val="28"/>
+                <w:szCs w:val="28"/>
+                <w:lang w:val="ru-RU"/>
+              </w:rPr>
+            </w:pPr>
+            <w:r>
+              <w:rPr>
+                <w:rFonts w:ascii="Times New Roman" w:hAnsi="Times New Roman" w:cs="Times New Roman"/>
+                <w:sz w:val="28"/>
+                <w:szCs w:val="28"/>
+                <w:lang w:val="ru-RU"/>
+              </w:rPr>
+              <w:t>yogahall.by</w:t>
+            </w:r>
+          </w:p>
+        </w:tc>
+      </w:tr>
+      <w:tr>
+        <w:tc>
+          <w:tcPr>
+            <w:tcW w:w="2547" w:type="dxa"/>
+          </w:tcPr>
+          <w:p>
+            <w:pPr>
+              <w:spacing w:line="360" w:lineRule="auto"/>
+              <w:jc w:val="both"/>
+              <w:rPr>
+                <w:rFonts w:ascii="Times New Roman" w:hAnsi="Times New Roman" w:cs="Times New Roman"/>
+                <w:sz w:val="28"/>
+                <w:szCs w:val="28"/>
+                <w:lang w:val="ru-RU"/>
+              </w:rPr>
+            </w:pPr>
+            <w:r>
+              <w:rPr>
+                <w:rFonts w:ascii="Times New Roman" w:hAnsi="Times New Roman" w:cs="Times New Roman"/>
+                <w:sz w:val="28"/>
+                <w:szCs w:val="28"/>
+                <w:lang w:val="ru-RU"/>
+              </w:rPr>
+              <w:t>Функциональность</w:t>
+            </w:r>
+          </w:p>
+        </w:tc>
+        <w:tc>
+          <w:tcPr>
+            <w:tcW w:w="7132" w:type="dxa"/>
+          </w:tcPr>
+          <w:p>
+            <w:pPr>
+              <w:spacing w:line="360" w:lineRule="auto"/>
+              <w:jc w:val="both"/>
+              <w:rPr>
+                <w:rFonts w:ascii="Times New Roman" w:hAnsi="Times New Roman" w:cs="Times New Roman"/>
+                <w:sz w:val="28"/>
+                <w:szCs w:val="28"/>
+                <w:lang w:val="ru-RU"/>
+              </w:rPr>
+            </w:pPr>
+            <w:r>
+              <w:rPr>
+                <w:rFonts w:ascii="Times New Roman" w:hAnsi="Times New Roman" w:cs="Times New Roman"/>
+                <w:sz w:val="28"/>
+                <w:szCs w:val="28"/>
+                <w:lang w:val="ru-RU"/>
+              </w:rPr>
+              <w:t>Базовая, но реализована неэффективно. Наличие форм обратной связи, гостевой книги и системы авторизации.</w:t>
+            </w:r>
+          </w:p>
+        </w:tc>
+      </w:tr>
+      <w:tr>
+        <w:tc>
+          <w:tcPr>
+            <w:tcW w:w="2547" w:type="dxa"/>
+          </w:tcPr>
+          <w:p>
+            <w:pPr>
+              <w:spacing w:line="360" w:lineRule="auto"/>
+              <w:jc w:val="both"/>
+              <w:rPr>
+                <w:rFonts w:ascii="Times New Roman" w:hAnsi="Times New Roman" w:cs="Times New Roman"/>
+                <w:i/>
+                <w:sz w:val="28"/>
+                <w:szCs w:val="28"/>
+                <w:lang w:val="ru-RU"/>
+              </w:rPr>
+            </w:pPr>
+            <w:r>
+              <w:rPr>
+                <w:rFonts w:ascii="Times New Roman" w:hAnsi="Times New Roman" w:cs="Times New Roman"/>
+                <w:sz w:val="28"/>
+                <w:szCs w:val="28"/>
+                <w:lang w:val="ru-RU"/>
+              </w:rPr>
+              <w:t>Дизайн</w:t>
+            </w:r>
+          </w:p>
+        </w:tc>
+        <w:tc>
+          <w:tcPr>
+            <w:tcW w:w="7132" w:type="dxa"/>
+          </w:tcPr>
+          <w:p>
+            <w:pPr>
+              <w:spacing w:line="360" w:lineRule="auto"/>
+              <w:jc w:val="both"/>
+              <w:rPr>
+                <w:rFonts w:ascii="Times New Roman" w:hAnsi="Times New Roman" w:cs="Times New Roman"/>
+                <w:i/>
+                <w:sz w:val="28"/>
+                <w:szCs w:val="28"/>
+                <w:lang w:val="ru-RU"/>
+              </w:rPr>
+            </w:pPr>
+            <w:r>
+              <w:rPr>
+                <w:rFonts w:ascii="Times New Roman" w:hAnsi="Times New Roman" w:cs="Times New Roman"/>
+                <w:sz w:val="28"/>
+                <w:szCs w:val="28"/>
+                <w:lang w:val="ru-RU"/>
+              </w:rPr>
+              <w:t>Устаревшая архитектура интерфейса, нарушение принципов визуальной иерархии, отсутствие выраженной адаптивности под мобильные устройства.</w:t>
+            </w:r>
+          </w:p>
+        </w:tc>
+      </w:tr>
+      <w:tr>
+        <w:tc>
+          <w:tcPr>
+            <w:tcW w:w="2547" w:type="dxa"/>
+          </w:tcPr>
+          <w:p>
+            <w:pPr>
+              <w:spacing w:line="360" w:lineRule="auto"/>
+              <w:jc w:val="both"/>
+              <w:rPr>
+                <w:rFonts w:ascii="Times New Roman" w:hAnsi="Times New Roman" w:cs="Times New Roman"/>
+                <w:i/>
+                <w:sz w:val="28"/>
+                <w:szCs w:val="28"/>
+                <w:lang w:val="ru-RU"/>
+              </w:rPr>
+            </w:pPr>
+            <w:r>
+              <w:rPr>
+                <w:rFonts w:ascii="Times New Roman" w:hAnsi="Times New Roman" w:cs="Times New Roman"/>
+                <w:sz w:val="28"/>
+                <w:szCs w:val="28"/>
+                <w:lang w:val="ru-RU"/>
+              </w:rPr>
+              <w:t>Методы продвижения</w:t>
+            </w:r>
+          </w:p>
+        </w:tc>
+        <w:tc>
+          <w:tcPr>
+            <w:tcW w:w="7132" w:type="dxa"/>
+          </w:tcPr>
+          <w:p>
+            <w:pPr>
+              <w:spacing w:line="360" w:lineRule="auto"/>
+              <w:jc w:val="both"/>
+              <w:rPr>
+                <w:rFonts w:ascii="Times New Roman" w:hAnsi="Times New Roman" w:cs="Times New Roman"/>
+                <w:i/>
+                <w:sz w:val="28"/>
+                <w:szCs w:val="28"/>
+                <w:lang w:val="ru-RU"/>
+              </w:rPr>
+            </w:pPr>
+            <w:r>
+              <w:rPr>
+                <w:rFonts w:ascii="Times New Roman" w:hAnsi="Times New Roman" w:cs="Times New Roman"/>
+                <w:sz w:val="28"/>
+                <w:szCs w:val="28"/>
+                <w:lang w:val="ru-RU"/>
+              </w:rPr>
+              <w:t>Слабая SEO-оптимизация, упор на локальную вывеску и сарафанное радио.</w:t>
+            </w:r>
+          </w:p>
+        </w:tc>
+      </w:tr>
+      <w:tr>
+        <w:tc>
+          <w:tcPr>
+            <w:tcW w:w="2547" w:type="dxa"/>
+          </w:tcPr>
+          <w:p>
+            <w:pPr>
+              <w:spacing w:line="360" w:lineRule="auto"/>
+              <w:jc w:val="both"/>
+              <w:rPr>
+                <w:rFonts w:ascii="Times New Roman" w:hAnsi="Times New Roman" w:cs="Times New Roman"/>
+                <w:i/>
+                <w:sz w:val="28"/>
+                <w:szCs w:val="28"/>
+                <w:lang w:val="ru-RU"/>
+              </w:rPr>
+            </w:pPr>
+            <w:r>
+              <w:rPr>
+                <w:rFonts w:ascii="Times New Roman" w:hAnsi="Times New Roman" w:cs="Times New Roman"/>
+                <w:sz w:val="28"/>
+                <w:szCs w:val="28"/>
+                <w:lang w:val="ru-RU"/>
+              </w:rPr>
+              <w:t>Недостатки</w:t>
+            </w:r>
+          </w:p>
+        </w:tc>
+        <w:tc>
+          <w:tcPr>
+            <w:tcW w:w="7132" w:type="dxa"/>
+          </w:tcPr>
+          <w:p>
+            <w:pPr>
+              <w:spacing w:line="360" w:lineRule="auto"/>
+              <w:jc w:val="both"/>
+              <w:rPr>
+                <w:rFonts w:ascii="Times New Roman" w:hAnsi="Times New Roman" w:cs="Times New Roman"/>
+                <w:i/>
+                <w:sz w:val="28"/>
+                <w:szCs w:val="28"/>
+                <w:lang w:val="ru-RU"/>
+              </w:rPr>
+            </w:pPr>
+            <w:r>
+              <w:rPr>
+                <w:rFonts w:ascii="Times New Roman" w:hAnsi="Times New Roman" w:cs="Times New Roman"/>
+                <w:sz w:val="28"/>
+                <w:szCs w:val="28"/>
+                <w:lang w:val="ru-RU"/>
+              </w:rPr>
+              <w:t xml:space="preserve">Использование устаревших паттернов (например, авторизация через устаревшие </w:t>
+            </w:r>
+            <w:proofErr w:type="spellStart"/>
+            <w:r>
+              <w:rPr>
+                <w:rFonts w:ascii="Times New Roman" w:hAnsi="Times New Roman" w:cs="Times New Roman"/>
+                <w:sz w:val="28"/>
+                <w:szCs w:val="28"/>
+                <w:lang w:val="ru-RU"/>
+              </w:rPr>
+              <w:t>OpenID</w:t>
+            </w:r>
+            <w:proofErr w:type="spellEnd"/>
+            <w:r>
+              <w:rPr>
+                <w:rFonts w:ascii="Times New Roman" w:hAnsi="Times New Roman" w:cs="Times New Roman"/>
+                <w:sz w:val="28"/>
+                <w:szCs w:val="28"/>
+                <w:lang w:val="ru-RU"/>
+              </w:rPr>
+              <w:t>-провайдеры), перегруженность модальными окнами и формами, что повышает показатель отказов (</w:t>
+            </w:r>
+            <w:proofErr w:type="spellStart"/>
+            <w:r>
+              <w:rPr>
+                <w:rFonts w:ascii="Times New Roman" w:hAnsi="Times New Roman" w:cs="Times New Roman"/>
+                <w:sz w:val="28"/>
+                <w:szCs w:val="28"/>
+                <w:lang w:val="ru-RU"/>
+              </w:rPr>
+              <w:t>Bounce</w:t>
+            </w:r>
+            <w:proofErr w:type="spellEnd"/>
+            <w:r>
+              <w:rPr>
+                <w:rFonts w:ascii="Times New Roman" w:hAnsi="Times New Roman" w:cs="Times New Roman"/>
+                <w:sz w:val="28"/>
+                <w:szCs w:val="28"/>
+                <w:lang w:val="ru-RU"/>
+              </w:rPr>
+              <w:t xml:space="preserve"> </w:t>
+            </w:r>
+            <w:proofErr w:type="spellStart"/>
+            <w:r>
+              <w:rPr>
+                <w:rFonts w:ascii="Times New Roman" w:hAnsi="Times New Roman" w:cs="Times New Roman"/>
+                <w:sz w:val="28"/>
+                <w:szCs w:val="28"/>
+                <w:lang w:val="ru-RU"/>
+              </w:rPr>
+              <w:t>Rate</w:t>
+            </w:r>
+            <w:proofErr w:type="spellEnd"/>
+            <w:r>
+              <w:rPr>
+                <w:rFonts w:ascii="Times New Roman" w:hAnsi="Times New Roman" w:cs="Times New Roman"/>
+                <w:sz w:val="28"/>
+                <w:szCs w:val="28"/>
+                <w:lang w:val="ru-RU"/>
+              </w:rPr>
+              <w:t>) и снижает доверие пользователей.</w:t>
+            </w:r>
+          </w:p>
+        </w:tc>
+      </w:tr>
+    </w:tbl>
+    <w:p>
+      <w:pPr>
+        <w:jc w:val="both"/>
+        <w:rPr>
+          <w:rFonts w:ascii="Times New Roman" w:hAnsi="Times New Roman" w:cs="Times New Roman"/>
+          <w:i/>
+          <w:sz w:val="28"/>
+          <w:szCs w:val="28"/>
+          <w:lang w:val="ru-RU"/>
+        </w:rPr>
+      </w:pPr>
+    </w:p>
+    <w:p>
+      <w:pPr>
+        <w:jc w:val="both"/>
+        <w:rPr>
+          <w:rFonts w:ascii="Times New Roman" w:hAnsi="Times New Roman" w:cs="Times New Roman"/>
+          <w:i/>
+          <w:sz w:val="28"/>
+          <w:szCs w:val="28"/>
+          <w:lang w:val="ru-RU"/>
+        </w:rPr>
+      </w:pPr>
+      <w:r>
+        <w:rPr>
+          <w:rFonts w:ascii="Times New Roman" w:hAnsi="Times New Roman" w:cs="Times New Roman"/>
+          <w:i/>
+          <w:sz w:val="28"/>
+          <w:szCs w:val="28"/>
+          <w:lang w:val="ru-RU"/>
+        </w:rPr>
+        <w:lastRenderedPageBreak/>
+        <w:drawing>
+          <wp:inline distT="0" distB="0" distL="0" distR="0" wp14:anchorId="49FE28DA" wp14:editId="757110F5">
+            <wp:extent cx="6152515" cy="3230245"/>
+            <wp:effectExtent l="0" t="0" r="635" b="8255"/>
+            <wp:docPr id="1" name="Рисунок 1"/>
+            <wp:cNvGraphicFramePr>
+              <a:graphicFrameLocks xmlns:a="http://schemas.openxmlformats.org/drawingml/2006/main" noChangeAspect="1"/>
+            </wp:cNvGraphicFramePr>
+            <a:graphic xmlns:a="http://schemas.openxmlformats.org/drawingml/2006/main">
+              <a:graphicData uri="http://schemas.openxmlformats.org/drawingml/2006/picture">
+                <pic:pic xmlns:pic="http://schemas.openxmlformats.org/drawingml/2006/picture">
+                  <pic:nvPicPr>
+                    <pic:cNvPr id="1" name=""/>
+                    <pic:cNvPicPr/>
+                  </pic:nvPicPr>
+                  <pic:blipFill>
+                    <a:blip r:embed="rId7"/>
+                    <a:stretch>
+                      <a:fillRect/>
+                    </a:stretch>
+                  </pic:blipFill>
+                  <pic:spPr>
+                    <a:xfrm>
+                      <a:off x="0" y="0"/>
+                      <a:ext cx="6152515" cy="3230245"/>
+                    </a:xfrm>
+                    <a:prstGeom prst="rect">
+                      <a:avLst/>
+                    </a:prstGeom>
+                  </pic:spPr>
+                </pic:pic>
+              </a:graphicData>
+            </a:graphic>
+          </wp:inline>
+        </w:drawing>
+      </w:r>
+    </w:p>
+    <w:p>
+      <w:pPr>
+        <w:jc w:val="center"/>
+        <w:rPr>
+          <w:rFonts w:ascii="Times New Roman" w:hAnsi="Times New Roman" w:cs="Times New Roman"/>
+          <w:sz w:val="24"/>
+          <w:szCs w:val="24"/>
+          <w:lang w:val="ru-RU"/>
+        </w:rPr>
+      </w:pPr>
+      <w:r>
+        <w:rPr>
+          <w:rFonts w:ascii="Times New Roman" w:hAnsi="Times New Roman" w:cs="Times New Roman"/>
+          <w:sz w:val="24"/>
+          <w:szCs w:val="24"/>
+          <w:lang w:val="ru-RU"/>
+        </w:rPr>
+        <w:t>Рисунок 1.3</w:t>
+      </w:r>
+      <w:r>
+        <w:rPr>
+          <w:rFonts w:ascii="Times New Roman" w:hAnsi="Times New Roman" w:cs="Times New Roman"/>
+          <w:sz w:val="24"/>
+          <w:szCs w:val="24"/>
+          <w:lang w:val="ru-RU"/>
+        </w:rPr>
+        <w:t xml:space="preserve"> – Главная страница сайта yogahall.by</w:t>
+      </w:r>
+    </w:p>
+    <w:p>
+      <w:pPr>
+        <w:jc w:val="right"/>
+        <w:rPr>
+          <w:rFonts w:ascii="Times New Roman" w:hAnsi="Times New Roman" w:cs="Times New Roman"/>
+          <w:sz w:val="28"/>
+          <w:szCs w:val="28"/>
+          <w:lang w:val="ru-RU"/>
+        </w:rPr>
+      </w:pPr>
+    </w:p>
+    <w:p>
+      <w:pPr>
+        <w:jc w:val="center"/>
+        <w:rPr>
+          <w:rFonts w:ascii="Times New Roman" w:hAnsi="Times New Roman" w:cs="Times New Roman"/>
+          <w:sz w:val="24"/>
+          <w:szCs w:val="24"/>
+          <w:lang w:val="ru-RU"/>
+        </w:rPr>
+      </w:pPr>
+      <w:r>
+        <w:rPr>
+          <w:rFonts w:ascii="Times New Roman" w:hAnsi="Times New Roman" w:cs="Times New Roman"/>
+          <w:i/>
+          <w:sz w:val="28"/>
+          <w:szCs w:val="28"/>
+          <w:lang w:val="ru-RU"/>
+        </w:rPr>
+        <w:drawing>
+          <wp:anchor distT="0" distB="0" distL="114300" distR="114300" simplePos="0" relativeHeight="251658240" behindDoc="0" locked="0" layoutInCell="1" allowOverlap="1">
+            <wp:simplePos x="1076325" y="4076700"/>
+            <wp:positionH relativeFrom="column">
+              <wp:align>left</wp:align>
+            </wp:positionH>
+            <wp:positionV relativeFrom="paragraph">
+              <wp:align>top</wp:align>
+            </wp:positionV>
+            <wp:extent cx="6152515" cy="3228975"/>
+            <wp:effectExtent l="0" t="0" r="635" b="9525"/>
+            <wp:wrapSquare wrapText="bothSides"/>
+            <wp:docPr id="2" name="Рисунок 2"/>
+            <wp:cNvGraphicFramePr>
+              <a:graphicFrameLocks xmlns:a="http://schemas.openxmlformats.org/drawingml/2006/main" noChangeAspect="1"/>
+            </wp:cNvGraphicFramePr>
+            <a:graphic xmlns:a="http://schemas.openxmlformats.org/drawingml/2006/main">
+              <a:graphicData uri="http://schemas.openxmlformats.org/drawingml/2006/picture">
+                <pic:pic xmlns:pic="http://schemas.openxmlformats.org/drawingml/2006/picture">
+                  <pic:nvPicPr>
+                    <pic:cNvPr id="1" name=""/>
+                    <pic:cNvPicPr/>
+                  </pic:nvPicPr>
+                  <pic:blipFill>
+                    <a:blip r:embed="rId8" cstate="print">
+                      <a:extLst>
+                        <a:ext uri="{28A0092B-C50C-407E-A947-70E740481C1C}">
+                          <a14:useLocalDpi xmlns:a14="http://schemas.microsoft.com/office/drawing/2010/main" val="0"/>
+                        </a:ext>
+                      </a:extLst>
+                    </a:blip>
+                    <a:stretch>
+                      <a:fillRect/>
+                    </a:stretch>
+                  </pic:blipFill>
+                  <pic:spPr>
+                    <a:xfrm>
+                      <a:off x="0" y="0"/>
+                      <a:ext cx="6152515" cy="3228975"/>
+                    </a:xfrm>
+                    <a:prstGeom prst="rect">
+                      <a:avLst/>
+                    </a:prstGeom>
+                  </pic:spPr>
+                </pic:pic>
+              </a:graphicData>
+            </a:graphic>
+          </wp:anchor>
+        </w:drawing>
+      </w:r>
+      <w:r>
+        <w:rPr>
+          <w:rFonts w:ascii="Times New Roman" w:hAnsi="Times New Roman" w:cs="Times New Roman"/>
+          <w:i/>
+          <w:sz w:val="28"/>
+          <w:szCs w:val="28"/>
+          <w:lang w:val="ru-RU"/>
+        </w:rPr>
+        <w:br w:type="textWrapping" w:clear="all"/>
+      </w:r>
+      <w:r>
+        <w:rPr>
+          <w:rFonts w:ascii="Times New Roman" w:hAnsi="Times New Roman" w:cs="Times New Roman"/>
+          <w:sz w:val="24"/>
+          <w:szCs w:val="24"/>
+          <w:lang w:val="ru-RU"/>
+        </w:rPr>
+        <w:t>Рисунок 1.</w:t>
+      </w:r>
+      <w:r>
+        <w:rPr>
+          <w:rFonts w:ascii="Times New Roman" w:hAnsi="Times New Roman" w:cs="Times New Roman"/>
+          <w:sz w:val="24"/>
+          <w:szCs w:val="24"/>
+          <w:lang w:val="ru-RU"/>
+        </w:rPr>
+        <w:t>4</w:t>
+      </w:r>
+      <w:r>
+        <w:rPr>
+          <w:rFonts w:ascii="Times New Roman" w:hAnsi="Times New Roman" w:cs="Times New Roman"/>
+          <w:sz w:val="24"/>
+          <w:szCs w:val="24"/>
+          <w:lang w:val="ru-RU"/>
+        </w:rPr>
+        <w:t xml:space="preserve"> – </w:t>
+      </w:r>
+      <w:r>
+        <w:rPr>
+          <w:rFonts w:ascii="Times New Roman" w:hAnsi="Times New Roman" w:cs="Times New Roman"/>
+          <w:sz w:val="24"/>
+          <w:szCs w:val="24"/>
+          <w:lang w:val="ru-RU"/>
+        </w:rPr>
+        <w:t xml:space="preserve">Страница расписания </w:t>
+      </w:r>
+      <w:r>
+        <w:rPr>
+          <w:rFonts w:ascii="Times New Roman" w:hAnsi="Times New Roman" w:cs="Times New Roman"/>
+          <w:sz w:val="24"/>
+          <w:szCs w:val="24"/>
+          <w:lang w:val="ru-RU"/>
+        </w:rPr>
+        <w:t>сайта yogahall.by</w:t>
+      </w:r>
+    </w:p>
+    <w:p>
+      <w:pPr>
+        <w:jc w:val="both"/>
+        <w:rPr>
+          <w:rFonts w:ascii="Times New Roman" w:hAnsi="Times New Roman" w:cs="Times New Roman"/>
+          <w:sz w:val="28"/>
+          <w:szCs w:val="28"/>
+          <w:lang w:val="ru-RU"/>
+        </w:rPr>
+      </w:pPr>
+      <w:r>
+        <w:rPr>
+          <w:rFonts w:ascii="Times New Roman" w:hAnsi="Times New Roman" w:cs="Times New Roman"/>
+          <w:sz w:val="28"/>
+          <w:szCs w:val="28"/>
+          <w:lang w:val="ru-RU"/>
+        </w:rPr>
+        <w:t>Для наглядной оценки сильных и слабых сторон конкурентов, а также определения места проектируемого ресурса на рынке, составлена ср</w:t>
+      </w:r>
+      <w:r>
+        <w:rPr>
+          <w:rFonts w:ascii="Times New Roman" w:hAnsi="Times New Roman" w:cs="Times New Roman"/>
+          <w:sz w:val="28"/>
+          <w:szCs w:val="28"/>
+          <w:lang w:val="ru-RU"/>
+        </w:rPr>
+        <w:t>авнительная таблица (Таблица 4</w:t>
+      </w:r>
+      <w:r>
+        <w:rPr>
+          <w:rFonts w:ascii="Times New Roman" w:hAnsi="Times New Roman" w:cs="Times New Roman"/>
+          <w:sz w:val="28"/>
+          <w:szCs w:val="28"/>
+          <w:lang w:val="ru-RU"/>
+        </w:rPr>
+        <w:t>).</w:t>
+      </w:r>
+    </w:p>
+    <w:p>
+      <w:pPr>
+        <w:jc w:val="both"/>
+        <w:rPr>
+          <w:rFonts w:ascii="Times New Roman" w:hAnsi="Times New Roman" w:cs="Times New Roman"/>
+          <w:sz w:val="28"/>
+          <w:szCs w:val="28"/>
+          <w:lang w:val="ru-RU"/>
+        </w:rPr>
+      </w:pPr>
+      <w:r>
+        <w:rPr>
+          <w:rFonts w:ascii="Times New Roman" w:hAnsi="Times New Roman" w:cs="Times New Roman"/>
+          <w:sz w:val="28"/>
+          <w:szCs w:val="28"/>
+          <w:lang w:val="ru-RU"/>
+        </w:rPr>
+        <w:lastRenderedPageBreak/>
+        <w:t xml:space="preserve">Таблица </w:t>
+      </w:r>
+      <w:r>
+        <w:rPr>
+          <w:rFonts w:ascii="Times New Roman" w:hAnsi="Times New Roman" w:cs="Times New Roman"/>
+          <w:sz w:val="28"/>
+          <w:szCs w:val="28"/>
+          <w:lang w:val="ru-RU"/>
+        </w:rPr>
+        <w:t>4</w:t>
+      </w:r>
+      <w:r>
+        <w:rPr>
+          <w:rFonts w:ascii="Times New Roman" w:hAnsi="Times New Roman" w:cs="Times New Roman"/>
+          <w:sz w:val="28"/>
+          <w:szCs w:val="28"/>
+          <w:lang w:val="ru-RU"/>
+        </w:rPr>
+        <w:t xml:space="preserve"> – </w:t>
+      </w:r>
+      <w:r>
+        <w:rPr>
+          <w:rFonts w:ascii="Times New Roman" w:hAnsi="Times New Roman" w:cs="Times New Roman"/>
+          <w:sz w:val="28"/>
+          <w:szCs w:val="28"/>
+          <w:lang w:val="ru-RU"/>
+        </w:rPr>
+        <w:t>Сравнительная характеристика веб-ресурсов конкурентов и проектируемого сайта</w:t>
+      </w:r>
+    </w:p>
+    <w:tbl>
+      <w:tblPr>
+        <w:tblStyle w:val="a4"/>
+        <w:tblW w:w="0" w:type="auto"/>
+        <w:tblLook w:val="04A0" w:firstRow="1" w:lastRow="0" w:firstColumn="1" w:lastColumn="0" w:noHBand="0" w:noVBand="1"/>
+      </w:tblPr>
+      <w:tblGrid>
+        <w:gridCol w:w="1899"/>
+        <w:gridCol w:w="1842"/>
+        <w:gridCol w:w="1769"/>
+        <w:gridCol w:w="1588"/>
+        <w:gridCol w:w="2581"/>
+      </w:tblGrid>
+      <w:tr>
+        <w:tc>
+          <w:tcPr>
+            <w:tcW w:w="1899" w:type="dxa"/>
+            <w:vAlign w:val="bottom"/>
+          </w:tcPr>
+          <w:p>
+            <w:pPr>
+              <w:rPr>
+                <w:rFonts w:ascii="Times New Roman" w:hAnsi="Times New Roman" w:cs="Times New Roman"/>
+                <w:b/>
+                <w:color w:val="000000"/>
+                <w:sz w:val="28"/>
+                <w:szCs w:val="28"/>
+              </w:rPr>
+            </w:pPr>
+            <w:proofErr w:type="spellStart"/>
+            <w:r>
+              <w:rPr>
+                <w:rFonts w:ascii="Times New Roman" w:hAnsi="Times New Roman" w:cs="Times New Roman"/>
+                <w:b/>
+                <w:color w:val="000000"/>
+                <w:sz w:val="28"/>
+                <w:szCs w:val="28"/>
+              </w:rPr>
+              <w:t>Критерий</w:t>
+            </w:r>
+            <w:proofErr w:type="spellEnd"/>
+            <w:r>
+              <w:rPr>
+                <w:rFonts w:ascii="Times New Roman" w:hAnsi="Times New Roman" w:cs="Times New Roman"/>
+                <w:b/>
+                <w:color w:val="000000"/>
+                <w:sz w:val="28"/>
+                <w:szCs w:val="28"/>
+              </w:rPr>
+              <w:t xml:space="preserve"> </w:t>
+            </w:r>
+            <w:proofErr w:type="spellStart"/>
+            <w:r>
+              <w:rPr>
+                <w:rFonts w:ascii="Times New Roman" w:hAnsi="Times New Roman" w:cs="Times New Roman"/>
+                <w:b/>
+                <w:color w:val="000000"/>
+                <w:sz w:val="28"/>
+                <w:szCs w:val="28"/>
+              </w:rPr>
+              <w:t>анализа</w:t>
+            </w:r>
+            <w:proofErr w:type="spellEnd"/>
+          </w:p>
+        </w:tc>
+        <w:tc>
+          <w:tcPr>
+            <w:tcW w:w="1842" w:type="dxa"/>
+            <w:vAlign w:val="bottom"/>
+          </w:tcPr>
+          <w:p>
+            <w:pPr>
+              <w:rPr>
+                <w:rFonts w:ascii="Times New Roman" w:hAnsi="Times New Roman" w:cs="Times New Roman"/>
+                <w:b/>
+                <w:color w:val="000000"/>
+                <w:sz w:val="28"/>
+                <w:szCs w:val="28"/>
+              </w:rPr>
+            </w:pPr>
+            <w:r>
+              <w:rPr>
+                <w:rFonts w:ascii="Times New Roman" w:hAnsi="Times New Roman" w:cs="Times New Roman"/>
+                <w:b/>
+                <w:color w:val="000000"/>
+                <w:sz w:val="28"/>
+                <w:szCs w:val="28"/>
+              </w:rPr>
+              <w:t>Yoga Place</w:t>
+            </w:r>
+          </w:p>
+        </w:tc>
+        <w:tc>
+          <w:tcPr>
+            <w:tcW w:w="1769" w:type="dxa"/>
+            <w:vAlign w:val="bottom"/>
+          </w:tcPr>
+          <w:p>
+            <w:pPr>
+              <w:rPr>
+                <w:rFonts w:ascii="Times New Roman" w:hAnsi="Times New Roman" w:cs="Times New Roman"/>
+                <w:b/>
+                <w:color w:val="000000"/>
+                <w:sz w:val="28"/>
+                <w:szCs w:val="28"/>
+              </w:rPr>
+            </w:pPr>
+            <w:r>
+              <w:rPr>
+                <w:rFonts w:ascii="Times New Roman" w:hAnsi="Times New Roman" w:cs="Times New Roman"/>
+                <w:b/>
+                <w:color w:val="000000"/>
+                <w:sz w:val="28"/>
+                <w:szCs w:val="28"/>
+              </w:rPr>
+              <w:t>Yoga Start</w:t>
+            </w:r>
+          </w:p>
+        </w:tc>
+        <w:tc>
+          <w:tcPr>
+            <w:tcW w:w="1588" w:type="dxa"/>
+            <w:vAlign w:val="bottom"/>
+          </w:tcPr>
+          <w:p>
+            <w:pPr>
+              <w:rPr>
+                <w:rFonts w:ascii="Times New Roman" w:hAnsi="Times New Roman" w:cs="Times New Roman"/>
+                <w:b/>
+                <w:color w:val="000000"/>
+                <w:sz w:val="28"/>
+                <w:szCs w:val="28"/>
+              </w:rPr>
+            </w:pPr>
+            <w:r>
+              <w:rPr>
+                <w:rFonts w:ascii="Times New Roman" w:hAnsi="Times New Roman" w:cs="Times New Roman"/>
+                <w:b/>
+                <w:color w:val="000000"/>
+                <w:sz w:val="28"/>
+                <w:szCs w:val="28"/>
+              </w:rPr>
+              <w:t>Yoga Hall</w:t>
+            </w:r>
+          </w:p>
+        </w:tc>
+        <w:tc>
+          <w:tcPr>
+            <w:tcW w:w="2581" w:type="dxa"/>
+            <w:vAlign w:val="bottom"/>
+          </w:tcPr>
+          <w:p>
+            <w:pPr>
+              <w:rPr>
+                <w:rFonts w:ascii="Times New Roman" w:hAnsi="Times New Roman" w:cs="Times New Roman"/>
+                <w:b/>
+                <w:color w:val="000000"/>
+                <w:sz w:val="28"/>
+                <w:szCs w:val="28"/>
+              </w:rPr>
+            </w:pPr>
+            <w:proofErr w:type="spellStart"/>
+            <w:r>
+              <w:rPr>
+                <w:rFonts w:ascii="Times New Roman" w:hAnsi="Times New Roman" w:cs="Times New Roman"/>
+                <w:b/>
+                <w:color w:val="000000"/>
+                <w:sz w:val="28"/>
+                <w:szCs w:val="28"/>
+              </w:rPr>
+              <w:t>Проектируемый</w:t>
+            </w:r>
+            <w:proofErr w:type="spellEnd"/>
+            <w:r>
+              <w:rPr>
+                <w:rFonts w:ascii="Times New Roman" w:hAnsi="Times New Roman" w:cs="Times New Roman"/>
+                <w:b/>
+                <w:color w:val="000000"/>
+                <w:sz w:val="28"/>
+                <w:szCs w:val="28"/>
+              </w:rPr>
+              <w:t xml:space="preserve"> </w:t>
+            </w:r>
+            <w:proofErr w:type="spellStart"/>
+            <w:r>
+              <w:rPr>
+                <w:rFonts w:ascii="Times New Roman" w:hAnsi="Times New Roman" w:cs="Times New Roman"/>
+                <w:b/>
+                <w:color w:val="000000"/>
+                <w:sz w:val="28"/>
+                <w:szCs w:val="28"/>
+              </w:rPr>
+              <w:t>ресурс</w:t>
+            </w:r>
+            <w:proofErr w:type="spellEnd"/>
+          </w:p>
+        </w:tc>
+      </w:tr>
+      <w:tr>
+        <w:tc>
+          <w:tcPr>
+            <w:tcW w:w="1899" w:type="dxa"/>
+            <w:vAlign w:val="bottom"/>
+          </w:tcPr>
+          <w:p>
+            <w:pPr>
+              <w:rPr>
+                <w:rFonts w:ascii="Times New Roman" w:hAnsi="Times New Roman" w:cs="Times New Roman"/>
+                <w:color w:val="000000"/>
+                <w:sz w:val="28"/>
+                <w:szCs w:val="28"/>
+              </w:rPr>
+            </w:pPr>
+            <w:proofErr w:type="spellStart"/>
+            <w:r>
+              <w:rPr>
+                <w:rFonts w:ascii="Times New Roman" w:hAnsi="Times New Roman" w:cs="Times New Roman"/>
+                <w:color w:val="000000"/>
+                <w:sz w:val="28"/>
+                <w:szCs w:val="28"/>
+              </w:rPr>
+              <w:t>Наличие</w:t>
+            </w:r>
+            <w:proofErr w:type="spellEnd"/>
+            <w:r>
+              <w:rPr>
+                <w:rFonts w:ascii="Times New Roman" w:hAnsi="Times New Roman" w:cs="Times New Roman"/>
+                <w:color w:val="000000"/>
+                <w:sz w:val="28"/>
+                <w:szCs w:val="28"/>
+              </w:rPr>
+              <w:t xml:space="preserve"> </w:t>
+            </w:r>
+            <w:proofErr w:type="spellStart"/>
+            <w:r>
+              <w:rPr>
+                <w:rFonts w:ascii="Times New Roman" w:hAnsi="Times New Roman" w:cs="Times New Roman"/>
+                <w:color w:val="000000"/>
+                <w:sz w:val="28"/>
+                <w:szCs w:val="28"/>
+              </w:rPr>
+              <w:t>полноценного</w:t>
+            </w:r>
+            <w:proofErr w:type="spellEnd"/>
+            <w:r>
+              <w:rPr>
+                <w:rFonts w:ascii="Times New Roman" w:hAnsi="Times New Roman" w:cs="Times New Roman"/>
+                <w:color w:val="000000"/>
+                <w:sz w:val="28"/>
+                <w:szCs w:val="28"/>
+              </w:rPr>
+              <w:t xml:space="preserve"> </w:t>
+            </w:r>
+            <w:proofErr w:type="spellStart"/>
+            <w:r>
+              <w:rPr>
+                <w:rFonts w:ascii="Times New Roman" w:hAnsi="Times New Roman" w:cs="Times New Roman"/>
+                <w:color w:val="000000"/>
+                <w:sz w:val="28"/>
+                <w:szCs w:val="28"/>
+              </w:rPr>
+              <w:t>сайта</w:t>
+            </w:r>
+            <w:proofErr w:type="spellEnd"/>
+          </w:p>
+        </w:tc>
+        <w:tc>
+          <w:tcPr>
+            <w:tcW w:w="1842" w:type="dxa"/>
+            <w:vAlign w:val="bottom"/>
+          </w:tcPr>
+          <w:p>
+            <w:pPr>
+              <w:rPr>
+                <w:rFonts w:ascii="Times New Roman" w:hAnsi="Times New Roman" w:cs="Times New Roman"/>
+                <w:color w:val="000000"/>
+                <w:sz w:val="28"/>
+                <w:szCs w:val="28"/>
+              </w:rPr>
+            </w:pPr>
+            <w:proofErr w:type="spellStart"/>
+            <w:r>
+              <w:rPr>
+                <w:rFonts w:ascii="Times New Roman" w:hAnsi="Times New Roman" w:cs="Times New Roman"/>
+                <w:color w:val="000000"/>
+                <w:sz w:val="28"/>
+                <w:szCs w:val="28"/>
+              </w:rPr>
+              <w:t>Да</w:t>
+            </w:r>
+            <w:proofErr w:type="spellEnd"/>
+          </w:p>
+        </w:tc>
+        <w:tc>
+          <w:tcPr>
+            <w:tcW w:w="1769" w:type="dxa"/>
+            <w:vAlign w:val="bottom"/>
+          </w:tcPr>
+          <w:p>
+            <w:pPr>
+              <w:rPr>
+                <w:rFonts w:ascii="Times New Roman" w:hAnsi="Times New Roman" w:cs="Times New Roman"/>
+                <w:color w:val="000000"/>
+                <w:sz w:val="28"/>
+                <w:szCs w:val="28"/>
+              </w:rPr>
+            </w:pPr>
+            <w:proofErr w:type="spellStart"/>
+            <w:r>
+              <w:rPr>
+                <w:rFonts w:ascii="Times New Roman" w:hAnsi="Times New Roman" w:cs="Times New Roman"/>
+                <w:color w:val="000000"/>
+                <w:sz w:val="28"/>
+                <w:szCs w:val="28"/>
+              </w:rPr>
+              <w:t>Нет</w:t>
+            </w:r>
+            <w:proofErr w:type="spellEnd"/>
+          </w:p>
+        </w:tc>
+        <w:tc>
+          <w:tcPr>
+            <w:tcW w:w="1588" w:type="dxa"/>
+            <w:vAlign w:val="bottom"/>
+          </w:tcPr>
+          <w:p>
+            <w:pPr>
+              <w:rPr>
+                <w:rFonts w:ascii="Times New Roman" w:hAnsi="Times New Roman" w:cs="Times New Roman"/>
+                <w:color w:val="000000"/>
+                <w:sz w:val="28"/>
+                <w:szCs w:val="28"/>
+              </w:rPr>
+            </w:pPr>
+            <w:proofErr w:type="spellStart"/>
+            <w:r>
+              <w:rPr>
+                <w:rFonts w:ascii="Times New Roman" w:hAnsi="Times New Roman" w:cs="Times New Roman"/>
+                <w:color w:val="000000"/>
+                <w:sz w:val="28"/>
+                <w:szCs w:val="28"/>
+              </w:rPr>
+              <w:t>Да</w:t>
+            </w:r>
+            <w:proofErr w:type="spellEnd"/>
+          </w:p>
+        </w:tc>
+        <w:tc>
+          <w:tcPr>
+            <w:tcW w:w="2581" w:type="dxa"/>
+            <w:vAlign w:val="bottom"/>
+          </w:tcPr>
+          <w:p>
+            <w:pPr>
+              <w:rPr>
+                <w:rFonts w:ascii="Times New Roman" w:hAnsi="Times New Roman" w:cs="Times New Roman"/>
+                <w:color w:val="000000"/>
+                <w:sz w:val="28"/>
+                <w:szCs w:val="28"/>
+              </w:rPr>
+            </w:pPr>
+            <w:proofErr w:type="spellStart"/>
+            <w:r>
+              <w:rPr>
+                <w:rFonts w:ascii="Times New Roman" w:hAnsi="Times New Roman" w:cs="Times New Roman"/>
+                <w:color w:val="000000"/>
+                <w:sz w:val="28"/>
+                <w:szCs w:val="28"/>
+              </w:rPr>
+              <w:t>Да</w:t>
+            </w:r>
+            <w:proofErr w:type="spellEnd"/>
+          </w:p>
+        </w:tc>
+      </w:tr>
+      <w:tr>
+        <w:tc>
+          <w:tcPr>
+            <w:tcW w:w="1899" w:type="dxa"/>
+            <w:vAlign w:val="bottom"/>
+          </w:tcPr>
+          <w:p>
+            <w:pPr>
+              <w:rPr>
+                <w:rFonts w:ascii="Times New Roman" w:hAnsi="Times New Roman" w:cs="Times New Roman"/>
+                <w:color w:val="000000"/>
+                <w:sz w:val="28"/>
+                <w:szCs w:val="28"/>
+              </w:rPr>
+            </w:pPr>
+            <w:proofErr w:type="spellStart"/>
+            <w:r>
+              <w:rPr>
+                <w:rFonts w:ascii="Times New Roman" w:hAnsi="Times New Roman" w:cs="Times New Roman"/>
+                <w:color w:val="000000"/>
+                <w:sz w:val="28"/>
+                <w:szCs w:val="28"/>
+              </w:rPr>
+              <w:t>Адаптивность</w:t>
+            </w:r>
+            <w:proofErr w:type="spellEnd"/>
+            <w:r>
+              <w:rPr>
+                <w:rFonts w:ascii="Times New Roman" w:hAnsi="Times New Roman" w:cs="Times New Roman"/>
+                <w:color w:val="000000"/>
+                <w:sz w:val="28"/>
+                <w:szCs w:val="28"/>
+              </w:rPr>
+              <w:t xml:space="preserve"> (Mobile-First)</w:t>
+            </w:r>
+          </w:p>
+        </w:tc>
+        <w:tc>
+          <w:tcPr>
+            <w:tcW w:w="1842" w:type="dxa"/>
+            <w:vAlign w:val="bottom"/>
+          </w:tcPr>
+          <w:p>
+            <w:pPr>
+              <w:rPr>
+                <w:rFonts w:ascii="Times New Roman" w:hAnsi="Times New Roman" w:cs="Times New Roman"/>
+                <w:color w:val="000000"/>
+                <w:sz w:val="28"/>
+                <w:szCs w:val="28"/>
+              </w:rPr>
+            </w:pPr>
+            <w:proofErr w:type="spellStart"/>
+            <w:r>
+              <w:rPr>
+                <w:rFonts w:ascii="Times New Roman" w:hAnsi="Times New Roman" w:cs="Times New Roman"/>
+                <w:color w:val="000000"/>
+                <w:sz w:val="28"/>
+                <w:szCs w:val="28"/>
+              </w:rPr>
+              <w:t>Да</w:t>
+            </w:r>
+            <w:proofErr w:type="spellEnd"/>
+          </w:p>
+        </w:tc>
+        <w:tc>
+          <w:tcPr>
+            <w:tcW w:w="1769" w:type="dxa"/>
+            <w:vAlign w:val="bottom"/>
+          </w:tcPr>
+          <w:p>
+            <w:pPr>
+              <w:rPr>
+                <w:rFonts w:ascii="Times New Roman" w:hAnsi="Times New Roman" w:cs="Times New Roman"/>
+                <w:color w:val="000000"/>
+                <w:sz w:val="28"/>
+                <w:szCs w:val="28"/>
+              </w:rPr>
+            </w:pPr>
+            <w:proofErr w:type="spellStart"/>
+            <w:r>
+              <w:rPr>
+                <w:rFonts w:ascii="Times New Roman" w:hAnsi="Times New Roman" w:cs="Times New Roman"/>
+                <w:color w:val="000000"/>
+                <w:sz w:val="28"/>
+                <w:szCs w:val="28"/>
+              </w:rPr>
+              <w:t>Частично</w:t>
+            </w:r>
+            <w:proofErr w:type="spellEnd"/>
+            <w:r>
+              <w:rPr>
+                <w:rFonts w:ascii="Times New Roman" w:hAnsi="Times New Roman" w:cs="Times New Roman"/>
+                <w:color w:val="000000"/>
+                <w:sz w:val="28"/>
+                <w:szCs w:val="28"/>
+              </w:rPr>
+              <w:t xml:space="preserve"> (</w:t>
+            </w:r>
+            <w:proofErr w:type="spellStart"/>
+            <w:r>
+              <w:rPr>
+                <w:rFonts w:ascii="Times New Roman" w:hAnsi="Times New Roman" w:cs="Times New Roman"/>
+                <w:color w:val="000000"/>
+                <w:sz w:val="28"/>
+                <w:szCs w:val="28"/>
+              </w:rPr>
+              <w:t>внутри</w:t>
+            </w:r>
+            <w:proofErr w:type="spellEnd"/>
+            <w:r>
+              <w:rPr>
+                <w:rFonts w:ascii="Times New Roman" w:hAnsi="Times New Roman" w:cs="Times New Roman"/>
+                <w:color w:val="000000"/>
+                <w:sz w:val="28"/>
+                <w:szCs w:val="28"/>
+              </w:rPr>
+              <w:t xml:space="preserve"> Telegram)</w:t>
+            </w:r>
+          </w:p>
+        </w:tc>
+        <w:tc>
+          <w:tcPr>
+            <w:tcW w:w="1588" w:type="dxa"/>
+            <w:vAlign w:val="bottom"/>
+          </w:tcPr>
+          <w:p>
+            <w:pPr>
+              <w:rPr>
+                <w:rFonts w:ascii="Times New Roman" w:hAnsi="Times New Roman" w:cs="Times New Roman"/>
+                <w:color w:val="000000"/>
+                <w:sz w:val="28"/>
+                <w:szCs w:val="28"/>
+              </w:rPr>
+            </w:pPr>
+            <w:proofErr w:type="spellStart"/>
+            <w:r>
+              <w:rPr>
+                <w:rFonts w:ascii="Times New Roman" w:hAnsi="Times New Roman" w:cs="Times New Roman"/>
+                <w:color w:val="000000"/>
+                <w:sz w:val="28"/>
+                <w:szCs w:val="28"/>
+              </w:rPr>
+              <w:t>Нет</w:t>
+            </w:r>
+            <w:proofErr w:type="spellEnd"/>
+            <w:r>
+              <w:rPr>
+                <w:rFonts w:ascii="Times New Roman" w:hAnsi="Times New Roman" w:cs="Times New Roman"/>
+                <w:color w:val="000000"/>
+                <w:sz w:val="28"/>
+                <w:szCs w:val="28"/>
+              </w:rPr>
+              <w:t xml:space="preserve"> / </w:t>
+            </w:r>
+            <w:proofErr w:type="spellStart"/>
+            <w:r>
+              <w:rPr>
+                <w:rFonts w:ascii="Times New Roman" w:hAnsi="Times New Roman" w:cs="Times New Roman"/>
+                <w:color w:val="000000"/>
+                <w:sz w:val="28"/>
+                <w:szCs w:val="28"/>
+              </w:rPr>
+              <w:t>Низкая</w:t>
+            </w:r>
+            <w:proofErr w:type="spellEnd"/>
+          </w:p>
+        </w:tc>
+        <w:tc>
+          <w:tcPr>
+            <w:tcW w:w="2581" w:type="dxa"/>
+            <w:vAlign w:val="bottom"/>
+          </w:tcPr>
+          <w:p>
+            <w:pPr>
+              <w:rPr>
+                <w:rFonts w:ascii="Times New Roman" w:hAnsi="Times New Roman" w:cs="Times New Roman"/>
+                <w:color w:val="000000"/>
+                <w:sz w:val="28"/>
+                <w:szCs w:val="28"/>
+              </w:rPr>
+            </w:pPr>
+            <w:proofErr w:type="spellStart"/>
+            <w:r>
+              <w:rPr>
+                <w:rFonts w:ascii="Times New Roman" w:hAnsi="Times New Roman" w:cs="Times New Roman"/>
+                <w:color w:val="000000"/>
+                <w:sz w:val="28"/>
+                <w:szCs w:val="28"/>
+              </w:rPr>
+              <w:t>Да</w:t>
+            </w:r>
+            <w:proofErr w:type="spellEnd"/>
+          </w:p>
+        </w:tc>
+      </w:tr>
+      <w:tr>
+        <w:tc>
+          <w:tcPr>
+            <w:tcW w:w="1899" w:type="dxa"/>
+            <w:vAlign w:val="bottom"/>
+          </w:tcPr>
+          <w:p>
+            <w:pPr>
+              <w:rPr>
+                <w:rFonts w:ascii="Times New Roman" w:hAnsi="Times New Roman" w:cs="Times New Roman"/>
+                <w:color w:val="000000"/>
+                <w:sz w:val="28"/>
+                <w:szCs w:val="28"/>
+              </w:rPr>
+            </w:pPr>
+            <w:r>
+              <w:rPr>
+                <w:rFonts w:ascii="Times New Roman" w:hAnsi="Times New Roman" w:cs="Times New Roman"/>
+                <w:color w:val="000000"/>
+                <w:sz w:val="28"/>
+                <w:szCs w:val="28"/>
+              </w:rPr>
+              <w:t>**</w:t>
+            </w:r>
+            <w:proofErr w:type="spellStart"/>
+            <w:r>
+              <w:rPr>
+                <w:rFonts w:ascii="Times New Roman" w:hAnsi="Times New Roman" w:cs="Times New Roman"/>
+                <w:color w:val="000000"/>
+                <w:sz w:val="28"/>
+                <w:szCs w:val="28"/>
+              </w:rPr>
+              <w:t>Сложность</w:t>
+            </w:r>
+            <w:proofErr w:type="spellEnd"/>
+            <w:r>
+              <w:rPr>
+                <w:rFonts w:ascii="Times New Roman" w:hAnsi="Times New Roman" w:cs="Times New Roman"/>
+                <w:color w:val="000000"/>
+                <w:sz w:val="28"/>
+                <w:szCs w:val="28"/>
+              </w:rPr>
+              <w:t xml:space="preserve"> </w:t>
+            </w:r>
+            <w:proofErr w:type="spellStart"/>
+            <w:r>
+              <w:rPr>
+                <w:rFonts w:ascii="Times New Roman" w:hAnsi="Times New Roman" w:cs="Times New Roman"/>
+                <w:color w:val="000000"/>
+                <w:sz w:val="28"/>
+                <w:szCs w:val="28"/>
+              </w:rPr>
+              <w:t>записи</w:t>
+            </w:r>
+            <w:proofErr w:type="spellEnd"/>
+            <w:r>
+              <w:rPr>
+                <w:rFonts w:ascii="Times New Roman" w:hAnsi="Times New Roman" w:cs="Times New Roman"/>
+                <w:color w:val="000000"/>
+                <w:sz w:val="28"/>
+                <w:szCs w:val="28"/>
+              </w:rPr>
+              <w:t xml:space="preserve"> </w:t>
+            </w:r>
+            <w:proofErr w:type="spellStart"/>
+            <w:r>
+              <w:rPr>
+                <w:rFonts w:ascii="Times New Roman" w:hAnsi="Times New Roman" w:cs="Times New Roman"/>
+                <w:color w:val="000000"/>
+                <w:sz w:val="28"/>
+                <w:szCs w:val="28"/>
+              </w:rPr>
+              <w:t>на</w:t>
+            </w:r>
+            <w:proofErr w:type="spellEnd"/>
+            <w:r>
+              <w:rPr>
+                <w:rFonts w:ascii="Times New Roman" w:hAnsi="Times New Roman" w:cs="Times New Roman"/>
+                <w:color w:val="000000"/>
+                <w:sz w:val="28"/>
+                <w:szCs w:val="28"/>
+              </w:rPr>
+              <w:t xml:space="preserve"> </w:t>
+            </w:r>
+            <w:proofErr w:type="spellStart"/>
+            <w:r>
+              <w:rPr>
+                <w:rFonts w:ascii="Times New Roman" w:hAnsi="Times New Roman" w:cs="Times New Roman"/>
+                <w:color w:val="000000"/>
+                <w:sz w:val="28"/>
+                <w:szCs w:val="28"/>
+              </w:rPr>
+              <w:t>занятие</w:t>
+            </w:r>
+            <w:proofErr w:type="spellEnd"/>
+            <w:r>
+              <w:rPr>
+                <w:rFonts w:ascii="Times New Roman" w:hAnsi="Times New Roman" w:cs="Times New Roman"/>
+                <w:color w:val="000000"/>
+                <w:sz w:val="28"/>
+                <w:szCs w:val="28"/>
+              </w:rPr>
+              <w:t>**</w:t>
+            </w:r>
+          </w:p>
+        </w:tc>
+        <w:tc>
+          <w:tcPr>
+            <w:tcW w:w="1842" w:type="dxa"/>
+            <w:vAlign w:val="bottom"/>
+          </w:tcPr>
+          <w:p>
+            <w:pPr>
+              <w:rPr>
+                <w:rFonts w:ascii="Times New Roman" w:hAnsi="Times New Roman" w:cs="Times New Roman"/>
+                <w:color w:val="000000"/>
+                <w:sz w:val="28"/>
+                <w:szCs w:val="28"/>
+              </w:rPr>
+            </w:pPr>
+            <w:proofErr w:type="spellStart"/>
+            <w:r>
+              <w:rPr>
+                <w:rFonts w:ascii="Times New Roman" w:hAnsi="Times New Roman" w:cs="Times New Roman"/>
+                <w:color w:val="000000"/>
+                <w:sz w:val="28"/>
+                <w:szCs w:val="28"/>
+              </w:rPr>
+              <w:t>Высокая</w:t>
+            </w:r>
+            <w:proofErr w:type="spellEnd"/>
+            <w:r>
+              <w:rPr>
+                <w:rFonts w:ascii="Times New Roman" w:hAnsi="Times New Roman" w:cs="Times New Roman"/>
+                <w:color w:val="000000"/>
+                <w:sz w:val="28"/>
+                <w:szCs w:val="28"/>
+              </w:rPr>
+              <w:t xml:space="preserve"> (</w:t>
+            </w:r>
+            <w:proofErr w:type="spellStart"/>
+            <w:r>
+              <w:rPr>
+                <w:rFonts w:ascii="Times New Roman" w:hAnsi="Times New Roman" w:cs="Times New Roman"/>
+                <w:color w:val="000000"/>
+                <w:sz w:val="28"/>
+                <w:szCs w:val="28"/>
+              </w:rPr>
+              <w:t>регистрация</w:t>
+            </w:r>
+            <w:proofErr w:type="spellEnd"/>
+            <w:r>
+              <w:rPr>
+                <w:rFonts w:ascii="Times New Roman" w:hAnsi="Times New Roman" w:cs="Times New Roman"/>
+                <w:color w:val="000000"/>
+                <w:sz w:val="28"/>
+                <w:szCs w:val="28"/>
+              </w:rPr>
+              <w:t>, ЛК)</w:t>
+            </w:r>
+          </w:p>
+        </w:tc>
+        <w:tc>
+          <w:tcPr>
+            <w:tcW w:w="1769" w:type="dxa"/>
+            <w:vAlign w:val="bottom"/>
+          </w:tcPr>
+          <w:p>
+            <w:pPr>
+              <w:rPr>
+                <w:rFonts w:ascii="Times New Roman" w:hAnsi="Times New Roman" w:cs="Times New Roman"/>
+                <w:color w:val="000000"/>
+                <w:sz w:val="28"/>
+                <w:szCs w:val="28"/>
+              </w:rPr>
+            </w:pPr>
+            <w:proofErr w:type="spellStart"/>
+            <w:r>
+              <w:rPr>
+                <w:rFonts w:ascii="Times New Roman" w:hAnsi="Times New Roman" w:cs="Times New Roman"/>
+                <w:color w:val="000000"/>
+                <w:sz w:val="28"/>
+                <w:szCs w:val="28"/>
+              </w:rPr>
+              <w:t>Низкая</w:t>
+            </w:r>
+            <w:proofErr w:type="spellEnd"/>
+            <w:r>
+              <w:rPr>
+                <w:rFonts w:ascii="Times New Roman" w:hAnsi="Times New Roman" w:cs="Times New Roman"/>
+                <w:color w:val="000000"/>
+                <w:sz w:val="28"/>
+                <w:szCs w:val="28"/>
+              </w:rPr>
+              <w:t xml:space="preserve"> (</w:t>
+            </w:r>
+            <w:proofErr w:type="spellStart"/>
+            <w:r>
+              <w:rPr>
+                <w:rFonts w:ascii="Times New Roman" w:hAnsi="Times New Roman" w:cs="Times New Roman"/>
+                <w:color w:val="000000"/>
+                <w:sz w:val="28"/>
+                <w:szCs w:val="28"/>
+              </w:rPr>
+              <w:t>опрос</w:t>
+            </w:r>
+            <w:proofErr w:type="spellEnd"/>
+            <w:r>
+              <w:rPr>
+                <w:rFonts w:ascii="Times New Roman" w:hAnsi="Times New Roman" w:cs="Times New Roman"/>
+                <w:color w:val="000000"/>
+                <w:sz w:val="28"/>
+                <w:szCs w:val="28"/>
+              </w:rPr>
+              <w:t xml:space="preserve"> в </w:t>
+            </w:r>
+            <w:proofErr w:type="spellStart"/>
+            <w:r>
+              <w:rPr>
+                <w:rFonts w:ascii="Times New Roman" w:hAnsi="Times New Roman" w:cs="Times New Roman"/>
+                <w:color w:val="000000"/>
+                <w:sz w:val="28"/>
+                <w:szCs w:val="28"/>
+              </w:rPr>
+              <w:t>чате</w:t>
+            </w:r>
+            <w:proofErr w:type="spellEnd"/>
+            <w:r>
+              <w:rPr>
+                <w:rFonts w:ascii="Times New Roman" w:hAnsi="Times New Roman" w:cs="Times New Roman"/>
+                <w:color w:val="000000"/>
+                <w:sz w:val="28"/>
+                <w:szCs w:val="28"/>
+              </w:rPr>
+              <w:t>)</w:t>
+            </w:r>
+          </w:p>
+        </w:tc>
+        <w:tc>
+          <w:tcPr>
+            <w:tcW w:w="1588" w:type="dxa"/>
+            <w:vAlign w:val="bottom"/>
+          </w:tcPr>
+          <w:p>
+            <w:pPr>
+              <w:rPr>
+                <w:rFonts w:ascii="Times New Roman" w:hAnsi="Times New Roman" w:cs="Times New Roman"/>
+                <w:color w:val="000000"/>
+                <w:sz w:val="28"/>
+                <w:szCs w:val="28"/>
+              </w:rPr>
+            </w:pPr>
+            <w:proofErr w:type="spellStart"/>
+            <w:r>
+              <w:rPr>
+                <w:rFonts w:ascii="Times New Roman" w:hAnsi="Times New Roman" w:cs="Times New Roman"/>
+                <w:color w:val="000000"/>
+                <w:sz w:val="28"/>
+                <w:szCs w:val="28"/>
+              </w:rPr>
+              <w:t>Средняя</w:t>
+            </w:r>
+            <w:proofErr w:type="spellEnd"/>
+            <w:r>
+              <w:rPr>
+                <w:rFonts w:ascii="Times New Roman" w:hAnsi="Times New Roman" w:cs="Times New Roman"/>
+                <w:color w:val="000000"/>
+                <w:sz w:val="28"/>
+                <w:szCs w:val="28"/>
+              </w:rPr>
+              <w:t xml:space="preserve"> (</w:t>
+            </w:r>
+            <w:proofErr w:type="spellStart"/>
+            <w:r>
+              <w:rPr>
+                <w:rFonts w:ascii="Times New Roman" w:hAnsi="Times New Roman" w:cs="Times New Roman"/>
+                <w:color w:val="000000"/>
+                <w:sz w:val="28"/>
+                <w:szCs w:val="28"/>
+              </w:rPr>
+              <w:t>формы</w:t>
+            </w:r>
+            <w:proofErr w:type="spellEnd"/>
+            <w:r>
+              <w:rPr>
+                <w:rFonts w:ascii="Times New Roman" w:hAnsi="Times New Roman" w:cs="Times New Roman"/>
+                <w:color w:val="000000"/>
+                <w:sz w:val="28"/>
+                <w:szCs w:val="28"/>
+              </w:rPr>
+              <w:t xml:space="preserve"> </w:t>
+            </w:r>
+            <w:proofErr w:type="spellStart"/>
+            <w:r>
+              <w:rPr>
+                <w:rFonts w:ascii="Times New Roman" w:hAnsi="Times New Roman" w:cs="Times New Roman"/>
+                <w:color w:val="000000"/>
+                <w:sz w:val="28"/>
+                <w:szCs w:val="28"/>
+              </w:rPr>
+              <w:t>на</w:t>
+            </w:r>
+            <w:proofErr w:type="spellEnd"/>
+            <w:r>
+              <w:rPr>
+                <w:rFonts w:ascii="Times New Roman" w:hAnsi="Times New Roman" w:cs="Times New Roman"/>
+                <w:color w:val="000000"/>
+                <w:sz w:val="28"/>
+                <w:szCs w:val="28"/>
+              </w:rPr>
+              <w:t xml:space="preserve"> </w:t>
+            </w:r>
+            <w:proofErr w:type="spellStart"/>
+            <w:r>
+              <w:rPr>
+                <w:rFonts w:ascii="Times New Roman" w:hAnsi="Times New Roman" w:cs="Times New Roman"/>
+                <w:color w:val="000000"/>
+                <w:sz w:val="28"/>
+                <w:szCs w:val="28"/>
+              </w:rPr>
+              <w:t>сайте</w:t>
+            </w:r>
+            <w:proofErr w:type="spellEnd"/>
+            <w:r>
+              <w:rPr>
+                <w:rFonts w:ascii="Times New Roman" w:hAnsi="Times New Roman" w:cs="Times New Roman"/>
+                <w:color w:val="000000"/>
+                <w:sz w:val="28"/>
+                <w:szCs w:val="28"/>
+              </w:rPr>
+              <w:t>)</w:t>
+            </w:r>
+          </w:p>
+        </w:tc>
+        <w:tc>
+          <w:tcPr>
+            <w:tcW w:w="2581" w:type="dxa"/>
+            <w:vAlign w:val="bottom"/>
+          </w:tcPr>
+          <w:p>
+            <w:pPr>
+              <w:rPr>
+                <w:rFonts w:ascii="Times New Roman" w:hAnsi="Times New Roman" w:cs="Times New Roman"/>
+                <w:color w:val="000000"/>
+                <w:sz w:val="28"/>
+                <w:szCs w:val="28"/>
+                <w:lang w:val="ru-RU"/>
+              </w:rPr>
+            </w:pPr>
+            <w:r>
+              <w:rPr>
+                <w:rFonts w:ascii="Times New Roman" w:hAnsi="Times New Roman" w:cs="Times New Roman"/>
+                <w:color w:val="000000"/>
+                <w:sz w:val="28"/>
+                <w:szCs w:val="28"/>
+                <w:lang w:val="ru-RU"/>
+              </w:rPr>
+              <w:t>Низкая (быстрая ссылка на мессенджер/форму)</w:t>
+            </w:r>
+          </w:p>
+        </w:tc>
+      </w:tr>
+      <w:tr>
+        <w:tc>
+          <w:tcPr>
+            <w:tcW w:w="1899" w:type="dxa"/>
+            <w:vAlign w:val="bottom"/>
+          </w:tcPr>
+          <w:p>
+            <w:pPr>
+              <w:rPr>
+                <w:rFonts w:ascii="Times New Roman" w:hAnsi="Times New Roman" w:cs="Times New Roman"/>
+                <w:color w:val="000000"/>
+                <w:sz w:val="28"/>
+                <w:szCs w:val="28"/>
+              </w:rPr>
+            </w:pPr>
+            <w:proofErr w:type="spellStart"/>
+            <w:r>
+              <w:rPr>
+                <w:rFonts w:ascii="Times New Roman" w:hAnsi="Times New Roman" w:cs="Times New Roman"/>
+                <w:color w:val="000000"/>
+                <w:sz w:val="28"/>
+                <w:szCs w:val="28"/>
+              </w:rPr>
+              <w:t>Визуальная</w:t>
+            </w:r>
+            <w:proofErr w:type="spellEnd"/>
+            <w:r>
+              <w:rPr>
+                <w:rFonts w:ascii="Times New Roman" w:hAnsi="Times New Roman" w:cs="Times New Roman"/>
+                <w:color w:val="000000"/>
+                <w:sz w:val="28"/>
+                <w:szCs w:val="28"/>
+              </w:rPr>
+              <w:t xml:space="preserve"> </w:t>
+            </w:r>
+            <w:proofErr w:type="spellStart"/>
+            <w:r>
+              <w:rPr>
+                <w:rFonts w:ascii="Times New Roman" w:hAnsi="Times New Roman" w:cs="Times New Roman"/>
+                <w:color w:val="000000"/>
+                <w:sz w:val="28"/>
+                <w:szCs w:val="28"/>
+              </w:rPr>
+              <w:t>эстетика</w:t>
+            </w:r>
+            <w:proofErr w:type="spellEnd"/>
+            <w:r>
+              <w:rPr>
+                <w:rFonts w:ascii="Times New Roman" w:hAnsi="Times New Roman" w:cs="Times New Roman"/>
+                <w:color w:val="000000"/>
+                <w:sz w:val="28"/>
+                <w:szCs w:val="28"/>
+              </w:rPr>
+              <w:t xml:space="preserve"> и </w:t>
+            </w:r>
+            <w:proofErr w:type="spellStart"/>
+            <w:r>
+              <w:rPr>
+                <w:rFonts w:ascii="Times New Roman" w:hAnsi="Times New Roman" w:cs="Times New Roman"/>
+                <w:color w:val="000000"/>
+                <w:sz w:val="28"/>
+                <w:szCs w:val="28"/>
+              </w:rPr>
+              <w:t>сторителлинг</w:t>
+            </w:r>
+            <w:proofErr w:type="spellEnd"/>
+          </w:p>
+        </w:tc>
+        <w:tc>
+          <w:tcPr>
+            <w:tcW w:w="1842" w:type="dxa"/>
+            <w:vAlign w:val="bottom"/>
+          </w:tcPr>
+          <w:p>
+            <w:pPr>
+              <w:rPr>
+                <w:rFonts w:ascii="Times New Roman" w:hAnsi="Times New Roman" w:cs="Times New Roman"/>
+                <w:color w:val="000000"/>
+                <w:sz w:val="28"/>
+                <w:szCs w:val="28"/>
+              </w:rPr>
+            </w:pPr>
+            <w:proofErr w:type="spellStart"/>
+            <w:r>
+              <w:rPr>
+                <w:rFonts w:ascii="Times New Roman" w:hAnsi="Times New Roman" w:cs="Times New Roman"/>
+                <w:color w:val="000000"/>
+                <w:sz w:val="28"/>
+                <w:szCs w:val="28"/>
+              </w:rPr>
+              <w:t>Высокая</w:t>
+            </w:r>
+            <w:proofErr w:type="spellEnd"/>
+            <w:r>
+              <w:rPr>
+                <w:rFonts w:ascii="Times New Roman" w:hAnsi="Times New Roman" w:cs="Times New Roman"/>
+                <w:color w:val="000000"/>
+                <w:sz w:val="28"/>
+                <w:szCs w:val="28"/>
+              </w:rPr>
+              <w:t xml:space="preserve">, </w:t>
+            </w:r>
+            <w:proofErr w:type="spellStart"/>
+            <w:r>
+              <w:rPr>
+                <w:rFonts w:ascii="Times New Roman" w:hAnsi="Times New Roman" w:cs="Times New Roman"/>
+                <w:color w:val="000000"/>
+                <w:sz w:val="28"/>
+                <w:szCs w:val="28"/>
+              </w:rPr>
+              <w:t>но</w:t>
+            </w:r>
+            <w:proofErr w:type="spellEnd"/>
+            <w:r>
+              <w:rPr>
+                <w:rFonts w:ascii="Times New Roman" w:hAnsi="Times New Roman" w:cs="Times New Roman"/>
+                <w:color w:val="000000"/>
+                <w:sz w:val="28"/>
+                <w:szCs w:val="28"/>
+              </w:rPr>
+              <w:t xml:space="preserve"> </w:t>
+            </w:r>
+            <w:proofErr w:type="spellStart"/>
+            <w:r>
+              <w:rPr>
+                <w:rFonts w:ascii="Times New Roman" w:hAnsi="Times New Roman" w:cs="Times New Roman"/>
+                <w:color w:val="000000"/>
+                <w:sz w:val="28"/>
+                <w:szCs w:val="28"/>
+              </w:rPr>
+              <w:t>шаблонная</w:t>
+            </w:r>
+            <w:proofErr w:type="spellEnd"/>
+          </w:p>
+        </w:tc>
+        <w:tc>
+          <w:tcPr>
+            <w:tcW w:w="1769" w:type="dxa"/>
+            <w:vAlign w:val="bottom"/>
+          </w:tcPr>
+          <w:p>
+            <w:pPr>
+              <w:rPr>
+                <w:rFonts w:ascii="Times New Roman" w:hAnsi="Times New Roman" w:cs="Times New Roman"/>
+                <w:color w:val="000000"/>
+                <w:sz w:val="28"/>
+                <w:szCs w:val="28"/>
+              </w:rPr>
+            </w:pPr>
+            <w:proofErr w:type="spellStart"/>
+            <w:r>
+              <w:rPr>
+                <w:rFonts w:ascii="Times New Roman" w:hAnsi="Times New Roman" w:cs="Times New Roman"/>
+                <w:color w:val="000000"/>
+                <w:sz w:val="28"/>
+                <w:szCs w:val="28"/>
+              </w:rPr>
+              <w:t>Отсутствует</w:t>
+            </w:r>
+            <w:proofErr w:type="spellEnd"/>
+          </w:p>
+        </w:tc>
+        <w:tc>
+          <w:tcPr>
+            <w:tcW w:w="1588" w:type="dxa"/>
+            <w:vAlign w:val="bottom"/>
+          </w:tcPr>
+          <w:p>
+            <w:pPr>
+              <w:rPr>
+                <w:rFonts w:ascii="Times New Roman" w:hAnsi="Times New Roman" w:cs="Times New Roman"/>
+                <w:color w:val="000000"/>
+                <w:sz w:val="28"/>
+                <w:szCs w:val="28"/>
+              </w:rPr>
+            </w:pPr>
+            <w:proofErr w:type="spellStart"/>
+            <w:r>
+              <w:rPr>
+                <w:rFonts w:ascii="Times New Roman" w:hAnsi="Times New Roman" w:cs="Times New Roman"/>
+                <w:color w:val="000000"/>
+                <w:sz w:val="28"/>
+                <w:szCs w:val="28"/>
+              </w:rPr>
+              <w:t>Низкая</w:t>
+            </w:r>
+            <w:proofErr w:type="spellEnd"/>
+            <w:r>
+              <w:rPr>
+                <w:rFonts w:ascii="Times New Roman" w:hAnsi="Times New Roman" w:cs="Times New Roman"/>
+                <w:color w:val="000000"/>
+                <w:sz w:val="28"/>
+                <w:szCs w:val="28"/>
+              </w:rPr>
+              <w:t xml:space="preserve">, </w:t>
+            </w:r>
+            <w:proofErr w:type="spellStart"/>
+            <w:r>
+              <w:rPr>
+                <w:rFonts w:ascii="Times New Roman" w:hAnsi="Times New Roman" w:cs="Times New Roman"/>
+                <w:color w:val="000000"/>
+                <w:sz w:val="28"/>
+                <w:szCs w:val="28"/>
+              </w:rPr>
+              <w:t>устаревшая</w:t>
+            </w:r>
+            <w:proofErr w:type="spellEnd"/>
+          </w:p>
+        </w:tc>
+        <w:tc>
+          <w:tcPr>
+            <w:tcW w:w="2581" w:type="dxa"/>
+            <w:vAlign w:val="bottom"/>
+          </w:tcPr>
+          <w:p>
+            <w:pPr>
+              <w:rPr>
+                <w:rFonts w:ascii="Times New Roman" w:hAnsi="Times New Roman" w:cs="Times New Roman"/>
+                <w:color w:val="000000"/>
+                <w:sz w:val="28"/>
+                <w:szCs w:val="28"/>
+                <w:lang w:val="ru-RU"/>
+              </w:rPr>
+            </w:pPr>
+            <w:r>
+              <w:rPr>
+                <w:rFonts w:ascii="Times New Roman" w:hAnsi="Times New Roman" w:cs="Times New Roman"/>
+                <w:color w:val="000000"/>
+                <w:sz w:val="28"/>
+                <w:szCs w:val="28"/>
+                <w:lang w:val="ru-RU"/>
+              </w:rPr>
+              <w:t>Высокая, уникальная, с акцентом на историю бренда</w:t>
+            </w:r>
+          </w:p>
+        </w:tc>
+      </w:tr>
+      <w:tr>
+        <w:tc>
+          <w:tcPr>
+            <w:tcW w:w="1899" w:type="dxa"/>
+            <w:vAlign w:val="bottom"/>
+          </w:tcPr>
+          <w:p>
+            <w:pPr>
+              <w:rPr>
+                <w:rFonts w:ascii="Times New Roman" w:hAnsi="Times New Roman" w:cs="Times New Roman"/>
+                <w:color w:val="000000"/>
+                <w:sz w:val="28"/>
+                <w:szCs w:val="28"/>
+              </w:rPr>
+            </w:pPr>
+            <w:proofErr w:type="spellStart"/>
+            <w:r>
+              <w:rPr>
+                <w:rFonts w:ascii="Times New Roman" w:hAnsi="Times New Roman" w:cs="Times New Roman"/>
+                <w:color w:val="000000"/>
+                <w:sz w:val="28"/>
+                <w:szCs w:val="28"/>
+              </w:rPr>
+              <w:t>Доступность</w:t>
+            </w:r>
+            <w:proofErr w:type="spellEnd"/>
+            <w:r>
+              <w:rPr>
+                <w:rFonts w:ascii="Times New Roman" w:hAnsi="Times New Roman" w:cs="Times New Roman"/>
+                <w:color w:val="000000"/>
+                <w:sz w:val="28"/>
+                <w:szCs w:val="28"/>
+              </w:rPr>
+              <w:t xml:space="preserve"> </w:t>
+            </w:r>
+            <w:proofErr w:type="spellStart"/>
+            <w:r>
+              <w:rPr>
+                <w:rFonts w:ascii="Times New Roman" w:hAnsi="Times New Roman" w:cs="Times New Roman"/>
+                <w:color w:val="000000"/>
+                <w:sz w:val="28"/>
+                <w:szCs w:val="28"/>
+              </w:rPr>
+              <w:t>информации</w:t>
+            </w:r>
+            <w:proofErr w:type="spellEnd"/>
+            <w:r>
+              <w:rPr>
+                <w:rFonts w:ascii="Times New Roman" w:hAnsi="Times New Roman" w:cs="Times New Roman"/>
+                <w:color w:val="000000"/>
+                <w:sz w:val="28"/>
+                <w:szCs w:val="28"/>
+              </w:rPr>
+              <w:t xml:space="preserve"> (</w:t>
+            </w:r>
+            <w:proofErr w:type="spellStart"/>
+            <w:r>
+              <w:rPr>
+                <w:rFonts w:ascii="Times New Roman" w:hAnsi="Times New Roman" w:cs="Times New Roman"/>
+                <w:color w:val="000000"/>
+                <w:sz w:val="28"/>
+                <w:szCs w:val="28"/>
+              </w:rPr>
+              <w:t>цены</w:t>
+            </w:r>
+            <w:proofErr w:type="spellEnd"/>
+            <w:r>
+              <w:rPr>
+                <w:rFonts w:ascii="Times New Roman" w:hAnsi="Times New Roman" w:cs="Times New Roman"/>
+                <w:color w:val="000000"/>
+                <w:sz w:val="28"/>
+                <w:szCs w:val="28"/>
+              </w:rPr>
+              <w:t xml:space="preserve">, </w:t>
+            </w:r>
+            <w:proofErr w:type="spellStart"/>
+            <w:r>
+              <w:rPr>
+                <w:rFonts w:ascii="Times New Roman" w:hAnsi="Times New Roman" w:cs="Times New Roman"/>
+                <w:color w:val="000000"/>
+                <w:sz w:val="28"/>
+                <w:szCs w:val="28"/>
+              </w:rPr>
+              <w:t>расписание</w:t>
+            </w:r>
+            <w:proofErr w:type="spellEnd"/>
+            <w:r>
+              <w:rPr>
+                <w:rFonts w:ascii="Times New Roman" w:hAnsi="Times New Roman" w:cs="Times New Roman"/>
+                <w:color w:val="000000"/>
+                <w:sz w:val="28"/>
+                <w:szCs w:val="28"/>
+              </w:rPr>
+              <w:t>)</w:t>
+            </w:r>
+          </w:p>
+        </w:tc>
+        <w:tc>
+          <w:tcPr>
+            <w:tcW w:w="1842" w:type="dxa"/>
+            <w:vAlign w:val="bottom"/>
+          </w:tcPr>
+          <w:p>
+            <w:pPr>
+              <w:rPr>
+                <w:rFonts w:ascii="Times New Roman" w:hAnsi="Times New Roman" w:cs="Times New Roman"/>
+                <w:color w:val="000000"/>
+                <w:sz w:val="28"/>
+                <w:szCs w:val="28"/>
+              </w:rPr>
+            </w:pPr>
+            <w:proofErr w:type="spellStart"/>
+            <w:r>
+              <w:rPr>
+                <w:rFonts w:ascii="Times New Roman" w:hAnsi="Times New Roman" w:cs="Times New Roman"/>
+                <w:color w:val="000000"/>
+                <w:sz w:val="28"/>
+                <w:szCs w:val="28"/>
+              </w:rPr>
+              <w:t>Да</w:t>
+            </w:r>
+            <w:proofErr w:type="spellEnd"/>
+            <w:r>
+              <w:rPr>
+                <w:rFonts w:ascii="Times New Roman" w:hAnsi="Times New Roman" w:cs="Times New Roman"/>
+                <w:color w:val="000000"/>
+                <w:sz w:val="28"/>
+                <w:szCs w:val="28"/>
+              </w:rPr>
+              <w:t xml:space="preserve">, </w:t>
+            </w:r>
+            <w:proofErr w:type="spellStart"/>
+            <w:r>
+              <w:rPr>
+                <w:rFonts w:ascii="Times New Roman" w:hAnsi="Times New Roman" w:cs="Times New Roman"/>
+                <w:color w:val="000000"/>
+                <w:sz w:val="28"/>
+                <w:szCs w:val="28"/>
+              </w:rPr>
+              <w:t>но</w:t>
+            </w:r>
+            <w:proofErr w:type="spellEnd"/>
+            <w:r>
+              <w:rPr>
+                <w:rFonts w:ascii="Times New Roman" w:hAnsi="Times New Roman" w:cs="Times New Roman"/>
+                <w:color w:val="000000"/>
+                <w:sz w:val="28"/>
+                <w:szCs w:val="28"/>
+              </w:rPr>
+              <w:t xml:space="preserve"> в </w:t>
+            </w:r>
+            <w:proofErr w:type="spellStart"/>
+            <w:r>
+              <w:rPr>
+                <w:rFonts w:ascii="Times New Roman" w:hAnsi="Times New Roman" w:cs="Times New Roman"/>
+                <w:color w:val="000000"/>
+                <w:sz w:val="28"/>
+                <w:szCs w:val="28"/>
+              </w:rPr>
+              <w:t>избытке</w:t>
+            </w:r>
+            <w:proofErr w:type="spellEnd"/>
+          </w:p>
+        </w:tc>
+        <w:tc>
+          <w:tcPr>
+            <w:tcW w:w="1769" w:type="dxa"/>
+            <w:vAlign w:val="bottom"/>
+          </w:tcPr>
+          <w:p>
+            <w:pPr>
+              <w:rPr>
+                <w:rFonts w:ascii="Times New Roman" w:hAnsi="Times New Roman" w:cs="Times New Roman"/>
+                <w:color w:val="000000"/>
+                <w:sz w:val="28"/>
+                <w:szCs w:val="28"/>
+              </w:rPr>
+            </w:pPr>
+            <w:proofErr w:type="spellStart"/>
+            <w:r>
+              <w:rPr>
+                <w:rFonts w:ascii="Times New Roman" w:hAnsi="Times New Roman" w:cs="Times New Roman"/>
+                <w:color w:val="000000"/>
+                <w:sz w:val="28"/>
+                <w:szCs w:val="28"/>
+              </w:rPr>
+              <w:t>Хаотичная</w:t>
+            </w:r>
+            <w:proofErr w:type="spellEnd"/>
+            <w:r>
+              <w:rPr>
+                <w:rFonts w:ascii="Times New Roman" w:hAnsi="Times New Roman" w:cs="Times New Roman"/>
+                <w:color w:val="000000"/>
+                <w:sz w:val="28"/>
+                <w:szCs w:val="28"/>
+              </w:rPr>
+              <w:t xml:space="preserve">, </w:t>
+            </w:r>
+            <w:proofErr w:type="spellStart"/>
+            <w:r>
+              <w:rPr>
+                <w:rFonts w:ascii="Times New Roman" w:hAnsi="Times New Roman" w:cs="Times New Roman"/>
+                <w:color w:val="000000"/>
+                <w:sz w:val="28"/>
+                <w:szCs w:val="28"/>
+              </w:rPr>
+              <w:t>требует</w:t>
+            </w:r>
+            <w:proofErr w:type="spellEnd"/>
+            <w:r>
+              <w:rPr>
+                <w:rFonts w:ascii="Times New Roman" w:hAnsi="Times New Roman" w:cs="Times New Roman"/>
+                <w:color w:val="000000"/>
+                <w:sz w:val="28"/>
+                <w:szCs w:val="28"/>
+              </w:rPr>
+              <w:t xml:space="preserve"> </w:t>
+            </w:r>
+            <w:proofErr w:type="spellStart"/>
+            <w:r>
+              <w:rPr>
+                <w:rFonts w:ascii="Times New Roman" w:hAnsi="Times New Roman" w:cs="Times New Roman"/>
+                <w:color w:val="000000"/>
+                <w:sz w:val="28"/>
+                <w:szCs w:val="28"/>
+              </w:rPr>
+              <w:t>мониторинга</w:t>
+            </w:r>
+            <w:proofErr w:type="spellEnd"/>
+            <w:r>
+              <w:rPr>
+                <w:rFonts w:ascii="Times New Roman" w:hAnsi="Times New Roman" w:cs="Times New Roman"/>
+                <w:color w:val="000000"/>
+                <w:sz w:val="28"/>
+                <w:szCs w:val="28"/>
+              </w:rPr>
+              <w:t xml:space="preserve"> </w:t>
+            </w:r>
+            <w:proofErr w:type="spellStart"/>
+            <w:r>
+              <w:rPr>
+                <w:rFonts w:ascii="Times New Roman" w:hAnsi="Times New Roman" w:cs="Times New Roman"/>
+                <w:color w:val="000000"/>
+                <w:sz w:val="28"/>
+                <w:szCs w:val="28"/>
+              </w:rPr>
+              <w:t>канала</w:t>
+            </w:r>
+            <w:proofErr w:type="spellEnd"/>
+          </w:p>
+        </w:tc>
+        <w:tc>
+          <w:tcPr>
+            <w:tcW w:w="1588" w:type="dxa"/>
+            <w:vAlign w:val="bottom"/>
+          </w:tcPr>
+          <w:p>
+            <w:pPr>
+              <w:rPr>
+                <w:rFonts w:ascii="Times New Roman" w:hAnsi="Times New Roman" w:cs="Times New Roman"/>
+                <w:color w:val="000000"/>
+                <w:sz w:val="28"/>
+                <w:szCs w:val="28"/>
+                <w:lang w:val="ru-RU"/>
+              </w:rPr>
+            </w:pPr>
+            <w:r>
+              <w:rPr>
+                <w:rFonts w:ascii="Times New Roman" w:hAnsi="Times New Roman" w:cs="Times New Roman"/>
+                <w:color w:val="000000"/>
+                <w:sz w:val="28"/>
+                <w:szCs w:val="28"/>
+                <w:lang w:val="ru-RU"/>
+              </w:rPr>
+              <w:t>Да, но с плохой навигацией</w:t>
+            </w:r>
+          </w:p>
+        </w:tc>
+        <w:tc>
+          <w:tcPr>
+            <w:tcW w:w="2581" w:type="dxa"/>
+            <w:vAlign w:val="bottom"/>
+          </w:tcPr>
+          <w:p>
+            <w:pPr>
+              <w:rPr>
+                <w:rFonts w:ascii="Times New Roman" w:hAnsi="Times New Roman" w:cs="Times New Roman"/>
+                <w:color w:val="000000"/>
+                <w:sz w:val="28"/>
+                <w:szCs w:val="28"/>
+              </w:rPr>
+            </w:pPr>
+            <w:proofErr w:type="spellStart"/>
+            <w:r>
+              <w:rPr>
+                <w:rFonts w:ascii="Times New Roman" w:hAnsi="Times New Roman" w:cs="Times New Roman"/>
+                <w:color w:val="000000"/>
+                <w:sz w:val="28"/>
+                <w:szCs w:val="28"/>
+              </w:rPr>
+              <w:t>Да</w:t>
+            </w:r>
+            <w:proofErr w:type="spellEnd"/>
+            <w:r>
+              <w:rPr>
+                <w:rFonts w:ascii="Times New Roman" w:hAnsi="Times New Roman" w:cs="Times New Roman"/>
+                <w:color w:val="000000"/>
+                <w:sz w:val="28"/>
+                <w:szCs w:val="28"/>
+              </w:rPr>
+              <w:t xml:space="preserve">, </w:t>
+            </w:r>
+            <w:proofErr w:type="spellStart"/>
+            <w:r>
+              <w:rPr>
+                <w:rFonts w:ascii="Times New Roman" w:hAnsi="Times New Roman" w:cs="Times New Roman"/>
+                <w:color w:val="000000"/>
+                <w:sz w:val="28"/>
+                <w:szCs w:val="28"/>
+              </w:rPr>
+              <w:t>структурированная</w:t>
+            </w:r>
+            <w:proofErr w:type="spellEnd"/>
+            <w:r>
+              <w:rPr>
+                <w:rFonts w:ascii="Times New Roman" w:hAnsi="Times New Roman" w:cs="Times New Roman"/>
+                <w:color w:val="000000"/>
+                <w:sz w:val="28"/>
+                <w:szCs w:val="28"/>
+              </w:rPr>
+              <w:t xml:space="preserve"> и </w:t>
+            </w:r>
+            <w:proofErr w:type="spellStart"/>
+            <w:r>
+              <w:rPr>
+                <w:rFonts w:ascii="Times New Roman" w:hAnsi="Times New Roman" w:cs="Times New Roman"/>
+                <w:color w:val="000000"/>
+                <w:sz w:val="28"/>
+                <w:szCs w:val="28"/>
+              </w:rPr>
+              <w:t>прозрачная</w:t>
+            </w:r>
+            <w:proofErr w:type="spellEnd"/>
+          </w:p>
+        </w:tc>
+      </w:tr>
+      <w:tr>
+        <w:tc>
+          <w:tcPr>
+            <w:tcW w:w="1899" w:type="dxa"/>
+            <w:vAlign w:val="bottom"/>
+          </w:tcPr>
+          <w:p>
+            <w:pPr>
+              <w:rPr>
+                <w:rFonts w:ascii="Times New Roman" w:hAnsi="Times New Roman" w:cs="Times New Roman"/>
+                <w:color w:val="000000"/>
+                <w:sz w:val="28"/>
+                <w:szCs w:val="28"/>
+              </w:rPr>
+            </w:pPr>
+            <w:r>
+              <w:rPr>
+                <w:rFonts w:ascii="Times New Roman" w:hAnsi="Times New Roman" w:cs="Times New Roman"/>
+                <w:color w:val="000000"/>
+                <w:sz w:val="28"/>
+                <w:szCs w:val="28"/>
+              </w:rPr>
+              <w:t>SEO-</w:t>
+            </w:r>
+            <w:proofErr w:type="spellStart"/>
+            <w:r>
+              <w:rPr>
+                <w:rFonts w:ascii="Times New Roman" w:hAnsi="Times New Roman" w:cs="Times New Roman"/>
+                <w:color w:val="000000"/>
+                <w:sz w:val="28"/>
+                <w:szCs w:val="28"/>
+              </w:rPr>
+              <w:t>потенциал</w:t>
+            </w:r>
+            <w:proofErr w:type="spellEnd"/>
+            <w:r>
+              <w:rPr>
+                <w:rFonts w:ascii="Times New Roman" w:hAnsi="Times New Roman" w:cs="Times New Roman"/>
+                <w:color w:val="000000"/>
+                <w:sz w:val="28"/>
+                <w:szCs w:val="28"/>
+              </w:rPr>
+              <w:t xml:space="preserve"> и </w:t>
+            </w:r>
+            <w:proofErr w:type="spellStart"/>
+            <w:r>
+              <w:rPr>
+                <w:rFonts w:ascii="Times New Roman" w:hAnsi="Times New Roman" w:cs="Times New Roman"/>
+                <w:color w:val="000000"/>
+                <w:sz w:val="28"/>
+                <w:szCs w:val="28"/>
+              </w:rPr>
+              <w:t>индексация</w:t>
+            </w:r>
+            <w:proofErr w:type="spellEnd"/>
+          </w:p>
+        </w:tc>
+        <w:tc>
+          <w:tcPr>
+            <w:tcW w:w="1842" w:type="dxa"/>
+            <w:vAlign w:val="bottom"/>
+          </w:tcPr>
+          <w:p>
+            <w:pPr>
+              <w:rPr>
+                <w:rFonts w:ascii="Times New Roman" w:hAnsi="Times New Roman" w:cs="Times New Roman"/>
+                <w:color w:val="000000"/>
+                <w:sz w:val="28"/>
+                <w:szCs w:val="28"/>
+              </w:rPr>
+            </w:pPr>
+            <w:proofErr w:type="spellStart"/>
+            <w:r>
+              <w:rPr>
+                <w:rFonts w:ascii="Times New Roman" w:hAnsi="Times New Roman" w:cs="Times New Roman"/>
+                <w:color w:val="000000"/>
+                <w:sz w:val="28"/>
+                <w:szCs w:val="28"/>
+              </w:rPr>
+              <w:t>Высокий</w:t>
+            </w:r>
+            <w:proofErr w:type="spellEnd"/>
+          </w:p>
+        </w:tc>
+        <w:tc>
+          <w:tcPr>
+            <w:tcW w:w="1769" w:type="dxa"/>
+            <w:vAlign w:val="bottom"/>
+          </w:tcPr>
+          <w:p>
+            <w:pPr>
+              <w:rPr>
+                <w:rFonts w:ascii="Times New Roman" w:hAnsi="Times New Roman" w:cs="Times New Roman"/>
+                <w:color w:val="000000"/>
+                <w:sz w:val="28"/>
+                <w:szCs w:val="28"/>
+              </w:rPr>
+            </w:pPr>
+            <w:proofErr w:type="spellStart"/>
+            <w:r>
+              <w:rPr>
+                <w:rFonts w:ascii="Times New Roman" w:hAnsi="Times New Roman" w:cs="Times New Roman"/>
+                <w:color w:val="000000"/>
+                <w:sz w:val="28"/>
+                <w:szCs w:val="28"/>
+              </w:rPr>
+              <w:t>Нулевой</w:t>
+            </w:r>
+            <w:proofErr w:type="spellEnd"/>
+          </w:p>
+        </w:tc>
+        <w:tc>
+          <w:tcPr>
+            <w:tcW w:w="1588" w:type="dxa"/>
+            <w:vAlign w:val="bottom"/>
+          </w:tcPr>
+          <w:p>
+            <w:pPr>
+              <w:rPr>
+                <w:rFonts w:ascii="Times New Roman" w:hAnsi="Times New Roman" w:cs="Times New Roman"/>
+                <w:color w:val="000000"/>
+                <w:sz w:val="28"/>
+                <w:szCs w:val="28"/>
+              </w:rPr>
+            </w:pPr>
+            <w:proofErr w:type="spellStart"/>
+            <w:r>
+              <w:rPr>
+                <w:rFonts w:ascii="Times New Roman" w:hAnsi="Times New Roman" w:cs="Times New Roman"/>
+                <w:color w:val="000000"/>
+                <w:sz w:val="28"/>
+                <w:szCs w:val="28"/>
+              </w:rPr>
+              <w:t>Низкий</w:t>
+            </w:r>
+            <w:proofErr w:type="spellEnd"/>
+          </w:p>
+        </w:tc>
+        <w:tc>
+          <w:tcPr>
+            <w:tcW w:w="2581" w:type="dxa"/>
+            <w:vAlign w:val="bottom"/>
+          </w:tcPr>
+          <w:p>
+            <w:pPr>
+              <w:rPr>
+                <w:rFonts w:ascii="Times New Roman" w:hAnsi="Times New Roman" w:cs="Times New Roman"/>
+                <w:color w:val="000000"/>
+                <w:sz w:val="28"/>
+                <w:szCs w:val="28"/>
+                <w:lang w:val="ru-RU"/>
+              </w:rPr>
+            </w:pPr>
+            <w:r>
+              <w:rPr>
+                <w:rFonts w:ascii="Times New Roman" w:hAnsi="Times New Roman" w:cs="Times New Roman"/>
+                <w:color w:val="000000"/>
+                <w:sz w:val="28"/>
+                <w:szCs w:val="28"/>
+                <w:lang w:val="ru-RU"/>
+              </w:rPr>
+              <w:t>Средний/Высокий (за счет уникального контента)</w:t>
+            </w:r>
+          </w:p>
+        </w:tc>
+      </w:tr>
+    </w:tbl>
+    <w:p>
+      <w:pPr>
+        <w:spacing w:after="0" w:line="360" w:lineRule="auto"/>
+        <w:ind w:firstLine="720"/>
+        <w:jc w:val="both"/>
+        <w:rPr>
+          <w:rFonts w:ascii="Times New Roman" w:hAnsi="Times New Roman" w:cs="Times New Roman"/>
+          <w:sz w:val="28"/>
+          <w:szCs w:val="28"/>
+          <w:lang w:val="ru-RU"/>
+        </w:rPr>
+      </w:pPr>
+    </w:p>
+    <w:p>
+      <w:pPr>
+        <w:spacing w:after="0" w:line="360" w:lineRule="auto"/>
+        <w:ind w:firstLine="720"/>
+        <w:jc w:val="both"/>
+        <w:rPr>
+          <w:rFonts w:ascii="Times New Roman" w:hAnsi="Times New Roman" w:cs="Times New Roman"/>
+          <w:sz w:val="28"/>
+          <w:szCs w:val="28"/>
+          <w:lang w:val="ru-RU"/>
+        </w:rPr>
+      </w:pPr>
+      <w:r>
+        <w:rPr>
+          <w:rFonts w:ascii="Times New Roman" w:hAnsi="Times New Roman" w:cs="Times New Roman"/>
+          <w:sz w:val="28"/>
+          <w:szCs w:val="28"/>
+          <w:lang w:val="ru-RU"/>
+        </w:rPr>
+        <w:t>Проведенный анализ позволил выявить ключевые ниши и сформулировать требования к проектируемому ресурсу, которые позволят ему успешно конкурировать на рынке:</w:t>
+      </w:r>
+    </w:p>
+    <w:p>
+      <w:pPr>
+        <w:spacing w:after="0" w:line="360" w:lineRule="auto"/>
+        <w:ind w:firstLine="720"/>
+        <w:jc w:val="both"/>
+        <w:rPr>
+          <w:rFonts w:ascii="Times New Roman" w:hAnsi="Times New Roman" w:cs="Times New Roman"/>
+          <w:sz w:val="28"/>
+          <w:szCs w:val="28"/>
+          <w:lang w:val="ru-RU"/>
+        </w:rPr>
+      </w:pPr>
+      <w:r>
+        <w:rPr>
+          <w:rFonts w:ascii="Times New Roman" w:hAnsi="Times New Roman" w:cs="Times New Roman"/>
+          <w:sz w:val="28"/>
+          <w:szCs w:val="28"/>
+          <w:lang w:val="ru-RU"/>
+        </w:rPr>
+        <w:t xml:space="preserve">Отказ от избыточной функциональности в пользу удобства. В отличие от </w:t>
+      </w:r>
+      <w:proofErr w:type="spellStart"/>
+      <w:r>
+        <w:rPr>
+          <w:rFonts w:ascii="Times New Roman" w:hAnsi="Times New Roman" w:cs="Times New Roman"/>
+          <w:sz w:val="28"/>
+          <w:szCs w:val="28"/>
+          <w:lang w:val="ru-RU"/>
+        </w:rPr>
+        <w:t>Yoga</w:t>
+      </w:r>
+      <w:proofErr w:type="spellEnd"/>
+      <w:r>
+        <w:rPr>
+          <w:rFonts w:ascii="Times New Roman" w:hAnsi="Times New Roman" w:cs="Times New Roman"/>
+          <w:sz w:val="28"/>
+          <w:szCs w:val="28"/>
+          <w:lang w:val="ru-RU"/>
+        </w:rPr>
+        <w:t xml:space="preserve"> </w:t>
+      </w:r>
+      <w:proofErr w:type="spellStart"/>
+      <w:r>
+        <w:rPr>
+          <w:rFonts w:ascii="Times New Roman" w:hAnsi="Times New Roman" w:cs="Times New Roman"/>
+          <w:sz w:val="28"/>
+          <w:szCs w:val="28"/>
+          <w:lang w:val="ru-RU"/>
+        </w:rPr>
+        <w:t>Place</w:t>
+      </w:r>
+      <w:proofErr w:type="spellEnd"/>
+      <w:r>
+        <w:rPr>
+          <w:rFonts w:ascii="Times New Roman" w:hAnsi="Times New Roman" w:cs="Times New Roman"/>
+          <w:sz w:val="28"/>
+          <w:szCs w:val="28"/>
+          <w:lang w:val="ru-RU"/>
+        </w:rPr>
+        <w:t>, проектируемый сайт не будет перегружен сложными системами личных кабинетов, которые требуют значительных ресурсов на разработку и поддержку. Вместо этого будет реализован бесшовный переход к записи через привычные пользователю мессенджеры или упрощенную форму, что снижает барьер для первого визита.</w:t>
+      </w:r>
+    </w:p>
+    <w:p>
+      <w:pPr>
+        <w:spacing w:after="0" w:line="360" w:lineRule="auto"/>
+        <w:ind w:firstLine="720"/>
+        <w:jc w:val="both"/>
+        <w:rPr>
+          <w:rFonts w:ascii="Times New Roman" w:hAnsi="Times New Roman" w:cs="Times New Roman"/>
+          <w:sz w:val="28"/>
+          <w:szCs w:val="28"/>
+          <w:lang w:val="ru-RU"/>
+        </w:rPr>
+      </w:pPr>
+      <w:r>
+        <w:rPr>
+          <w:rFonts w:ascii="Times New Roman" w:hAnsi="Times New Roman" w:cs="Times New Roman"/>
+          <w:sz w:val="28"/>
+          <w:szCs w:val="28"/>
+          <w:lang w:val="ru-RU"/>
+        </w:rPr>
+        <w:lastRenderedPageBreak/>
+        <w:t xml:space="preserve">Структурированность информации в противовес хаосу. В отличие от модели </w:t>
+      </w:r>
+      <w:proofErr w:type="spellStart"/>
+      <w:r>
+        <w:rPr>
+          <w:rFonts w:ascii="Times New Roman" w:hAnsi="Times New Roman" w:cs="Times New Roman"/>
+          <w:sz w:val="28"/>
+          <w:szCs w:val="28"/>
+          <w:lang w:val="ru-RU"/>
+        </w:rPr>
+        <w:t>Yoga</w:t>
+      </w:r>
+      <w:proofErr w:type="spellEnd"/>
+      <w:r>
+        <w:rPr>
+          <w:rFonts w:ascii="Times New Roman" w:hAnsi="Times New Roman" w:cs="Times New Roman"/>
+          <w:sz w:val="28"/>
+          <w:szCs w:val="28"/>
+          <w:lang w:val="ru-RU"/>
+        </w:rPr>
+        <w:t xml:space="preserve"> </w:t>
+      </w:r>
+      <w:proofErr w:type="spellStart"/>
+      <w:r>
+        <w:rPr>
+          <w:rFonts w:ascii="Times New Roman" w:hAnsi="Times New Roman" w:cs="Times New Roman"/>
+          <w:sz w:val="28"/>
+          <w:szCs w:val="28"/>
+          <w:lang w:val="ru-RU"/>
+        </w:rPr>
+        <w:t>Start</w:t>
+      </w:r>
+      <w:proofErr w:type="spellEnd"/>
+      <w:r>
+        <w:rPr>
+          <w:rFonts w:ascii="Times New Roman" w:hAnsi="Times New Roman" w:cs="Times New Roman"/>
+          <w:sz w:val="28"/>
+          <w:szCs w:val="28"/>
+          <w:lang w:val="ru-RU"/>
+        </w:rPr>
+        <w:t>, сайт обеспечит постоянное, легко находимое в поисковых системах присутствие. Расписание, цены и описания практик будут доступны 24/7 в структурированном виде, что критически важно для удержания новой аудитории.</w:t>
+      </w:r>
+    </w:p>
+    <w:p>
+      <w:pPr>
+        <w:spacing w:after="0" w:line="360" w:lineRule="auto"/>
+        <w:ind w:firstLine="720"/>
+        <w:jc w:val="both"/>
+        <w:rPr>
+          <w:rFonts w:ascii="Times New Roman" w:hAnsi="Times New Roman" w:cs="Times New Roman"/>
+          <w:sz w:val="28"/>
+          <w:szCs w:val="28"/>
+          <w:lang w:val="ru-RU"/>
+        </w:rPr>
+      </w:pPr>
+      <w:r>
+        <w:rPr>
+          <w:rFonts w:ascii="Times New Roman" w:hAnsi="Times New Roman" w:cs="Times New Roman"/>
+          <w:sz w:val="28"/>
+          <w:szCs w:val="28"/>
+          <w:lang w:val="ru-RU"/>
+        </w:rPr>
+        <w:t xml:space="preserve">Современный UX/UI в противовес устаревшим решениям. В отличие от </w:t>
+      </w:r>
+      <w:proofErr w:type="spellStart"/>
+      <w:r>
+        <w:rPr>
+          <w:rFonts w:ascii="Times New Roman" w:hAnsi="Times New Roman" w:cs="Times New Roman"/>
+          <w:sz w:val="28"/>
+          <w:szCs w:val="28"/>
+          <w:lang w:val="ru-RU"/>
+        </w:rPr>
+        <w:t>Yoga</w:t>
+      </w:r>
+      <w:proofErr w:type="spellEnd"/>
+      <w:r>
+        <w:rPr>
+          <w:rFonts w:ascii="Times New Roman" w:hAnsi="Times New Roman" w:cs="Times New Roman"/>
+          <w:sz w:val="28"/>
+          <w:szCs w:val="28"/>
+          <w:lang w:val="ru-RU"/>
+        </w:rPr>
+        <w:t xml:space="preserve"> </w:t>
+      </w:r>
+      <w:proofErr w:type="spellStart"/>
+      <w:r>
+        <w:rPr>
+          <w:rFonts w:ascii="Times New Roman" w:hAnsi="Times New Roman" w:cs="Times New Roman"/>
+          <w:sz w:val="28"/>
+          <w:szCs w:val="28"/>
+          <w:lang w:val="ru-RU"/>
+        </w:rPr>
+        <w:t>Hall</w:t>
+      </w:r>
+      <w:proofErr w:type="spellEnd"/>
+      <w:r>
+        <w:rPr>
+          <w:rFonts w:ascii="Times New Roman" w:hAnsi="Times New Roman" w:cs="Times New Roman"/>
+          <w:sz w:val="28"/>
+          <w:szCs w:val="28"/>
+          <w:lang w:val="ru-RU"/>
+        </w:rPr>
+        <w:t>, проектируемый ресурс будет разработан с соблюдением современных стандартов веб-разработки: адаптивная верстка (</w:t>
+      </w:r>
+      <w:proofErr w:type="spellStart"/>
+      <w:r>
+        <w:rPr>
+          <w:rFonts w:ascii="Times New Roman" w:hAnsi="Times New Roman" w:cs="Times New Roman"/>
+          <w:sz w:val="28"/>
+          <w:szCs w:val="28"/>
+          <w:lang w:val="ru-RU"/>
+        </w:rPr>
+        <w:t>Mobile-First</w:t>
+      </w:r>
+      <w:proofErr w:type="spellEnd"/>
+      <w:r>
+        <w:rPr>
+          <w:rFonts w:ascii="Times New Roman" w:hAnsi="Times New Roman" w:cs="Times New Roman"/>
+          <w:sz w:val="28"/>
+          <w:szCs w:val="28"/>
+          <w:lang w:val="ru-RU"/>
+        </w:rPr>
+        <w:t>), четкая визуальная иерархия, быстрая загрузка страниц и отсутствие раздражающих модальных окон.</w:t>
+      </w:r>
+    </w:p>
+    <w:p>
+      <w:pPr>
+        <w:spacing w:after="0" w:line="360" w:lineRule="auto"/>
+        <w:ind w:firstLine="720"/>
+        <w:jc w:val="both"/>
+        <w:rPr>
+          <w:rFonts w:ascii="Times New Roman" w:hAnsi="Times New Roman" w:cs="Times New Roman"/>
+          <w:sz w:val="28"/>
+          <w:szCs w:val="28"/>
+          <w:lang w:val="ru-RU"/>
+        </w:rPr>
+      </w:pPr>
+      <w:r>
+        <w:rPr>
+          <w:rFonts w:ascii="Times New Roman" w:hAnsi="Times New Roman" w:cs="Times New Roman"/>
+          <w:sz w:val="28"/>
+          <w:szCs w:val="28"/>
+          <w:lang w:val="ru-RU"/>
+        </w:rPr>
+        <w:t xml:space="preserve">Уникальное торговое предложение через </w:t>
+      </w:r>
+      <w:proofErr w:type="spellStart"/>
+      <w:r>
+        <w:rPr>
+          <w:rFonts w:ascii="Times New Roman" w:hAnsi="Times New Roman" w:cs="Times New Roman"/>
+          <w:sz w:val="28"/>
+          <w:szCs w:val="28"/>
+          <w:lang w:val="ru-RU"/>
+        </w:rPr>
+        <w:t>сторителлинг</w:t>
+      </w:r>
+      <w:proofErr w:type="spellEnd"/>
+      <w:r>
+        <w:rPr>
+          <w:rFonts w:ascii="Times New Roman" w:hAnsi="Times New Roman" w:cs="Times New Roman"/>
+          <w:sz w:val="28"/>
+          <w:szCs w:val="28"/>
+          <w:lang w:val="ru-RU"/>
+        </w:rPr>
+        <w:t>. Ключевым конкурентным преимуществом сайта станет эмоциональная связь с пользователем. Разделы «История студии» и «Преподаватели» с неформальными, живыми описаниями позволят сформировать доверие и выделить ресурс на фоне безликих корпоративных сайтов крупных сетей.</w:t>
+      </w:r>
+    </w:p>
+    <w:p>
+      <w:pPr>
+        <w:spacing w:after="0" w:line="360" w:lineRule="auto"/>
+        <w:ind w:firstLine="720"/>
+        <w:jc w:val="both"/>
+        <w:rPr>
+          <w:rFonts w:ascii="Times New Roman" w:hAnsi="Times New Roman" w:cs="Times New Roman"/>
+          <w:sz w:val="28"/>
+          <w:szCs w:val="28"/>
+          <w:lang w:val="ru-RU"/>
+        </w:rPr>
+      </w:pPr>
+      <w:r>
+        <w:rPr>
+          <w:rFonts w:ascii="Times New Roman" w:hAnsi="Times New Roman" w:cs="Times New Roman"/>
+          <w:sz w:val="28"/>
+          <w:szCs w:val="28"/>
+          <w:lang w:val="ru-RU"/>
+        </w:rPr>
+        <w:t xml:space="preserve">Таким образом, проектируемый веб-ресурс займет оптимальную нишу: он будет обладать достаточной информативностью и надежностью полноценного сайта, сохраняя при этом легкость, камерность и удобство коммуникации, характерные для современных локальных </w:t>
+      </w:r>
+      <w:proofErr w:type="spellStart"/>
+      <w:r>
+        <w:rPr>
+          <w:rFonts w:ascii="Times New Roman" w:hAnsi="Times New Roman" w:cs="Times New Roman"/>
+          <w:sz w:val="28"/>
+          <w:szCs w:val="28"/>
+          <w:lang w:val="ru-RU"/>
+        </w:rPr>
+        <w:t>комьюнити</w:t>
+      </w:r>
+      <w:proofErr w:type="spellEnd"/>
+      <w:r>
+        <w:rPr>
+          <w:rFonts w:ascii="Times New Roman" w:hAnsi="Times New Roman" w:cs="Times New Roman"/>
+          <w:sz w:val="28"/>
+          <w:szCs w:val="28"/>
+          <w:lang w:val="ru-RU"/>
+        </w:rPr>
+        <w:t>.</w:t>
+      </w:r>
+    </w:p>
+    <w:p>
+      <w:pPr>
+        <w:spacing w:after="0" w:line="360" w:lineRule="auto"/>
+        <w:ind w:firstLine="720"/>
+        <w:jc w:val="both"/>
+        <w:rPr>
+          <w:rFonts w:ascii="Times New Roman" w:hAnsi="Times New Roman" w:cs="Times New Roman"/>
+          <w:b/>
+          <w:sz w:val="28"/>
+          <w:szCs w:val="28"/>
+          <w:lang w:val="ru-RU"/>
+        </w:rPr>
+      </w:pPr>
+      <w:r>
+        <w:rPr>
+          <w:rFonts w:ascii="Times New Roman" w:hAnsi="Times New Roman" w:cs="Times New Roman"/>
+          <w:b/>
+          <w:sz w:val="28"/>
+          <w:szCs w:val="28"/>
+          <w:lang w:val="ru-RU"/>
+        </w:rPr>
+        <w:t>1.4 Бриф и техническое зад</w:t>
+      </w:r>
+      <w:r>
+        <w:rPr>
+          <w:rFonts w:ascii="Times New Roman" w:hAnsi="Times New Roman" w:cs="Times New Roman"/>
+          <w:b/>
+          <w:sz w:val="28"/>
+          <w:szCs w:val="28"/>
+          <w:lang w:val="ru-RU"/>
+        </w:rPr>
+        <w:t>ание на разработку сайта</w:t>
+      </w:r>
+    </w:p>
+    <w:p>
+      <w:pPr>
+        <w:spacing w:after="0" w:line="360" w:lineRule="auto"/>
+        <w:ind w:firstLine="720"/>
+        <w:jc w:val="both"/>
+        <w:rPr>
+          <w:rFonts w:ascii="Times New Roman" w:hAnsi="Times New Roman" w:cs="Times New Roman"/>
+          <w:sz w:val="28"/>
+          <w:szCs w:val="28"/>
+          <w:lang w:val="ru-RU"/>
+        </w:rPr>
+      </w:pPr>
+      <w:r>
+        <w:rPr>
+          <w:rFonts w:ascii="Times New Roman" w:hAnsi="Times New Roman" w:cs="Times New Roman"/>
+          <w:sz w:val="28"/>
+          <w:szCs w:val="28"/>
+          <w:lang w:val="ru-RU"/>
+        </w:rPr>
+        <w:t>Проектируемая система должна обеспечивать выполнение следующих функций:</w:t>
+      </w:r>
+    </w:p>
+    <w:p>
+      <w:pPr>
+        <w:spacing w:after="0" w:line="360" w:lineRule="auto"/>
+        <w:ind w:firstLine="720"/>
+        <w:jc w:val="both"/>
+        <w:rPr>
+          <w:rFonts w:ascii="Times New Roman" w:hAnsi="Times New Roman" w:cs="Times New Roman"/>
+          <w:sz w:val="28"/>
+          <w:szCs w:val="28"/>
+          <w:lang w:val="ru-RU"/>
+        </w:rPr>
+      </w:pPr>
+      <w:r>
+        <w:rPr>
+          <w:rFonts w:ascii="Times New Roman" w:hAnsi="Times New Roman" w:cs="Times New Roman"/>
+          <w:sz w:val="28"/>
+          <w:szCs w:val="28"/>
+          <w:lang w:val="ru-RU"/>
+        </w:rPr>
+        <w:t>Информационная функция: Отображение статического контента (история студии, философия, описание 6 направлений йоги, профили 7 преподавателей).</w:t>
+      </w:r>
+    </w:p>
+    <w:p>
+      <w:pPr>
+        <w:spacing w:after="0" w:line="360" w:lineRule="auto"/>
+        <w:ind w:firstLine="720"/>
+        <w:jc w:val="both"/>
+        <w:rPr>
+          <w:rFonts w:ascii="Times New Roman" w:hAnsi="Times New Roman" w:cs="Times New Roman"/>
+          <w:sz w:val="28"/>
+          <w:szCs w:val="28"/>
+          <w:lang w:val="ru-RU"/>
+        </w:rPr>
+      </w:pPr>
+      <w:r>
+        <w:rPr>
+          <w:rFonts w:ascii="Times New Roman" w:hAnsi="Times New Roman" w:cs="Times New Roman"/>
+          <w:sz w:val="28"/>
+          <w:szCs w:val="28"/>
+          <w:lang w:val="ru-RU"/>
+        </w:rPr>
+        <w:t>Навигационная функция: Предоставление интуитивно понятного меню для перехода между разделами («Философия», «Расписание», «Команда», «Цены», «Контакты»), включая якорные ссылки для одностраничной навигации.</w:t>
+      </w:r>
+    </w:p>
+    <w:p>
+      <w:pPr>
+        <w:spacing w:after="0" w:line="360" w:lineRule="auto"/>
+        <w:ind w:firstLine="720"/>
+        <w:jc w:val="both"/>
+        <w:rPr>
+          <w:rFonts w:ascii="Times New Roman" w:hAnsi="Times New Roman" w:cs="Times New Roman"/>
+          <w:sz w:val="28"/>
+          <w:szCs w:val="28"/>
+          <w:lang w:val="ru-RU"/>
+        </w:rPr>
+      </w:pPr>
+      <w:r>
+        <w:rPr>
+          <w:rFonts w:ascii="Times New Roman" w:hAnsi="Times New Roman" w:cs="Times New Roman"/>
+          <w:sz w:val="28"/>
+          <w:szCs w:val="28"/>
+          <w:lang w:val="ru-RU"/>
+        </w:rPr>
+        <w:lastRenderedPageBreak/>
+        <w:t>Функция представления расписания: Визуализация сетки занятий по дням недели с указанием времени, названия практики и имени преподавателя.</w:t>
+      </w:r>
+    </w:p>
+    <w:p>
+      <w:pPr>
+        <w:spacing w:after="0" w:line="360" w:lineRule="auto"/>
+        <w:ind w:firstLine="720"/>
+        <w:jc w:val="both"/>
+        <w:rPr>
+          <w:rFonts w:ascii="Times New Roman" w:hAnsi="Times New Roman" w:cs="Times New Roman"/>
+          <w:sz w:val="28"/>
+          <w:szCs w:val="28"/>
+          <w:lang w:val="ru-RU"/>
+        </w:rPr>
+      </w:pPr>
+      <w:r>
+        <w:rPr>
+          <w:rFonts w:ascii="Times New Roman" w:hAnsi="Times New Roman" w:cs="Times New Roman"/>
+          <w:sz w:val="28"/>
+          <w:szCs w:val="28"/>
+          <w:lang w:val="ru-RU"/>
+        </w:rPr>
+        <w:t xml:space="preserve">Функция ценообразования: Отображение матрицы абонементов (разовое посещение, S, M, L, </w:t>
+      </w:r>
+      <w:proofErr w:type="spellStart"/>
+      <w:r>
+        <w:rPr>
+          <w:rFonts w:ascii="Times New Roman" w:hAnsi="Times New Roman" w:cs="Times New Roman"/>
+          <w:sz w:val="28"/>
+          <w:szCs w:val="28"/>
+          <w:lang w:val="ru-RU"/>
+        </w:rPr>
+        <w:t>Безлимит</w:t>
+      </w:r>
+      <w:proofErr w:type="spellEnd"/>
+      <w:r>
+        <w:rPr>
+          <w:rFonts w:ascii="Times New Roman" w:hAnsi="Times New Roman" w:cs="Times New Roman"/>
+          <w:sz w:val="28"/>
+          <w:szCs w:val="28"/>
+          <w:lang w:val="ru-RU"/>
+        </w:rPr>
+        <w:t>) с четким указанием стоимости в BYN.</w:t>
+      </w:r>
+    </w:p>
+    <w:p>
+      <w:pPr>
+        <w:spacing w:after="0" w:line="360" w:lineRule="auto"/>
+        <w:ind w:firstLine="720"/>
+        <w:jc w:val="both"/>
+        <w:rPr>
+          <w:rFonts w:ascii="Times New Roman" w:hAnsi="Times New Roman" w:cs="Times New Roman"/>
+          <w:sz w:val="28"/>
+          <w:szCs w:val="28"/>
+          <w:lang w:val="ru-RU"/>
+        </w:rPr>
+      </w:pPr>
+      <w:r>
+        <w:rPr>
+          <w:rFonts w:ascii="Times New Roman" w:hAnsi="Times New Roman" w:cs="Times New Roman"/>
+          <w:sz w:val="28"/>
+          <w:szCs w:val="28"/>
+          <w:lang w:val="ru-RU"/>
+        </w:rPr>
+        <w:t xml:space="preserve">Коммуникационная функция: Предоставление актуальных контактных данных (адрес, телефон, часы работы, </w:t>
+      </w:r>
+      <w:proofErr w:type="spellStart"/>
+      <w:r>
+        <w:rPr>
+          <w:rFonts w:ascii="Times New Roman" w:hAnsi="Times New Roman" w:cs="Times New Roman"/>
+          <w:sz w:val="28"/>
+          <w:szCs w:val="28"/>
+          <w:lang w:val="ru-RU"/>
+        </w:rPr>
+        <w:t>email</w:t>
+      </w:r>
+      <w:proofErr w:type="spellEnd"/>
+      <w:r>
+        <w:rPr>
+          <w:rFonts w:ascii="Times New Roman" w:hAnsi="Times New Roman" w:cs="Times New Roman"/>
+          <w:sz w:val="28"/>
+          <w:szCs w:val="28"/>
+          <w:lang w:val="ru-RU"/>
+        </w:rPr>
+        <w:t>) и прямых ссылок на мессенджеры (</w:t>
+      </w:r>
+      <w:proofErr w:type="spellStart"/>
+      <w:r>
+        <w:rPr>
+          <w:rFonts w:ascii="Times New Roman" w:hAnsi="Times New Roman" w:cs="Times New Roman"/>
+          <w:sz w:val="28"/>
+          <w:szCs w:val="28"/>
+          <w:lang w:val="ru-RU"/>
+        </w:rPr>
+        <w:t>Telegram</w:t>
+      </w:r>
+      <w:proofErr w:type="spellEnd"/>
+      <w:r>
+        <w:rPr>
+          <w:rFonts w:ascii="Times New Roman" w:hAnsi="Times New Roman" w:cs="Times New Roman"/>
+          <w:sz w:val="28"/>
+          <w:szCs w:val="28"/>
+          <w:lang w:val="ru-RU"/>
+        </w:rPr>
+        <w:t xml:space="preserve">, </w:t>
+      </w:r>
+      <w:proofErr w:type="spellStart"/>
+      <w:r>
+        <w:rPr>
+          <w:rFonts w:ascii="Times New Roman" w:hAnsi="Times New Roman" w:cs="Times New Roman"/>
+          <w:sz w:val="28"/>
+          <w:szCs w:val="28"/>
+          <w:lang w:val="ru-RU"/>
+        </w:rPr>
+        <w:t>Instagram</w:t>
+      </w:r>
+      <w:proofErr w:type="spellEnd"/>
+      <w:r>
+        <w:rPr>
+          <w:rFonts w:ascii="Times New Roman" w:hAnsi="Times New Roman" w:cs="Times New Roman"/>
+          <w:sz w:val="28"/>
+          <w:szCs w:val="28"/>
+          <w:lang w:val="ru-RU"/>
+        </w:rPr>
+        <w:t>) для быстрой записи.</w:t>
+      </w:r>
+    </w:p>
+    <w:p>
+      <w:pPr>
+        <w:spacing w:after="0" w:line="360" w:lineRule="auto"/>
+        <w:ind w:firstLine="720"/>
+        <w:jc w:val="both"/>
+        <w:rPr>
+          <w:rFonts w:ascii="Times New Roman" w:hAnsi="Times New Roman" w:cs="Times New Roman"/>
+          <w:sz w:val="28"/>
+          <w:szCs w:val="28"/>
+          <w:lang w:val="ru-RU"/>
+        </w:rPr>
+      </w:pPr>
+      <w:r>
+        <w:rPr>
+          <w:rFonts w:ascii="Times New Roman" w:hAnsi="Times New Roman" w:cs="Times New Roman"/>
+          <w:sz w:val="28"/>
+          <w:szCs w:val="28"/>
+          <w:lang w:val="ru-RU"/>
+        </w:rPr>
+        <w:t>Технологический стек: HTML5 (семантическая разметка), CSS3 (</w:t>
+      </w:r>
+      <w:proofErr w:type="spellStart"/>
+      <w:r>
+        <w:rPr>
+          <w:rFonts w:ascii="Times New Roman" w:hAnsi="Times New Roman" w:cs="Times New Roman"/>
+          <w:sz w:val="28"/>
+          <w:szCs w:val="28"/>
+          <w:lang w:val="ru-RU"/>
+        </w:rPr>
+        <w:t>Flexbox</w:t>
+      </w:r>
+      <w:proofErr w:type="spellEnd"/>
+      <w:r>
+        <w:rPr>
+          <w:rFonts w:ascii="Times New Roman" w:hAnsi="Times New Roman" w:cs="Times New Roman"/>
+          <w:sz w:val="28"/>
+          <w:szCs w:val="28"/>
+          <w:lang w:val="ru-RU"/>
+        </w:rPr>
+        <w:t>/</w:t>
+      </w:r>
+      <w:proofErr w:type="spellStart"/>
+      <w:r>
+        <w:rPr>
+          <w:rFonts w:ascii="Times New Roman" w:hAnsi="Times New Roman" w:cs="Times New Roman"/>
+          <w:sz w:val="28"/>
+          <w:szCs w:val="28"/>
+          <w:lang w:val="ru-RU"/>
+        </w:rPr>
+        <w:t>Grid</w:t>
+      </w:r>
+      <w:proofErr w:type="spellEnd"/>
+      <w:r>
+        <w:rPr>
+          <w:rFonts w:ascii="Times New Roman" w:hAnsi="Times New Roman" w:cs="Times New Roman"/>
+          <w:sz w:val="28"/>
+          <w:szCs w:val="28"/>
+          <w:lang w:val="ru-RU"/>
+        </w:rPr>
+        <w:t xml:space="preserve"> для адаптивности, </w:t>
+      </w:r>
+      <w:proofErr w:type="spellStart"/>
+      <w:r>
+        <w:rPr>
+          <w:rFonts w:ascii="Times New Roman" w:hAnsi="Times New Roman" w:cs="Times New Roman"/>
+          <w:sz w:val="28"/>
+          <w:szCs w:val="28"/>
+          <w:lang w:val="ru-RU"/>
+        </w:rPr>
+        <w:t>кастомные</w:t>
+      </w:r>
+      <w:proofErr w:type="spellEnd"/>
+      <w:r>
+        <w:rPr>
+          <w:rFonts w:ascii="Times New Roman" w:hAnsi="Times New Roman" w:cs="Times New Roman"/>
+          <w:sz w:val="28"/>
+          <w:szCs w:val="28"/>
+          <w:lang w:val="ru-RU"/>
+        </w:rPr>
+        <w:t xml:space="preserve"> свойства для цветовой палитры), </w:t>
+      </w:r>
+      <w:proofErr w:type="spellStart"/>
+      <w:r>
+        <w:rPr>
+          <w:rFonts w:ascii="Times New Roman" w:hAnsi="Times New Roman" w:cs="Times New Roman"/>
+          <w:sz w:val="28"/>
+          <w:szCs w:val="28"/>
+          <w:lang w:val="ru-RU"/>
+        </w:rPr>
+        <w:t>Vanilla</w:t>
+      </w:r>
+      <w:proofErr w:type="spellEnd"/>
+      <w:r>
+        <w:rPr>
+          <w:rFonts w:ascii="Times New Roman" w:hAnsi="Times New Roman" w:cs="Times New Roman"/>
+          <w:sz w:val="28"/>
+          <w:szCs w:val="28"/>
+          <w:lang w:val="ru-RU"/>
+        </w:rPr>
+        <w:t xml:space="preserve"> </w:t>
+      </w:r>
+      <w:proofErr w:type="spellStart"/>
+      <w:r>
+        <w:rPr>
+          <w:rFonts w:ascii="Times New Roman" w:hAnsi="Times New Roman" w:cs="Times New Roman"/>
+          <w:sz w:val="28"/>
+          <w:szCs w:val="28"/>
+          <w:lang w:val="ru-RU"/>
+        </w:rPr>
+        <w:t>JavaScript</w:t>
+      </w:r>
+      <w:proofErr w:type="spellEnd"/>
+      <w:r>
+        <w:rPr>
+          <w:rFonts w:ascii="Times New Roman" w:hAnsi="Times New Roman" w:cs="Times New Roman"/>
+          <w:sz w:val="28"/>
+          <w:szCs w:val="28"/>
+          <w:lang w:val="ru-RU"/>
+        </w:rPr>
+        <w:t xml:space="preserve"> (для интерактивных элементов: мобильное меню, плавный </w:t>
+      </w:r>
+      <w:proofErr w:type="spellStart"/>
+      <w:r>
+        <w:rPr>
+          <w:rFonts w:ascii="Times New Roman" w:hAnsi="Times New Roman" w:cs="Times New Roman"/>
+          <w:sz w:val="28"/>
+          <w:szCs w:val="28"/>
+          <w:lang w:val="ru-RU"/>
+        </w:rPr>
+        <w:t>скролл</w:t>
+      </w:r>
+      <w:proofErr w:type="spellEnd"/>
+      <w:r>
+        <w:rPr>
+          <w:rFonts w:ascii="Times New Roman" w:hAnsi="Times New Roman" w:cs="Times New Roman"/>
+          <w:sz w:val="28"/>
+          <w:szCs w:val="28"/>
+          <w:lang w:val="ru-RU"/>
+        </w:rPr>
+        <w:t>, модальные окна при необходимости).</w:t>
+      </w:r>
+    </w:p>
+    <w:p>
+      <w:pPr>
+        <w:spacing w:after="0" w:line="360" w:lineRule="auto"/>
+        <w:ind w:firstLine="720"/>
+        <w:jc w:val="both"/>
+        <w:rPr>
+          <w:rFonts w:ascii="Times New Roman" w:hAnsi="Times New Roman" w:cs="Times New Roman"/>
+          <w:sz w:val="28"/>
+          <w:szCs w:val="28"/>
+          <w:lang w:val="ru-RU"/>
+        </w:rPr>
+      </w:pPr>
+      <w:r>
+        <w:rPr>
+          <w:rFonts w:ascii="Times New Roman" w:hAnsi="Times New Roman" w:cs="Times New Roman"/>
+          <w:sz w:val="28"/>
+          <w:szCs w:val="28"/>
+          <w:lang w:val="ru-RU"/>
+        </w:rPr>
+        <w:t xml:space="preserve">Совместимость: Корректное отображение в актуальных версиях браузеров: </w:t>
+      </w:r>
+      <w:proofErr w:type="spellStart"/>
+      <w:r>
+        <w:rPr>
+          <w:rFonts w:ascii="Times New Roman" w:hAnsi="Times New Roman" w:cs="Times New Roman"/>
+          <w:sz w:val="28"/>
+          <w:szCs w:val="28"/>
+          <w:lang w:val="ru-RU"/>
+        </w:rPr>
+        <w:t>Google</w:t>
+      </w:r>
+      <w:proofErr w:type="spellEnd"/>
+      <w:r>
+        <w:rPr>
+          <w:rFonts w:ascii="Times New Roman" w:hAnsi="Times New Roman" w:cs="Times New Roman"/>
+          <w:sz w:val="28"/>
+          <w:szCs w:val="28"/>
+          <w:lang w:val="ru-RU"/>
+        </w:rPr>
+        <w:t xml:space="preserve"> </w:t>
+      </w:r>
+      <w:proofErr w:type="spellStart"/>
+      <w:r>
+        <w:rPr>
+          <w:rFonts w:ascii="Times New Roman" w:hAnsi="Times New Roman" w:cs="Times New Roman"/>
+          <w:sz w:val="28"/>
+          <w:szCs w:val="28"/>
+          <w:lang w:val="ru-RU"/>
+        </w:rPr>
+        <w:t>Chrome</w:t>
+      </w:r>
+      <w:proofErr w:type="spellEnd"/>
+      <w:r>
+        <w:rPr>
+          <w:rFonts w:ascii="Times New Roman" w:hAnsi="Times New Roman" w:cs="Times New Roman"/>
+          <w:sz w:val="28"/>
+          <w:szCs w:val="28"/>
+          <w:lang w:val="ru-RU"/>
+        </w:rPr>
+        <w:t xml:space="preserve">, </w:t>
+      </w:r>
+      <w:proofErr w:type="spellStart"/>
+      <w:r>
+        <w:rPr>
+          <w:rFonts w:ascii="Times New Roman" w:hAnsi="Times New Roman" w:cs="Times New Roman"/>
+          <w:sz w:val="28"/>
+          <w:szCs w:val="28"/>
+          <w:lang w:val="ru-RU"/>
+        </w:rPr>
+        <w:t>Mozilla</w:t>
+      </w:r>
+      <w:proofErr w:type="spellEnd"/>
+      <w:r>
+        <w:rPr>
+          <w:rFonts w:ascii="Times New Roman" w:hAnsi="Times New Roman" w:cs="Times New Roman"/>
+          <w:sz w:val="28"/>
+          <w:szCs w:val="28"/>
+          <w:lang w:val="ru-RU"/>
+        </w:rPr>
+        <w:t xml:space="preserve"> </w:t>
+      </w:r>
+      <w:proofErr w:type="spellStart"/>
+      <w:r>
+        <w:rPr>
+          <w:rFonts w:ascii="Times New Roman" w:hAnsi="Times New Roman" w:cs="Times New Roman"/>
+          <w:sz w:val="28"/>
+          <w:szCs w:val="28"/>
+          <w:lang w:val="ru-RU"/>
+        </w:rPr>
+        <w:t>Firefox</w:t>
+      </w:r>
+      <w:proofErr w:type="spellEnd"/>
+      <w:r>
+        <w:rPr>
+          <w:rFonts w:ascii="Times New Roman" w:hAnsi="Times New Roman" w:cs="Times New Roman"/>
+          <w:sz w:val="28"/>
+          <w:szCs w:val="28"/>
+          <w:lang w:val="ru-RU"/>
+        </w:rPr>
+        <w:t xml:space="preserve">, </w:t>
+      </w:r>
+      <w:proofErr w:type="spellStart"/>
+      <w:r>
+        <w:rPr>
+          <w:rFonts w:ascii="Times New Roman" w:hAnsi="Times New Roman" w:cs="Times New Roman"/>
+          <w:sz w:val="28"/>
+          <w:szCs w:val="28"/>
+          <w:lang w:val="ru-RU"/>
+        </w:rPr>
+        <w:t>Safari</w:t>
+      </w:r>
+      <w:proofErr w:type="spellEnd"/>
+      <w:r>
+        <w:rPr>
+          <w:rFonts w:ascii="Times New Roman" w:hAnsi="Times New Roman" w:cs="Times New Roman"/>
+          <w:sz w:val="28"/>
+          <w:szCs w:val="28"/>
+          <w:lang w:val="ru-RU"/>
+        </w:rPr>
+        <w:t xml:space="preserve">, </w:t>
+      </w:r>
+      <w:proofErr w:type="spellStart"/>
+      <w:r>
+        <w:rPr>
+          <w:rFonts w:ascii="Times New Roman" w:hAnsi="Times New Roman" w:cs="Times New Roman"/>
+          <w:sz w:val="28"/>
+          <w:szCs w:val="28"/>
+          <w:lang w:val="ru-RU"/>
+        </w:rPr>
+        <w:t>Microsoft</w:t>
+      </w:r>
+      <w:proofErr w:type="spellEnd"/>
+      <w:r>
+        <w:rPr>
+          <w:rFonts w:ascii="Times New Roman" w:hAnsi="Times New Roman" w:cs="Times New Roman"/>
+          <w:sz w:val="28"/>
+          <w:szCs w:val="28"/>
+          <w:lang w:val="ru-RU"/>
+        </w:rPr>
+        <w:t xml:space="preserve"> </w:t>
+      </w:r>
+      <w:proofErr w:type="spellStart"/>
+      <w:r>
+        <w:rPr>
+          <w:rFonts w:ascii="Times New Roman" w:hAnsi="Times New Roman" w:cs="Times New Roman"/>
+          <w:sz w:val="28"/>
+          <w:szCs w:val="28"/>
+          <w:lang w:val="ru-RU"/>
+        </w:rPr>
+        <w:t>Edge</w:t>
+      </w:r>
+      <w:proofErr w:type="spellEnd"/>
+      <w:r>
+        <w:rPr>
+          <w:rFonts w:ascii="Times New Roman" w:hAnsi="Times New Roman" w:cs="Times New Roman"/>
+          <w:sz w:val="28"/>
+          <w:szCs w:val="28"/>
+          <w:lang w:val="ru-RU"/>
+        </w:rPr>
+        <w:t>.</w:t>
+      </w:r>
+    </w:p>
+    <w:p>
+      <w:pPr>
+        <w:spacing w:after="0" w:line="360" w:lineRule="auto"/>
+        <w:ind w:firstLine="720"/>
+        <w:jc w:val="both"/>
+        <w:rPr>
+          <w:rFonts w:ascii="Times New Roman" w:hAnsi="Times New Roman" w:cs="Times New Roman"/>
+          <w:sz w:val="28"/>
+          <w:szCs w:val="28"/>
+          <w:lang w:val="ru-RU"/>
+        </w:rPr>
+      </w:pPr>
+      <w:r>
+        <w:rPr>
+          <w:rFonts w:ascii="Times New Roman" w:hAnsi="Times New Roman" w:cs="Times New Roman"/>
+          <w:sz w:val="28"/>
+          <w:szCs w:val="28"/>
+          <w:lang w:val="ru-RU"/>
+        </w:rPr>
+        <w:t>Адаптивность: Поддержка разрешений экранов от 320px (мобильные устройства) до 1920px и выше (</w:t>
+      </w:r>
+      <w:proofErr w:type="spellStart"/>
+      <w:r>
+        <w:rPr>
+          <w:rFonts w:ascii="Times New Roman" w:hAnsi="Times New Roman" w:cs="Times New Roman"/>
+          <w:sz w:val="28"/>
+          <w:szCs w:val="28"/>
+          <w:lang w:val="ru-RU"/>
+        </w:rPr>
+        <w:t>десктопные</w:t>
+      </w:r>
+      <w:proofErr w:type="spellEnd"/>
+      <w:r>
+        <w:rPr>
+          <w:rFonts w:ascii="Times New Roman" w:hAnsi="Times New Roman" w:cs="Times New Roman"/>
+          <w:sz w:val="28"/>
+          <w:szCs w:val="28"/>
+          <w:lang w:val="ru-RU"/>
+        </w:rPr>
+        <w:t xml:space="preserve"> мониторы).</w:t>
+      </w:r>
+    </w:p>
+    <w:p>
+      <w:pPr>
+        <w:spacing w:after="0" w:line="360" w:lineRule="auto"/>
+        <w:ind w:firstLine="720"/>
+        <w:jc w:val="both"/>
+        <w:rPr>
+          <w:rFonts w:ascii="Times New Roman" w:hAnsi="Times New Roman" w:cs="Times New Roman"/>
+          <w:sz w:val="28"/>
+          <w:szCs w:val="28"/>
+          <w:lang w:val="ru-RU"/>
+        </w:rPr>
+      </w:pPr>
+      <w:r>
+        <w:rPr>
+          <w:rFonts w:ascii="Times New Roman" w:hAnsi="Times New Roman" w:cs="Times New Roman"/>
+          <w:sz w:val="28"/>
+          <w:szCs w:val="28"/>
+          <w:lang w:val="ru-RU"/>
+        </w:rPr>
+        <w:t>Производительность: Время полной загрузки страницы (</w:t>
+      </w:r>
+      <w:proofErr w:type="spellStart"/>
+      <w:r>
+        <w:rPr>
+          <w:rFonts w:ascii="Times New Roman" w:hAnsi="Times New Roman" w:cs="Times New Roman"/>
+          <w:sz w:val="28"/>
+          <w:szCs w:val="28"/>
+          <w:lang w:val="ru-RU"/>
+        </w:rPr>
+        <w:t>First</w:t>
+      </w:r>
+      <w:proofErr w:type="spellEnd"/>
+      <w:r>
+        <w:rPr>
+          <w:rFonts w:ascii="Times New Roman" w:hAnsi="Times New Roman" w:cs="Times New Roman"/>
+          <w:sz w:val="28"/>
+          <w:szCs w:val="28"/>
+          <w:lang w:val="ru-RU"/>
+        </w:rPr>
+        <w:t xml:space="preserve"> </w:t>
+      </w:r>
+      <w:proofErr w:type="spellStart"/>
+      <w:r>
+        <w:rPr>
+          <w:rFonts w:ascii="Times New Roman" w:hAnsi="Times New Roman" w:cs="Times New Roman"/>
+          <w:sz w:val="28"/>
+          <w:szCs w:val="28"/>
+          <w:lang w:val="ru-RU"/>
+        </w:rPr>
+        <w:t>Contentful</w:t>
+      </w:r>
+      <w:proofErr w:type="spellEnd"/>
+      <w:r>
+        <w:rPr>
+          <w:rFonts w:ascii="Times New Roman" w:hAnsi="Times New Roman" w:cs="Times New Roman"/>
+          <w:sz w:val="28"/>
+          <w:szCs w:val="28"/>
+          <w:lang w:val="ru-RU"/>
+        </w:rPr>
+        <w:t xml:space="preserve"> </w:t>
+      </w:r>
+      <w:proofErr w:type="spellStart"/>
+      <w:r>
+        <w:rPr>
+          <w:rFonts w:ascii="Times New Roman" w:hAnsi="Times New Roman" w:cs="Times New Roman"/>
+          <w:sz w:val="28"/>
+          <w:szCs w:val="28"/>
+          <w:lang w:val="ru-RU"/>
+        </w:rPr>
+        <w:t>Paint</w:t>
+      </w:r>
+      <w:proofErr w:type="spellEnd"/>
+      <w:r>
+        <w:rPr>
+          <w:rFonts w:ascii="Times New Roman" w:hAnsi="Times New Roman" w:cs="Times New Roman"/>
+          <w:sz w:val="28"/>
+          <w:szCs w:val="28"/>
+          <w:lang w:val="ru-RU"/>
+        </w:rPr>
+        <w:t xml:space="preserve">) не должно превышать 2–3 секунд при скорости соединения 4G. Оптимизация изображений (форматы </w:t>
+      </w:r>
+      <w:proofErr w:type="spellStart"/>
+      <w:r>
+        <w:rPr>
+          <w:rFonts w:ascii="Times New Roman" w:hAnsi="Times New Roman" w:cs="Times New Roman"/>
+          <w:sz w:val="28"/>
+          <w:szCs w:val="28"/>
+          <w:lang w:val="ru-RU"/>
+        </w:rPr>
+        <w:t>WebP</w:t>
+      </w:r>
+      <w:proofErr w:type="spellEnd"/>
+      <w:r>
+        <w:rPr>
+          <w:rFonts w:ascii="Times New Roman" w:hAnsi="Times New Roman" w:cs="Times New Roman"/>
+          <w:sz w:val="28"/>
+          <w:szCs w:val="28"/>
+          <w:lang w:val="ru-RU"/>
+        </w:rPr>
+        <w:t>/JPEG с сжатием).</w:t>
+      </w:r>
+    </w:p>
+    <w:p>
+      <w:pPr>
+        <w:spacing w:after="0" w:line="360" w:lineRule="auto"/>
+        <w:ind w:firstLine="720"/>
+        <w:jc w:val="both"/>
+        <w:rPr>
+          <w:rFonts w:ascii="Times New Roman" w:hAnsi="Times New Roman" w:cs="Times New Roman"/>
+          <w:sz w:val="28"/>
+          <w:szCs w:val="28"/>
+          <w:lang w:val="ru-RU"/>
+        </w:rPr>
+      </w:pPr>
+      <w:r>
+        <w:rPr>
+          <w:rFonts w:ascii="Times New Roman" w:hAnsi="Times New Roman" w:cs="Times New Roman"/>
+          <w:sz w:val="28"/>
+          <w:szCs w:val="28"/>
+          <w:lang w:val="ru-RU"/>
+        </w:rPr>
+        <w:t xml:space="preserve">Хостинг и развертывание: Статический хостинг на платформе </w:t>
+      </w:r>
+      <w:proofErr w:type="spellStart"/>
+      <w:r>
+        <w:rPr>
+          <w:rFonts w:ascii="Times New Roman" w:hAnsi="Times New Roman" w:cs="Times New Roman"/>
+          <w:sz w:val="28"/>
+          <w:szCs w:val="28"/>
+          <w:lang w:val="ru-RU"/>
+        </w:rPr>
+        <w:t>GitHub</w:t>
+      </w:r>
+      <w:proofErr w:type="spellEnd"/>
+      <w:r>
+        <w:rPr>
+          <w:rFonts w:ascii="Times New Roman" w:hAnsi="Times New Roman" w:cs="Times New Roman"/>
+          <w:sz w:val="28"/>
+          <w:szCs w:val="28"/>
+          <w:lang w:val="ru-RU"/>
+        </w:rPr>
+        <w:t xml:space="preserve"> </w:t>
+      </w:r>
+      <w:proofErr w:type="spellStart"/>
+      <w:r>
+        <w:rPr>
+          <w:rFonts w:ascii="Times New Roman" w:hAnsi="Times New Roman" w:cs="Times New Roman"/>
+          <w:sz w:val="28"/>
+          <w:szCs w:val="28"/>
+          <w:lang w:val="ru-RU"/>
+        </w:rPr>
+        <w:t>Pages</w:t>
+      </w:r>
+      <w:proofErr w:type="spellEnd"/>
+      <w:r>
+        <w:rPr>
+          <w:rFonts w:ascii="Times New Roman" w:hAnsi="Times New Roman" w:cs="Times New Roman"/>
+          <w:sz w:val="28"/>
+          <w:szCs w:val="28"/>
+          <w:lang w:val="ru-RU"/>
+        </w:rPr>
+        <w:t xml:space="preserve"> с использованием системы контроля версий </w:t>
+      </w:r>
+      <w:proofErr w:type="spellStart"/>
+      <w:r>
+        <w:rPr>
+          <w:rFonts w:ascii="Times New Roman" w:hAnsi="Times New Roman" w:cs="Times New Roman"/>
+          <w:sz w:val="28"/>
+          <w:szCs w:val="28"/>
+          <w:lang w:val="ru-RU"/>
+        </w:rPr>
+        <w:t>Git</w:t>
+      </w:r>
+      <w:proofErr w:type="spellEnd"/>
+      <w:r>
+        <w:rPr>
+          <w:rFonts w:ascii="Times New Roman" w:hAnsi="Times New Roman" w:cs="Times New Roman"/>
+          <w:sz w:val="28"/>
+          <w:szCs w:val="28"/>
+          <w:lang w:val="ru-RU"/>
+        </w:rPr>
+        <w:t>.</w:t>
+      </w:r>
+    </w:p>
+    <w:p>
+      <w:pPr>
+        <w:spacing w:after="0" w:line="360" w:lineRule="auto"/>
+        <w:ind w:firstLine="720"/>
+        <w:jc w:val="both"/>
+        <w:rPr>
+          <w:rFonts w:ascii="Times New Roman" w:hAnsi="Times New Roman" w:cs="Times New Roman"/>
+          <w:sz w:val="28"/>
+          <w:szCs w:val="28"/>
+          <w:lang w:val="ru-RU"/>
+        </w:rPr>
+      </w:pPr>
+      <w:r>
+        <w:rPr>
+          <w:rFonts w:ascii="Times New Roman" w:hAnsi="Times New Roman" w:cs="Times New Roman"/>
+          <w:sz w:val="28"/>
+          <w:szCs w:val="28"/>
+          <w:lang w:val="ru-RU"/>
+        </w:rPr>
+        <w:t>Эргономика (UI/UX): Контрастность текста и фона, соответствующая стандартам доступности (WCAG), использование фирменной палитры (терракотовый, зеленый, мягкий бежевый), отсутствие навязчивых всплывающих окон.</w:t>
+      </w:r>
+    </w:p>
+    <w:p>
+      <w:pPr>
+        <w:spacing w:after="0" w:line="360" w:lineRule="auto"/>
+        <w:ind w:firstLine="720"/>
+        <w:jc w:val="both"/>
+        <w:rPr>
+          <w:rFonts w:ascii="Times New Roman" w:hAnsi="Times New Roman" w:cs="Times New Roman"/>
+          <w:sz w:val="28"/>
+          <w:szCs w:val="28"/>
+          <w:lang w:val="ru-RU"/>
+        </w:rPr>
+      </w:pPr>
+      <w:r>
+        <w:rPr>
+          <w:rFonts w:ascii="Times New Roman" w:hAnsi="Times New Roman" w:cs="Times New Roman"/>
+          <w:sz w:val="28"/>
+          <w:szCs w:val="28"/>
+          <w:lang w:val="ru-RU"/>
+        </w:rPr>
+        <w:t xml:space="preserve">Сайт реализуется в формате многосекционного </w:t>
+      </w:r>
+      <w:proofErr w:type="spellStart"/>
+      <w:r>
+        <w:rPr>
+          <w:rFonts w:ascii="Times New Roman" w:hAnsi="Times New Roman" w:cs="Times New Roman"/>
+          <w:sz w:val="28"/>
+          <w:szCs w:val="28"/>
+          <w:lang w:val="ru-RU"/>
+        </w:rPr>
+        <w:t>лендинга</w:t>
+      </w:r>
+      <w:proofErr w:type="spellEnd"/>
+      <w:r>
+        <w:rPr>
+          <w:rFonts w:ascii="Times New Roman" w:hAnsi="Times New Roman" w:cs="Times New Roman"/>
+          <w:sz w:val="28"/>
+          <w:szCs w:val="28"/>
+          <w:lang w:val="ru-RU"/>
+        </w:rPr>
+        <w:t xml:space="preserve"> (или легкого </w:t>
+      </w:r>
+      <w:proofErr w:type="spellStart"/>
+      <w:r>
+        <w:rPr>
+          <w:rFonts w:ascii="Times New Roman" w:hAnsi="Times New Roman" w:cs="Times New Roman"/>
+          <w:sz w:val="28"/>
+          <w:szCs w:val="28"/>
+          <w:lang w:val="ru-RU"/>
+        </w:rPr>
+        <w:t>многостраничника</w:t>
+      </w:r>
+      <w:proofErr w:type="spellEnd"/>
+      <w:r>
+        <w:rPr>
+          <w:rFonts w:ascii="Times New Roman" w:hAnsi="Times New Roman" w:cs="Times New Roman"/>
+          <w:sz w:val="28"/>
+          <w:szCs w:val="28"/>
+          <w:lang w:val="ru-RU"/>
+        </w:rPr>
+        <w:t>) со следующей структурой:</w:t>
+      </w:r>
+    </w:p>
+    <w:p>
+      <w:pPr>
+        <w:spacing w:after="0" w:line="360" w:lineRule="auto"/>
+        <w:ind w:firstLine="720"/>
+        <w:jc w:val="both"/>
+        <w:rPr>
+          <w:rFonts w:ascii="Times New Roman" w:hAnsi="Times New Roman" w:cs="Times New Roman"/>
+          <w:sz w:val="28"/>
+          <w:szCs w:val="28"/>
+          <w:lang w:val="ru-RU"/>
+        </w:rPr>
+      </w:pPr>
+      <w:r>
+        <w:rPr>
+          <w:rFonts w:ascii="Times New Roman" w:hAnsi="Times New Roman" w:cs="Times New Roman"/>
+          <w:sz w:val="28"/>
+          <w:szCs w:val="28"/>
+          <w:lang w:val="ru-RU"/>
+        </w:rPr>
+        <w:t>Главный экран (</w:t>
+      </w:r>
+      <w:proofErr w:type="spellStart"/>
+      <w:r>
+        <w:rPr>
+          <w:rFonts w:ascii="Times New Roman" w:hAnsi="Times New Roman" w:cs="Times New Roman"/>
+          <w:sz w:val="28"/>
+          <w:szCs w:val="28"/>
+          <w:lang w:val="ru-RU"/>
+        </w:rPr>
+        <w:t>Hero</w:t>
+      </w:r>
+      <w:proofErr w:type="spellEnd"/>
+      <w:r>
+        <w:rPr>
+          <w:rFonts w:ascii="Times New Roman" w:hAnsi="Times New Roman" w:cs="Times New Roman"/>
+          <w:sz w:val="28"/>
+          <w:szCs w:val="28"/>
+          <w:lang w:val="ru-RU"/>
+        </w:rPr>
+        <w:t>): УТП, атмосферное фоновое изображение/видео, кнопка CTA.</w:t>
+      </w:r>
+    </w:p>
+    <w:p>
+      <w:pPr>
+        <w:spacing w:after="0" w:line="360" w:lineRule="auto"/>
+        <w:ind w:firstLine="720"/>
+        <w:jc w:val="both"/>
+        <w:rPr>
+          <w:rFonts w:ascii="Times New Roman" w:hAnsi="Times New Roman" w:cs="Times New Roman"/>
+          <w:sz w:val="28"/>
+          <w:szCs w:val="28"/>
+          <w:lang w:val="ru-RU"/>
+        </w:rPr>
+      </w:pPr>
+      <w:r>
+        <w:rPr>
+          <w:rFonts w:ascii="Times New Roman" w:hAnsi="Times New Roman" w:cs="Times New Roman"/>
+          <w:sz w:val="28"/>
+          <w:szCs w:val="28"/>
+          <w:lang w:val="ru-RU"/>
+        </w:rPr>
+        <w:lastRenderedPageBreak/>
+        <w:t>О нас (Философия): Текстовый блок с историей создания студии, акцент на уникальности локации.</w:t>
+      </w:r>
+    </w:p>
+    <w:p>
+      <w:pPr>
+        <w:spacing w:after="0" w:line="360" w:lineRule="auto"/>
+        <w:ind w:firstLine="720"/>
+        <w:jc w:val="both"/>
+        <w:rPr>
+          <w:rFonts w:ascii="Times New Roman" w:hAnsi="Times New Roman" w:cs="Times New Roman"/>
+          <w:sz w:val="28"/>
+          <w:szCs w:val="28"/>
+          <w:lang w:val="ru-RU"/>
+        </w:rPr>
+      </w:pPr>
+      <w:r>
+        <w:rPr>
+          <w:rFonts w:ascii="Times New Roman" w:hAnsi="Times New Roman" w:cs="Times New Roman"/>
+          <w:sz w:val="28"/>
+          <w:szCs w:val="28"/>
+          <w:lang w:val="ru-RU"/>
+        </w:rPr>
+        <w:t>Расписание: Таблица или карточки с днями недели и занятиями.</w:t>
+      </w:r>
+    </w:p>
+    <w:p>
+      <w:pPr>
+        <w:spacing w:after="0" w:line="360" w:lineRule="auto"/>
+        <w:ind w:firstLine="720"/>
+        <w:jc w:val="both"/>
+        <w:rPr>
+          <w:rFonts w:ascii="Times New Roman" w:hAnsi="Times New Roman" w:cs="Times New Roman"/>
+          <w:sz w:val="28"/>
+          <w:szCs w:val="28"/>
+          <w:lang w:val="ru-RU"/>
+        </w:rPr>
+      </w:pPr>
+      <w:r>
+        <w:rPr>
+          <w:rFonts w:ascii="Times New Roman" w:hAnsi="Times New Roman" w:cs="Times New Roman"/>
+          <w:sz w:val="28"/>
+          <w:szCs w:val="28"/>
+          <w:lang w:val="ru-RU"/>
+        </w:rPr>
+        <w:t>Команда: Сетка карточек преподавателей (фото, имя, специализация, стаж, короткая цитата).</w:t>
+      </w:r>
+    </w:p>
+    <w:p>
+      <w:pPr>
+        <w:spacing w:after="0" w:line="360" w:lineRule="auto"/>
+        <w:ind w:firstLine="720"/>
+        <w:jc w:val="both"/>
+        <w:rPr>
+          <w:rFonts w:ascii="Times New Roman" w:hAnsi="Times New Roman" w:cs="Times New Roman"/>
+          <w:sz w:val="28"/>
+          <w:szCs w:val="28"/>
+          <w:lang w:val="ru-RU"/>
+        </w:rPr>
+      </w:pPr>
+      <w:r>
+        <w:rPr>
+          <w:rFonts w:ascii="Times New Roman" w:hAnsi="Times New Roman" w:cs="Times New Roman"/>
+          <w:sz w:val="28"/>
+          <w:szCs w:val="28"/>
+          <w:lang w:val="ru-RU"/>
+        </w:rPr>
+        <w:t>Направления: Список практик с кратким описанием пользы.</w:t>
+      </w:r>
+    </w:p>
+    <w:p>
+      <w:pPr>
+        <w:spacing w:after="0" w:line="360" w:lineRule="auto"/>
+        <w:ind w:firstLine="720"/>
+        <w:jc w:val="both"/>
+        <w:rPr>
+          <w:rFonts w:ascii="Times New Roman" w:hAnsi="Times New Roman" w:cs="Times New Roman"/>
+          <w:sz w:val="28"/>
+          <w:szCs w:val="28"/>
+          <w:lang w:val="ru-RU"/>
+        </w:rPr>
+      </w:pPr>
+      <w:r>
+        <w:rPr>
+          <w:rFonts w:ascii="Times New Roman" w:hAnsi="Times New Roman" w:cs="Times New Roman"/>
+          <w:sz w:val="28"/>
+          <w:szCs w:val="28"/>
+          <w:lang w:val="ru-RU"/>
+        </w:rPr>
+        <w:t xml:space="preserve">Цены (Абонементы): Четкие тарифные карточки, блок со </w:t>
+      </w:r>
+      <w:proofErr w:type="spellStart"/>
+      <w:r>
+        <w:rPr>
+          <w:rFonts w:ascii="Times New Roman" w:hAnsi="Times New Roman" w:cs="Times New Roman"/>
+          <w:sz w:val="28"/>
+          <w:szCs w:val="28"/>
+          <w:lang w:val="ru-RU"/>
+        </w:rPr>
+        <w:t>спецпредложением</w:t>
+      </w:r>
+      <w:proofErr w:type="spellEnd"/>
+      <w:r>
+        <w:rPr>
+          <w:rFonts w:ascii="Times New Roman" w:hAnsi="Times New Roman" w:cs="Times New Roman"/>
+          <w:sz w:val="28"/>
+          <w:szCs w:val="28"/>
+          <w:lang w:val="ru-RU"/>
+        </w:rPr>
+        <w:t xml:space="preserve"> для соседей.</w:t>
+      </w:r>
+    </w:p>
+    <w:p>
+      <w:pPr>
+        <w:spacing w:after="0" w:line="360" w:lineRule="auto"/>
+        <w:ind w:firstLine="720"/>
+        <w:jc w:val="both"/>
+        <w:rPr>
+          <w:rFonts w:ascii="Times New Roman" w:hAnsi="Times New Roman" w:cs="Times New Roman"/>
+          <w:sz w:val="28"/>
+          <w:szCs w:val="28"/>
+          <w:lang w:val="ru-RU"/>
+        </w:rPr>
+      </w:pPr>
+      <w:r>
+        <w:rPr>
+          <w:rFonts w:ascii="Times New Roman" w:hAnsi="Times New Roman" w:cs="Times New Roman"/>
+          <w:sz w:val="28"/>
+          <w:szCs w:val="28"/>
+          <w:lang w:val="ru-RU"/>
+        </w:rPr>
+        <w:t xml:space="preserve">Контакты: Адрес (Проспект Победителей, 98/3), карта (интеграция </w:t>
+      </w:r>
+      <w:proofErr w:type="spellStart"/>
+      <w:r>
+        <w:rPr>
+          <w:rFonts w:ascii="Times New Roman" w:hAnsi="Times New Roman" w:cs="Times New Roman"/>
+          <w:sz w:val="28"/>
+          <w:szCs w:val="28"/>
+          <w:lang w:val="ru-RU"/>
+        </w:rPr>
+        <w:t>Яндекс.Карт</w:t>
+      </w:r>
+      <w:proofErr w:type="spellEnd"/>
+      <w:r>
+        <w:rPr>
+          <w:rFonts w:ascii="Times New Roman" w:hAnsi="Times New Roman" w:cs="Times New Roman"/>
+          <w:sz w:val="28"/>
+          <w:szCs w:val="28"/>
+          <w:lang w:val="ru-RU"/>
+        </w:rPr>
+        <w:t xml:space="preserve"> или статичное изображение), телефон, ссылки на </w:t>
+      </w:r>
+      <w:proofErr w:type="spellStart"/>
+      <w:r>
+        <w:rPr>
+          <w:rFonts w:ascii="Times New Roman" w:hAnsi="Times New Roman" w:cs="Times New Roman"/>
+          <w:sz w:val="28"/>
+          <w:szCs w:val="28"/>
+          <w:lang w:val="ru-RU"/>
+        </w:rPr>
+        <w:t>соцсети</w:t>
+      </w:r>
+      <w:proofErr w:type="spellEnd"/>
+      <w:r>
+        <w:rPr>
+          <w:rFonts w:ascii="Times New Roman" w:hAnsi="Times New Roman" w:cs="Times New Roman"/>
+          <w:sz w:val="28"/>
+          <w:szCs w:val="28"/>
+          <w:lang w:val="ru-RU"/>
+        </w:rPr>
+        <w:t>.</w:t>
+      </w:r>
+    </w:p>
+    <w:p>
+      <w:pPr>
+        <w:spacing w:after="0" w:line="360" w:lineRule="auto"/>
+        <w:ind w:firstLine="720"/>
+        <w:jc w:val="both"/>
+        <w:rPr>
+          <w:rFonts w:ascii="Times New Roman" w:hAnsi="Times New Roman" w:cs="Times New Roman"/>
+          <w:sz w:val="28"/>
+          <w:szCs w:val="28"/>
+          <w:lang w:val="ru-RU"/>
+        </w:rPr>
+      </w:pPr>
+      <w:r>
+        <w:rPr>
+          <w:rFonts w:ascii="Times New Roman" w:hAnsi="Times New Roman" w:cs="Times New Roman"/>
+          <w:sz w:val="28"/>
+          <w:szCs w:val="28"/>
+          <w:lang w:val="ru-RU"/>
+        </w:rPr>
+        <w:t xml:space="preserve">Требование к контенту: Все тексты должны быть уникальными, написанными в заданном </w:t>
+      </w:r>
+      <w:proofErr w:type="spellStart"/>
+      <w:r>
+        <w:rPr>
+          <w:rFonts w:ascii="Times New Roman" w:hAnsi="Times New Roman" w:cs="Times New Roman"/>
+          <w:sz w:val="28"/>
+          <w:szCs w:val="28"/>
+          <w:lang w:val="ru-RU"/>
+        </w:rPr>
+        <w:t>tone-of-voice</w:t>
+      </w:r>
+      <w:proofErr w:type="spellEnd"/>
+      <w:r>
+        <w:rPr>
+          <w:rFonts w:ascii="Times New Roman" w:hAnsi="Times New Roman" w:cs="Times New Roman"/>
+          <w:sz w:val="28"/>
+          <w:szCs w:val="28"/>
+          <w:lang w:val="ru-RU"/>
+        </w:rPr>
+        <w:t xml:space="preserve"> (теплый, поддерживающий, без агрессивного маркетинга). Изображения должны быть оптимизированы по весу, но сохранять высокое визуальное качество.</w:t>
+      </w:r>
+    </w:p>
+    <w:p>
+      <w:pPr>
+        <w:rPr>
+          <w:rFonts w:ascii="Times New Roman" w:hAnsi="Times New Roman" w:cs="Times New Roman"/>
+          <w:sz w:val="28"/>
+          <w:szCs w:val="28"/>
+          <w:lang w:val="ru-RU"/>
+        </w:rPr>
+      </w:pPr>
+      <w:r>
+        <w:rPr>
+          <w:rFonts w:ascii="Times New Roman" w:hAnsi="Times New Roman" w:cs="Times New Roman"/>
+          <w:sz w:val="28"/>
+          <w:szCs w:val="28"/>
+          <w:lang w:val="ru-RU"/>
+        </w:rPr>
+        <w:br w:type="page"/>
+      </w:r>
+    </w:p>
+    <w:p>
+      <w:pPr>
+        <w:jc w:val="both"/>
+        <w:rPr>
+          <w:rFonts w:ascii="Times New Roman" w:hAnsi="Times New Roman" w:cs="Times New Roman"/>
+          <w:b/>
+          <w:sz w:val="28"/>
+          <w:szCs w:val="28"/>
+          <w:lang w:val="ru-RU"/>
+        </w:rPr>
+      </w:pPr>
       <w:bookmarkStart w:id="0" w:name="_GoBack"/>
-      <w:bookmarkEnd w:id="0"/>
-    </w:p>
-    <w:p>
-      <w:pPr>
-        <w:jc w:val="both"/>
-        <w:rPr>
-          <w:rFonts w:ascii="Times New Roman" w:hAnsi="Times New Roman" w:cs="Times New Roman"/>
-          <w:sz w:val="28"/>
-          <w:szCs w:val="28"/>
-          <w:lang w:val="ru-RU"/>
-        </w:rPr>
-      </w:pPr>
-      <w:r>
-        <w:rPr>
-          <w:rFonts w:ascii="Times New Roman" w:hAnsi="Times New Roman" w:cs="Times New Roman"/>
-          <w:sz w:val="28"/>
-          <w:szCs w:val="28"/>
-          <w:lang w:val="ru-RU"/>
-        </w:rPr>
-        <w:t>1.4 Бриф и техническое задание на разработку сайта......................................15</w:t>
-      </w:r>
-    </w:p>
-    <w:p>
-      <w:pPr>
-        <w:jc w:val="both"/>
-        <w:rPr>
-          <w:rFonts w:ascii="Times New Roman" w:hAnsi="Times New Roman" w:cs="Times New Roman"/>
-          <w:sz w:val="28"/>
-          <w:szCs w:val="28"/>
-          <w:lang w:val="ru-RU"/>
-        </w:rPr>
-      </w:pPr>
-      <w:r>
-        <w:rPr>
-          <w:rFonts w:ascii="Times New Roman" w:hAnsi="Times New Roman" w:cs="Times New Roman"/>
-          <w:sz w:val="28"/>
-          <w:szCs w:val="28"/>
-          <w:lang w:val="ru-RU"/>
-        </w:rPr>
-        <w:t>2 Проектирование сайта ............................................................................................26</w:t>
-      </w:r>
-    </w:p>
-    <w:p>
-      <w:pPr>
-        <w:jc w:val="both"/>
-        <w:rPr>
-          <w:rFonts w:ascii="Times New Roman" w:hAnsi="Times New Roman" w:cs="Times New Roman"/>
-          <w:sz w:val="28"/>
-          <w:szCs w:val="28"/>
-          <w:lang w:val="ru-RU"/>
-        </w:rPr>
-      </w:pPr>
-      <w:r>
-        <w:rPr>
-          <w:rFonts w:ascii="Times New Roman" w:hAnsi="Times New Roman" w:cs="Times New Roman"/>
-          <w:sz w:val="28"/>
-          <w:szCs w:val="28"/>
-          <w:lang w:val="ru-RU"/>
-        </w:rPr>
-        <w:t>2.1 Проектирование информационной структуры сайта .................................26</w:t>
-      </w:r>
-    </w:p>
-    <w:p>
-      <w:pPr>
-        <w:jc w:val="both"/>
-        <w:rPr>
-          <w:rFonts w:ascii="Times New Roman" w:hAnsi="Times New Roman" w:cs="Times New Roman"/>
-          <w:sz w:val="28"/>
-          <w:szCs w:val="28"/>
-          <w:lang w:val="ru-RU"/>
-        </w:rPr>
-      </w:pPr>
-      <w:r>
-        <w:rPr>
-          <w:rFonts w:ascii="Times New Roman" w:hAnsi="Times New Roman" w:cs="Times New Roman"/>
-          <w:sz w:val="28"/>
-          <w:szCs w:val="28"/>
-          <w:lang w:val="ru-RU"/>
-        </w:rPr>
-        <w:t>2.2 Разработка визуального стиля и дизайн-концепции..................................32</w:t>
-      </w:r>
-    </w:p>
-    <w:p>
-      <w:pPr>
-        <w:jc w:val="both"/>
-        <w:rPr>
-          <w:rFonts w:ascii="Times New Roman" w:hAnsi="Times New Roman" w:cs="Times New Roman"/>
-          <w:sz w:val="28"/>
-          <w:szCs w:val="28"/>
-          <w:lang w:val="ru-RU"/>
-        </w:rPr>
-      </w:pPr>
-      <w:r>
-        <w:rPr>
-          <w:rFonts w:ascii="Times New Roman" w:hAnsi="Times New Roman" w:cs="Times New Roman"/>
-          <w:sz w:val="28"/>
-          <w:szCs w:val="28"/>
-          <w:lang w:val="ru-RU"/>
-        </w:rPr>
-        <w:t>2.3 Проектирование пользовательского интерфейса .......................................33</w:t>
-      </w:r>
-    </w:p>
-    <w:p>
-      <w:pPr>
-        <w:jc w:val="both"/>
-        <w:rPr>
-          <w:rFonts w:ascii="Times New Roman" w:hAnsi="Times New Roman" w:cs="Times New Roman"/>
-          <w:sz w:val="28"/>
-          <w:szCs w:val="28"/>
-          <w:lang w:val="ru-RU"/>
-        </w:rPr>
-      </w:pPr>
-      <w:r>
-        <w:rPr>
-          <w:rFonts w:ascii="Times New Roman" w:hAnsi="Times New Roman" w:cs="Times New Roman"/>
-          <w:sz w:val="28"/>
-          <w:szCs w:val="28"/>
-          <w:lang w:val="ru-RU"/>
-        </w:rPr>
-        <w:t>2.4 Создание прототипов и макетов ключевых страниц .................................35</w:t>
-      </w:r>
-    </w:p>
-    <w:p>
-      <w:pPr>
-        <w:jc w:val="both"/>
-        <w:rPr>
-          <w:rFonts w:ascii="Times New Roman" w:hAnsi="Times New Roman" w:cs="Times New Roman"/>
-          <w:sz w:val="28"/>
-          <w:szCs w:val="28"/>
-          <w:lang w:val="ru-RU"/>
-        </w:rPr>
-      </w:pPr>
-      <w:r>
-        <w:rPr>
-          <w:rFonts w:ascii="Times New Roman" w:hAnsi="Times New Roman" w:cs="Times New Roman"/>
-          <w:sz w:val="28"/>
-          <w:szCs w:val="28"/>
-          <w:lang w:val="ru-RU"/>
-        </w:rPr>
-        <w:t>3 Разработка сайта......................................................................................................43</w:t>
-      </w:r>
-    </w:p>
-    <w:p>
-      <w:pPr>
-        <w:jc w:val="both"/>
-        <w:rPr>
-          <w:rFonts w:ascii="Times New Roman" w:hAnsi="Times New Roman" w:cs="Times New Roman"/>
-          <w:sz w:val="28"/>
-          <w:szCs w:val="28"/>
-          <w:lang w:val="ru-RU"/>
-        </w:rPr>
-      </w:pPr>
-      <w:r>
-        <w:rPr>
-          <w:rFonts w:ascii="Times New Roman" w:hAnsi="Times New Roman" w:cs="Times New Roman"/>
-          <w:sz w:val="28"/>
-          <w:szCs w:val="28"/>
-          <w:lang w:val="ru-RU"/>
-        </w:rPr>
-        <w:t>3.1 Выбор технологий для разработки сайта ....................................................43</w:t>
-      </w:r>
-    </w:p>
-    <w:p>
-      <w:pPr>
-        <w:jc w:val="both"/>
-        <w:rPr>
-          <w:rFonts w:ascii="Times New Roman" w:hAnsi="Times New Roman" w:cs="Times New Roman"/>
-          <w:sz w:val="28"/>
-          <w:szCs w:val="28"/>
-          <w:lang w:val="ru-RU"/>
-        </w:rPr>
-      </w:pPr>
-      <w:r>
-        <w:rPr>
-          <w:rFonts w:ascii="Times New Roman" w:hAnsi="Times New Roman" w:cs="Times New Roman"/>
-          <w:sz w:val="28"/>
-          <w:szCs w:val="28"/>
-          <w:lang w:val="ru-RU"/>
-        </w:rPr>
-        <w:t>3.2 Разработка базы данных ...............................................................................45</w:t>
-      </w:r>
-    </w:p>
-    <w:p>
-      <w:pPr>
-        <w:jc w:val="both"/>
-        <w:rPr>
-          <w:rFonts w:ascii="Times New Roman" w:hAnsi="Times New Roman" w:cs="Times New Roman"/>
-          <w:sz w:val="28"/>
-          <w:szCs w:val="28"/>
-          <w:lang w:val="ru-RU"/>
-        </w:rPr>
-      </w:pPr>
-      <w:r>
-        <w:rPr>
-          <w:rFonts w:ascii="Times New Roman" w:hAnsi="Times New Roman" w:cs="Times New Roman"/>
-          <w:sz w:val="28"/>
-          <w:szCs w:val="28"/>
-          <w:lang w:val="ru-RU"/>
-        </w:rPr>
-        <w:t>3.3 Разработка ключевых модулей системы .....................................................48</w:t>
-      </w:r>
-    </w:p>
-    <w:p>
-      <w:pPr>
-        <w:jc w:val="both"/>
-        <w:rPr>
-          <w:rFonts w:ascii="Times New Roman" w:hAnsi="Times New Roman" w:cs="Times New Roman"/>
-          <w:sz w:val="28"/>
-          <w:szCs w:val="28"/>
-          <w:lang w:val="ru-RU"/>
-        </w:rPr>
-      </w:pPr>
-      <w:r>
-        <w:rPr>
-          <w:rFonts w:ascii="Times New Roman" w:hAnsi="Times New Roman" w:cs="Times New Roman"/>
-          <w:sz w:val="28"/>
-          <w:szCs w:val="28"/>
-          <w:lang w:val="ru-RU"/>
-        </w:rPr>
-        <w:t>4 Тестирование сайта.................................................................................................52</w:t>
-      </w:r>
-    </w:p>
-    <w:p>
-      <w:pPr>
-        <w:jc w:val="both"/>
-        <w:rPr>
-          <w:rFonts w:ascii="Times New Roman" w:hAnsi="Times New Roman" w:cs="Times New Roman"/>
-          <w:sz w:val="28"/>
-          <w:szCs w:val="28"/>
-          <w:lang w:val="ru-RU"/>
-        </w:rPr>
-      </w:pPr>
-      <w:r>
-        <w:rPr>
-          <w:rFonts w:ascii="Times New Roman" w:hAnsi="Times New Roman" w:cs="Times New Roman"/>
-          <w:sz w:val="28"/>
-          <w:szCs w:val="28"/>
-          <w:lang w:val="ru-RU"/>
-        </w:rPr>
-        <w:t>4.1 Выбор методологии тестирования .................................................................52</w:t>
-      </w:r>
-    </w:p>
-    <w:p>
-      <w:pPr>
-        <w:jc w:val="both"/>
-        <w:rPr>
-          <w:rFonts w:ascii="Times New Roman" w:hAnsi="Times New Roman" w:cs="Times New Roman"/>
-          <w:sz w:val="28"/>
-          <w:szCs w:val="28"/>
-          <w:lang w:val="ru-RU"/>
-        </w:rPr>
-      </w:pPr>
-      <w:r>
-        <w:rPr>
-          <w:rFonts w:ascii="Times New Roman" w:hAnsi="Times New Roman" w:cs="Times New Roman"/>
-          <w:sz w:val="28"/>
-          <w:szCs w:val="28"/>
-          <w:lang w:val="ru-RU"/>
-        </w:rPr>
-        <w:t>4.2 Функциональное тестирование ......................................................................53</w:t>
-      </w:r>
-    </w:p>
-    <w:p>
-      <w:pPr>
-        <w:jc w:val="both"/>
-        <w:rPr>
-          <w:rFonts w:ascii="Times New Roman" w:hAnsi="Times New Roman" w:cs="Times New Roman"/>
-          <w:sz w:val="28"/>
-          <w:szCs w:val="28"/>
-          <w:lang w:val="ru-RU"/>
-        </w:rPr>
-      </w:pPr>
-      <w:r>
-        <w:rPr>
-          <w:rFonts w:ascii="Times New Roman" w:hAnsi="Times New Roman" w:cs="Times New Roman"/>
-          <w:sz w:val="28"/>
-          <w:szCs w:val="28"/>
-          <w:lang w:val="ru-RU"/>
-        </w:rPr>
-        <w:t>4.3 Конфигурационное тестирование ..................................................................55</w:t>
-      </w:r>
-    </w:p>
-    <w:p>
-      <w:pPr>
-        <w:jc w:val="both"/>
-        <w:rPr>
-          <w:rFonts w:ascii="Times New Roman" w:hAnsi="Times New Roman" w:cs="Times New Roman"/>
-          <w:sz w:val="28"/>
-          <w:szCs w:val="28"/>
-          <w:lang w:val="ru-RU"/>
-        </w:rPr>
-      </w:pPr>
-      <w:r>
-        <w:rPr>
-          <w:rFonts w:ascii="Times New Roman" w:hAnsi="Times New Roman" w:cs="Times New Roman"/>
-          <w:sz w:val="28"/>
-          <w:szCs w:val="28"/>
-          <w:lang w:val="ru-RU"/>
-        </w:rPr>
-        <w:t xml:space="preserve">4.4 Юзабилити-тестирование................................................................................56 </w:t>
-      </w:r>
-    </w:p>
-    <w:p>
-      <w:pPr>
-        <w:jc w:val="both"/>
-        <w:rPr>
-          <w:rFonts w:ascii="Times New Roman" w:hAnsi="Times New Roman" w:cs="Times New Roman"/>
-          <w:sz w:val="28"/>
-          <w:szCs w:val="28"/>
-          <w:lang w:val="ru-RU"/>
-        </w:rPr>
-      </w:pPr>
-      <w:r>
-        <w:rPr>
-          <w:rFonts w:ascii="Times New Roman" w:hAnsi="Times New Roman" w:cs="Times New Roman"/>
-          <w:sz w:val="28"/>
-          <w:szCs w:val="28"/>
-          <w:lang w:val="ru-RU"/>
-        </w:rPr>
-        <w:t>4.5 Анализ результатов тестирования .................................................................57</w:t>
-      </w:r>
-    </w:p>
-    <w:p>
-      <w:pPr>
-        <w:jc w:val="both"/>
-        <w:rPr>
-          <w:rFonts w:ascii="Times New Roman" w:hAnsi="Times New Roman" w:cs="Times New Roman"/>
-          <w:sz w:val="28"/>
-          <w:szCs w:val="28"/>
-          <w:lang w:val="ru-RU"/>
-        </w:rPr>
-      </w:pPr>
-      <w:r>
-        <w:rPr>
-          <w:rFonts w:ascii="Times New Roman" w:hAnsi="Times New Roman" w:cs="Times New Roman"/>
-          <w:sz w:val="28"/>
-          <w:szCs w:val="28"/>
-          <w:lang w:val="ru-RU"/>
-        </w:rPr>
-        <w:t>5 Позиционирование и продвижение сайта в сети Интернет................................58</w:t>
-      </w:r>
-    </w:p>
-    <w:p>
-      <w:pPr>
-        <w:jc w:val="both"/>
-        <w:rPr>
-          <w:rFonts w:ascii="Times New Roman" w:hAnsi="Times New Roman" w:cs="Times New Roman"/>
-          <w:sz w:val="28"/>
-          <w:szCs w:val="28"/>
-          <w:lang w:val="ru-RU"/>
-        </w:rPr>
-      </w:pPr>
-      <w:r>
-        <w:rPr>
-          <w:rFonts w:ascii="Times New Roman" w:hAnsi="Times New Roman" w:cs="Times New Roman"/>
-          <w:sz w:val="28"/>
-          <w:szCs w:val="28"/>
-          <w:lang w:val="ru-RU"/>
-        </w:rPr>
-        <w:t>5.1 Выбор и регистрация доменного имени......................................................58</w:t>
-      </w:r>
-    </w:p>
-    <w:p>
-      <w:pPr>
-        <w:jc w:val="both"/>
-        <w:rPr>
-          <w:rFonts w:ascii="Times New Roman" w:hAnsi="Times New Roman" w:cs="Times New Roman"/>
-          <w:sz w:val="28"/>
-          <w:szCs w:val="28"/>
-          <w:lang w:val="ru-RU"/>
-        </w:rPr>
-      </w:pPr>
-      <w:r>
-        <w:rPr>
-          <w:rFonts w:ascii="Times New Roman" w:hAnsi="Times New Roman" w:cs="Times New Roman"/>
-          <w:sz w:val="28"/>
-          <w:szCs w:val="28"/>
-          <w:lang w:val="ru-RU"/>
-        </w:rPr>
-        <w:t>5.2 Разработка базовой стратегии продвижения ..............................................59</w:t>
-      </w:r>
-    </w:p>
-    <w:p>
-      <w:pPr>
-        <w:jc w:val="both"/>
-        <w:rPr>
-          <w:rFonts w:ascii="Times New Roman" w:hAnsi="Times New Roman" w:cs="Times New Roman"/>
-          <w:sz w:val="28"/>
-          <w:szCs w:val="28"/>
-          <w:lang w:val="ru-RU"/>
-        </w:rPr>
-      </w:pPr>
-      <w:r>
-        <w:rPr>
-          <w:rFonts w:ascii="Times New Roman" w:hAnsi="Times New Roman" w:cs="Times New Roman"/>
-          <w:sz w:val="28"/>
-          <w:szCs w:val="28"/>
-          <w:lang w:val="ru-RU"/>
-        </w:rPr>
-        <w:t>Заключение .................................................................................................................61</w:t>
-      </w:r>
-    </w:p>
-    <w:p>
-      <w:pPr>
-        <w:jc w:val="both"/>
-        <w:rPr>
-          <w:rFonts w:ascii="Times New Roman" w:hAnsi="Times New Roman" w:cs="Times New Roman"/>
-          <w:sz w:val="28"/>
-          <w:szCs w:val="28"/>
-        </w:rPr>
-      </w:pPr>
-      <w:proofErr w:type="spellStart"/>
-      <w:r>
-        <w:rPr>
-          <w:rFonts w:ascii="Times New Roman" w:hAnsi="Times New Roman" w:cs="Times New Roman"/>
-          <w:sz w:val="28"/>
-          <w:szCs w:val="28"/>
-        </w:rPr>
-        <w:t>Список</w:t>
-      </w:r>
-      <w:proofErr w:type="spellEnd"/>
-      <w:r>
-        <w:rPr>
-          <w:rFonts w:ascii="Times New Roman" w:hAnsi="Times New Roman" w:cs="Times New Roman"/>
-          <w:sz w:val="28"/>
-          <w:szCs w:val="28"/>
-        </w:rPr>
-        <w:t xml:space="preserve"> </w:t>
-      </w:r>
-      <w:proofErr w:type="spellStart"/>
-      <w:r>
-        <w:rPr>
-          <w:rFonts w:ascii="Times New Roman" w:hAnsi="Times New Roman" w:cs="Times New Roman"/>
-          <w:sz w:val="28"/>
-          <w:szCs w:val="28"/>
-        </w:rPr>
-        <w:t>использованных</w:t>
-      </w:r>
-      <w:proofErr w:type="spellEnd"/>
-      <w:r>
-        <w:rPr>
-          <w:rFonts w:ascii="Times New Roman" w:hAnsi="Times New Roman" w:cs="Times New Roman"/>
-          <w:sz w:val="28"/>
-          <w:szCs w:val="28"/>
-        </w:rPr>
-        <w:t xml:space="preserve"> источников.......................................................................62</w:t>
-      </w:r>
-    </w:p>
-    <w:p>
-      <w:pPr>
-        <w:jc w:val="both"/>
-        <w:rPr>
-          <w:rFonts w:ascii="Times New Roman" w:hAnsi="Times New Roman" w:cs="Times New Roman"/>
-          <w:sz w:val="28"/>
-          <w:szCs w:val="28"/>
-        </w:rPr>
-      </w:pPr>
-      <w:proofErr w:type="spellStart"/>
-      <w:r>
-        <w:rPr>
-          <w:rFonts w:ascii="Times New Roman" w:hAnsi="Times New Roman" w:cs="Times New Roman"/>
-          <w:sz w:val="28"/>
-          <w:szCs w:val="28"/>
-        </w:rPr>
-        <w:t>Приложение</w:t>
-      </w:r>
-      <w:proofErr w:type="spellEnd"/>
-      <w:r>
-        <w:rPr>
-          <w:rFonts w:ascii="Times New Roman" w:hAnsi="Times New Roman" w:cs="Times New Roman"/>
-          <w:sz w:val="28"/>
-          <w:szCs w:val="28"/>
-        </w:rPr>
-        <w:t xml:space="preserve"> А. </w:t>
-      </w:r>
-      <w:proofErr w:type="spellStart"/>
-      <w:r>
-        <w:rPr>
-          <w:rFonts w:ascii="Times New Roman" w:hAnsi="Times New Roman" w:cs="Times New Roman"/>
-          <w:sz w:val="28"/>
-          <w:szCs w:val="28"/>
-        </w:rPr>
-        <w:t>Листинг</w:t>
-      </w:r>
-      <w:proofErr w:type="spellEnd"/>
-      <w:r>
-        <w:rPr>
-          <w:rFonts w:ascii="Times New Roman" w:hAnsi="Times New Roman" w:cs="Times New Roman"/>
-          <w:sz w:val="28"/>
-          <w:szCs w:val="28"/>
-        </w:rPr>
-        <w:t xml:space="preserve"> </w:t>
-      </w:r>
-      <w:proofErr w:type="spellStart"/>
-      <w:r>
-        <w:rPr>
-          <w:rFonts w:ascii="Times New Roman" w:hAnsi="Times New Roman" w:cs="Times New Roman"/>
-          <w:sz w:val="28"/>
-          <w:szCs w:val="28"/>
-        </w:rPr>
-        <w:t>кода</w:t>
-      </w:r>
-      <w:proofErr w:type="spellEnd"/>
-      <w:r>
-        <w:rPr>
-          <w:rFonts w:ascii="Times New Roman" w:hAnsi="Times New Roman" w:cs="Times New Roman"/>
-          <w:sz w:val="28"/>
-          <w:szCs w:val="28"/>
-        </w:rPr>
-        <w:t xml:space="preserve"> ...................................................................................63</w:t>
-      </w:r>
-    </w:p>
-    <w:p>
-      <w:pPr>
-        <w:jc w:val="both"/>
-        <w:rPr>
-          <w:rFonts w:ascii="Times New Roman" w:hAnsi="Times New Roman" w:cs="Times New Roman"/>
-          <w:sz w:val="28"/>
-          <w:szCs w:val="28"/>
-        </w:rPr>
-      </w:pPr>
-    </w:p>
-    <w:p>
-      <w:pPr>
-        <w:jc w:val="both"/>
-        <w:rPr>
-          <w:rFonts w:ascii="Times New Roman" w:hAnsi="Times New Roman" w:cs="Times New Roman"/>
-          <w:sz w:val="28"/>
-          <w:szCs w:val="28"/>
-          <w:lang w:val="ru-RU"/>
-        </w:rPr>
-      </w:pPr>
-      <w:r>
-        <w:rPr>
-          <w:rFonts w:ascii="Times New Roman" w:hAnsi="Times New Roman" w:cs="Times New Roman"/>
-          <w:sz w:val="28"/>
-          <w:szCs w:val="28"/>
-          <w:lang w:val="ru-RU"/>
-        </w:rPr>
-        <w:t>1 Анализ предметной области и составление технического задания</w:t>
-      </w:r>
-    </w:p>
-    <w:p>
-      <w:pPr>
-        <w:jc w:val="both"/>
-        <w:rPr>
-          <w:rFonts w:ascii="Times New Roman" w:hAnsi="Times New Roman" w:cs="Times New Roman"/>
-          <w:sz w:val="28"/>
-          <w:szCs w:val="28"/>
-          <w:lang w:val="ru-RU"/>
-        </w:rPr>
-      </w:pPr>
-      <w:r>
-        <w:rPr>
-          <w:rFonts w:ascii="Times New Roman" w:hAnsi="Times New Roman" w:cs="Times New Roman"/>
-          <w:sz w:val="28"/>
-          <w:szCs w:val="28"/>
-          <w:lang w:val="ru-RU"/>
-        </w:rPr>
-        <w:t>1.1 Определение целей и задач сайта</w:t>
-      </w:r>
+      <w:r>
+        <w:rPr>
+          <w:rFonts w:ascii="Times New Roman" w:hAnsi="Times New Roman" w:cs="Times New Roman"/>
+          <w:b/>
+          <w:sz w:val="28"/>
+          <w:szCs w:val="28"/>
+          <w:lang w:val="ru-RU"/>
+        </w:rPr>
+        <w:lastRenderedPageBreak/>
+        <w:t xml:space="preserve">2 Проектирование сайта </w:t>
+      </w:r>
+    </w:p>
+    <w:p>
+      <w:pPr>
+        <w:jc w:val="both"/>
+        <w:rPr>
+          <w:rFonts w:ascii="Times New Roman" w:hAnsi="Times New Roman" w:cs="Times New Roman"/>
+          <w:b/>
+          <w:sz w:val="28"/>
+          <w:szCs w:val="28"/>
+          <w:lang w:val="ru-RU"/>
+        </w:rPr>
+      </w:pPr>
+      <w:r>
+        <w:rPr>
+          <w:rFonts w:ascii="Times New Roman" w:hAnsi="Times New Roman" w:cs="Times New Roman"/>
+          <w:b/>
+          <w:sz w:val="28"/>
+          <w:szCs w:val="28"/>
+          <w:lang w:val="ru-RU"/>
+        </w:rPr>
+        <w:t xml:space="preserve">2.1 Проектирование информационной структуры сайта </w:t>
+      </w:r>
+    </w:p>
+    <w:p>
+      <w:pPr>
+        <w:jc w:val="both"/>
+        <w:rPr>
+          <w:rFonts w:ascii="Times New Roman" w:hAnsi="Times New Roman" w:cs="Times New Roman"/>
+          <w:b/>
+          <w:sz w:val="28"/>
+          <w:szCs w:val="28"/>
+          <w:lang w:val="ru-RU"/>
+        </w:rPr>
+      </w:pPr>
+      <w:r>
+        <w:rPr>
+          <w:rFonts w:ascii="Times New Roman" w:hAnsi="Times New Roman" w:cs="Times New Roman"/>
+          <w:b/>
+          <w:sz w:val="28"/>
+          <w:szCs w:val="28"/>
+          <w:lang w:val="ru-RU"/>
+        </w:rPr>
+        <w:t>2.2 Разработка визуального стиля и дизайн-концепции</w:t>
+      </w:r>
+    </w:p>
+    <w:p>
+      <w:pPr>
+        <w:jc w:val="both"/>
+        <w:rPr>
+          <w:rFonts w:ascii="Times New Roman" w:hAnsi="Times New Roman" w:cs="Times New Roman"/>
+          <w:b/>
+          <w:sz w:val="28"/>
+          <w:szCs w:val="28"/>
+          <w:lang w:val="ru-RU"/>
+        </w:rPr>
+      </w:pPr>
+      <w:r>
+        <w:rPr>
+          <w:rFonts w:ascii="Times New Roman" w:hAnsi="Times New Roman" w:cs="Times New Roman"/>
+          <w:b/>
+          <w:sz w:val="28"/>
+          <w:szCs w:val="28"/>
+          <w:lang w:val="ru-RU"/>
+        </w:rPr>
+        <w:t xml:space="preserve">2.3 Проектирование пользовательского интерфейса </w:t>
+      </w:r>
+    </w:p>
+    <w:p>
+      <w:pPr>
+        <w:jc w:val="both"/>
+        <w:rPr>
+          <w:rFonts w:ascii="Times New Roman" w:hAnsi="Times New Roman" w:cs="Times New Roman"/>
+          <w:b/>
+          <w:sz w:val="28"/>
+          <w:szCs w:val="28"/>
+          <w:lang w:val="ru-RU"/>
+        </w:rPr>
+      </w:pPr>
+      <w:r>
+        <w:rPr>
+          <w:rFonts w:ascii="Times New Roman" w:hAnsi="Times New Roman" w:cs="Times New Roman"/>
+          <w:b/>
+          <w:sz w:val="28"/>
+          <w:szCs w:val="28"/>
+          <w:lang w:val="ru-RU"/>
+        </w:rPr>
+        <w:t xml:space="preserve">2.4 Создание прототипов и макетов ключевых страниц </w:t>
+      </w:r>
+    </w:p>
+    <w:bookmarkEnd w:id="0"/>
+    <w:p>
+      <w:pPr>
+        <w:spacing w:after="0" w:line="360" w:lineRule="auto"/>
+        <w:ind w:firstLine="720"/>
+        <w:jc w:val="both"/>
+        <w:rPr>
+          <w:rFonts w:ascii="Times New Roman" w:hAnsi="Times New Roman" w:cs="Times New Roman"/>
+          <w:sz w:val="28"/>
+          <w:szCs w:val="28"/>
+          <w:lang w:val="ru-RU"/>
+        </w:rPr>
+      </w:pPr>
     </w:p>
     <w:sectPr>
       <w:pgSz w:w="12240" w:h="15840"/>
@@ -1403,6 +8945,311 @@
     </w:sectPr>
   </w:body>
 </w:document>
+</file>
+
+<file path=word/numbering.xml><?xml version="1.0" encoding="utf-8"?>
+<w:numbering xmlns:wpc="http://schemas.microsoft.com/office/word/2010/wordprocessingCanvas" xmlns:cx="http://schemas.microsoft.com/office/drawing/2014/chartex" xmlns:mc="http://schemas.openxmlformats.org/markup-compatibility/2006" xmlns:o="urn:schemas-microsoft-com:office:office" xmlns:r="http://schemas.openxmlformats.org/officeDocument/2006/relationships" xmlns:m="http://schemas.openxmlformats.org/officeDocument/2006/math" xmlns:v="urn:schemas-microsoft-com:vml" xmlns:wp14="http://schemas.microsoft.com/office/word/2010/wordprocessingDrawing" xmlns:wp="http://schemas.openxmlformats.org/drawingml/2006/wordprocessingDrawing" xmlns:w10="urn:schemas-microsoft-com:office:word" xmlns:w="http://schemas.openxmlformats.org/wordprocessingml/2006/main" xmlns:w14="http://schemas.microsoft.com/office/word/2010/wordml" xmlns:w15="http://schemas.microsoft.com/office/word/2012/wordml" xmlns:w16se="http://schemas.microsoft.com/office/word/2015/wordml/symex" xmlns:wpg="http://schemas.microsoft.com/office/word/2010/wordprocessingGroup" xmlns:wpi="http://schemas.microsoft.com/office/word/2010/wordprocessingInk" xmlns:wne="http://schemas.microsoft.com/office/word/2006/wordml" xmlns:wps="http://schemas.microsoft.com/office/word/2010/wordprocessingShape" mc:Ignorable="w14 w15 w16se wp14">
+  <w:abstractNum w:abstractNumId="0" w15:restartNumberingAfterBreak="0">
+    <w:nsid w:val="4D8F1B1A"/>
+    <w:multiLevelType w:val="multilevel"/>
+    <w:tmpl w:val="A94EBDCA"/>
+    <w:lvl w:ilvl="0">
+      <w:start w:val="1"/>
+      <w:numFmt w:val="decimal"/>
+      <w:lvlText w:val="%1"/>
+      <w:lvlJc w:val="left"/>
+      <w:pPr>
+        <w:ind w:left="420" w:hanging="420"/>
+      </w:pPr>
+      <w:rPr>
+        <w:rFonts w:hint="default"/>
+      </w:rPr>
+    </w:lvl>
+    <w:lvl w:ilvl="1">
+      <w:start w:val="1"/>
+      <w:numFmt w:val="decimal"/>
+      <w:lvlText w:val="%1.%2"/>
+      <w:lvlJc w:val="left"/>
+      <w:pPr>
+        <w:ind w:left="420" w:hanging="420"/>
+      </w:pPr>
+      <w:rPr>
+        <w:rFonts w:hint="default"/>
+      </w:rPr>
+    </w:lvl>
+    <w:lvl w:ilvl="2">
+      <w:start w:val="1"/>
+      <w:numFmt w:val="decimal"/>
+      <w:lvlText w:val="%1.%2.%3"/>
+      <w:lvlJc w:val="left"/>
+      <w:pPr>
+        <w:ind w:left="720" w:hanging="720"/>
+      </w:pPr>
+      <w:rPr>
+        <w:rFonts w:hint="default"/>
+      </w:rPr>
+    </w:lvl>
+    <w:lvl w:ilvl="3">
+      <w:start w:val="1"/>
+      <w:numFmt w:val="decimal"/>
+      <w:lvlText w:val="%1.%2.%3.%4"/>
+      <w:lvlJc w:val="left"/>
+      <w:pPr>
+        <w:ind w:left="1080" w:hanging="1080"/>
+      </w:pPr>
+      <w:rPr>
+        <w:rFonts w:hint="default"/>
+      </w:rPr>
+    </w:lvl>
+    <w:lvl w:ilvl="4">
+      <w:start w:val="1"/>
+      <w:numFmt w:val="decimal"/>
+      <w:lvlText w:val="%1.%2.%3.%4.%5"/>
+      <w:lvlJc w:val="left"/>
+      <w:pPr>
+        <w:ind w:left="1080" w:hanging="1080"/>
+      </w:pPr>
+      <w:rPr>
+        <w:rFonts w:hint="default"/>
+      </w:rPr>
+    </w:lvl>
+    <w:lvl w:ilvl="5">
+      <w:start w:val="1"/>
+      <w:numFmt w:val="decimal"/>
+      <w:lvlText w:val="%1.%2.%3.%4.%5.%6"/>
+      <w:lvlJc w:val="left"/>
+      <w:pPr>
+        <w:ind w:left="1440" w:hanging="1440"/>
+      </w:pPr>
+      <w:rPr>
+        <w:rFonts w:hint="default"/>
+      </w:rPr>
+    </w:lvl>
+    <w:lvl w:ilvl="6">
+      <w:start w:val="1"/>
+      <w:numFmt w:val="decimal"/>
+      <w:lvlText w:val="%1.%2.%3.%4.%5.%6.%7"/>
+      <w:lvlJc w:val="left"/>
+      <w:pPr>
+        <w:ind w:left="1440" w:hanging="1440"/>
+      </w:pPr>
+      <w:rPr>
+        <w:rFonts w:hint="default"/>
+      </w:rPr>
+    </w:lvl>
+    <w:lvl w:ilvl="7">
+      <w:start w:val="1"/>
+      <w:numFmt w:val="decimal"/>
+      <w:lvlText w:val="%1.%2.%3.%4.%5.%6.%7.%8"/>
+      <w:lvlJc w:val="left"/>
+      <w:pPr>
+        <w:ind w:left="1800" w:hanging="1800"/>
+      </w:pPr>
+      <w:rPr>
+        <w:rFonts w:hint="default"/>
+      </w:rPr>
+    </w:lvl>
+    <w:lvl w:ilvl="8">
+      <w:start w:val="1"/>
+      <w:numFmt w:val="decimal"/>
+      <w:lvlText w:val="%1.%2.%3.%4.%5.%6.%7.%8.%9"/>
+      <w:lvlJc w:val="left"/>
+      <w:pPr>
+        <w:ind w:left="2160" w:hanging="2160"/>
+      </w:pPr>
+      <w:rPr>
+        <w:rFonts w:hint="default"/>
+      </w:rPr>
+    </w:lvl>
+  </w:abstractNum>
+  <w:abstractNum w:abstractNumId="1" w15:restartNumberingAfterBreak="0">
+    <w:nsid w:val="58AB51CA"/>
+    <w:multiLevelType w:val="hybridMultilevel"/>
+    <w:tmpl w:val="CB8AE2D2"/>
+    <w:lvl w:ilvl="0" w:tplc="A68CDACE">
+      <w:start w:val="1"/>
+      <w:numFmt w:val="decimal"/>
+      <w:lvlText w:val="%1"/>
+      <w:lvlJc w:val="left"/>
+      <w:pPr>
+        <w:ind w:left="1080" w:hanging="360"/>
+      </w:pPr>
+      <w:rPr>
+        <w:rFonts w:hint="default"/>
+      </w:rPr>
+    </w:lvl>
+    <w:lvl w:ilvl="1" w:tplc="04090019" w:tentative="1">
+      <w:start w:val="1"/>
+      <w:numFmt w:val="lowerLetter"/>
+      <w:lvlText w:val="%2."/>
+      <w:lvlJc w:val="left"/>
+      <w:pPr>
+        <w:ind w:left="1800" w:hanging="360"/>
+      </w:pPr>
+    </w:lvl>
+    <w:lvl w:ilvl="2" w:tplc="0409001B" w:tentative="1">
+      <w:start w:val="1"/>
+      <w:numFmt w:val="lowerRoman"/>
+      <w:lvlText w:val="%3."/>
+      <w:lvlJc w:val="right"/>
+      <w:pPr>
+        <w:ind w:left="2520" w:hanging="180"/>
+      </w:pPr>
+    </w:lvl>
+    <w:lvl w:ilvl="3" w:tplc="0409000F" w:tentative="1">
+      <w:start w:val="1"/>
+      <w:numFmt w:val="decimal"/>
+      <w:lvlText w:val="%4."/>
+      <w:lvlJc w:val="left"/>
+      <w:pPr>
+        <w:ind w:left="3240" w:hanging="360"/>
+      </w:pPr>
+    </w:lvl>
+    <w:lvl w:ilvl="4" w:tplc="04090019" w:tentative="1">
+      <w:start w:val="1"/>
+      <w:numFmt w:val="lowerLetter"/>
+      <w:lvlText w:val="%5."/>
+      <w:lvlJc w:val="left"/>
+      <w:pPr>
+        <w:ind w:left="3960" w:hanging="360"/>
+      </w:pPr>
+    </w:lvl>
+    <w:lvl w:ilvl="5" w:tplc="0409001B" w:tentative="1">
+      <w:start w:val="1"/>
+      <w:numFmt w:val="lowerRoman"/>
+      <w:lvlText w:val="%6."/>
+      <w:lvlJc w:val="right"/>
+      <w:pPr>
+        <w:ind w:left="4680" w:hanging="180"/>
+      </w:pPr>
+    </w:lvl>
+    <w:lvl w:ilvl="6" w:tplc="0409000F" w:tentative="1">
+      <w:start w:val="1"/>
+      <w:numFmt w:val="decimal"/>
+      <w:lvlText w:val="%7."/>
+      <w:lvlJc w:val="left"/>
+      <w:pPr>
+        <w:ind w:left="5400" w:hanging="360"/>
+      </w:pPr>
+    </w:lvl>
+    <w:lvl w:ilvl="7" w:tplc="04090019" w:tentative="1">
+      <w:start w:val="1"/>
+      <w:numFmt w:val="lowerLetter"/>
+      <w:lvlText w:val="%8."/>
+      <w:lvlJc w:val="left"/>
+      <w:pPr>
+        <w:ind w:left="6120" w:hanging="360"/>
+      </w:pPr>
+    </w:lvl>
+    <w:lvl w:ilvl="8" w:tplc="0409001B" w:tentative="1">
+      <w:start w:val="1"/>
+      <w:numFmt w:val="lowerRoman"/>
+      <w:lvlText w:val="%9."/>
+      <w:lvlJc w:val="right"/>
+      <w:pPr>
+        <w:ind w:left="6840" w:hanging="180"/>
+      </w:pPr>
+    </w:lvl>
+  </w:abstractNum>
+  <w:abstractNum w:abstractNumId="2" w15:restartNumberingAfterBreak="0">
+    <w:nsid w:val="75713D57"/>
+    <w:multiLevelType w:val="hybridMultilevel"/>
+    <w:tmpl w:val="AB2AD65E"/>
+    <w:lvl w:ilvl="0" w:tplc="0409000F">
+      <w:start w:val="1"/>
+      <w:numFmt w:val="decimal"/>
+      <w:lvlText w:val="%1."/>
+      <w:lvlJc w:val="left"/>
+      <w:pPr>
+        <w:ind w:left="720" w:hanging="360"/>
+      </w:pPr>
+      <w:rPr>
+        <w:rFonts w:hint="default"/>
+      </w:rPr>
+    </w:lvl>
+    <w:lvl w:ilvl="1" w:tplc="04090019" w:tentative="1">
+      <w:start w:val="1"/>
+      <w:numFmt w:val="lowerLetter"/>
+      <w:lvlText w:val="%2."/>
+      <w:lvlJc w:val="left"/>
+      <w:pPr>
+        <w:ind w:left="1440" w:hanging="360"/>
+      </w:pPr>
+    </w:lvl>
+    <w:lvl w:ilvl="2" w:tplc="0409001B" w:tentative="1">
+      <w:start w:val="1"/>
+      <w:numFmt w:val="lowerRoman"/>
+      <w:lvlText w:val="%3."/>
+      <w:lvlJc w:val="right"/>
+      <w:pPr>
+        <w:ind w:left="2160" w:hanging="180"/>
+      </w:pPr>
+    </w:lvl>
+    <w:lvl w:ilvl="3" w:tplc="0409000F" w:tentative="1">
+      <w:start w:val="1"/>
+      <w:numFmt w:val="decimal"/>
+      <w:lvlText w:val="%4."/>
+      <w:lvlJc w:val="left"/>
+      <w:pPr>
+        <w:ind w:left="2880" w:hanging="360"/>
+      </w:pPr>
+    </w:lvl>
+    <w:lvl w:ilvl="4" w:tplc="04090019" w:tentative="1">
+      <w:start w:val="1"/>
+      <w:numFmt w:val="lowerLetter"/>
+      <w:lvlText w:val="%5."/>
+      <w:lvlJc w:val="left"/>
+      <w:pPr>
+        <w:ind w:left="3600" w:hanging="360"/>
+      </w:pPr>
+    </w:lvl>
+    <w:lvl w:ilvl="5" w:tplc="0409001B" w:tentative="1">
+      <w:start w:val="1"/>
+      <w:numFmt w:val="lowerRoman"/>
+      <w:lvlText w:val="%6."/>
+      <w:lvlJc w:val="right"/>
+      <w:pPr>
+        <w:ind w:left="4320" w:hanging="180"/>
+      </w:pPr>
+    </w:lvl>
+    <w:lvl w:ilvl="6" w:tplc="0409000F" w:tentative="1">
+      <w:start w:val="1"/>
+      <w:numFmt w:val="decimal"/>
+      <w:lvlText w:val="%7."/>
+      <w:lvlJc w:val="left"/>
+      <w:pPr>
+        <w:ind w:left="5040" w:hanging="360"/>
+      </w:pPr>
+    </w:lvl>
+    <w:lvl w:ilvl="7" w:tplc="04090019" w:tentative="1">
+      <w:start w:val="1"/>
+      <w:numFmt w:val="lowerLetter"/>
+      <w:lvlText w:val="%8."/>
+      <w:lvlJc w:val="left"/>
+      <w:pPr>
+        <w:ind w:left="5760" w:hanging="360"/>
+      </w:pPr>
+    </w:lvl>
+    <w:lvl w:ilvl="8" w:tplc="0409001B" w:tentative="1">
+      <w:start w:val="1"/>
+      <w:numFmt w:val="lowerRoman"/>
+      <w:lvlText w:val="%9."/>
+      <w:lvlJc w:val="right"/>
+      <w:pPr>
+        <w:ind w:left="6480" w:hanging="180"/>
+      </w:pPr>
+    </w:lvl>
+  </w:abstractNum>
+  <w:num w:numId="1">
+    <w:abstractNumId w:val="0"/>
+  </w:num>
+  <w:num w:numId="2">
+    <w:abstractNumId w:val="1"/>
+  </w:num>
+  <w:num w:numId="3">
+    <w:abstractNumId w:val="2"/>
+  </w:num>
+</w:numbering>
 </file>
 
 <file path=word/styles.xml><?xml version="1.0" encoding="utf-8"?>
@@ -1826,6 +9673,36 @@
     <w:semiHidden/>
     <w:unhideWhenUsed/>
   </w:style>
+  <w:style w:type="paragraph" w:styleId="a3">
+    <w:name w:val="List Paragraph"/>
+    <w:basedOn w:val="a"/>
+    <w:uiPriority w:val="34"/>
+    <w:qFormat/>
+    <w:rsid w:val="004D1B0B"/>
+    <w:pPr>
+      <w:ind w:left="720"/>
+      <w:contextualSpacing/>
+    </w:pPr>
+  </w:style>
+  <w:style w:type="table" w:styleId="a4">
+    <w:name w:val="Table Grid"/>
+    <w:basedOn w:val="a1"/>
+    <w:uiPriority w:val="39"/>
+    <w:rsid w:val="004A0903"/>
+    <w:pPr>
+      <w:spacing w:after="0" w:line="240" w:lineRule="auto"/>
+    </w:pPr>
+    <w:tblPr>
+      <w:tblBorders>
+        <w:top w:val="single" w:sz="4" w:space="0" w:color="auto"/>
+        <w:left w:val="single" w:sz="4" w:space="0" w:color="auto"/>
+        <w:bottom w:val="single" w:sz="4" w:space="0" w:color="auto"/>
+        <w:right w:val="single" w:sz="4" w:space="0" w:color="auto"/>
+        <w:insideH w:val="single" w:sz="4" w:space="0" w:color="auto"/>
+        <w:insideV w:val="single" w:sz="4" w:space="0" w:color="auto"/>
+      </w:tblBorders>
+    </w:tblPr>
+  </w:style>
 </w:styles>
 </file>
 
